--- a/ЛР_БД ИГ.docx
+++ b/ЛР_БД ИГ.docx
@@ -16,6 +16,15 @@
           <w:lang w:val="ru-RU" w:eastAsia="zh-CN"/>
         </w:rPr>
       </w:pPr>
+      <w:r>
+        <w:rPr>
+          <w:rFonts w:cs="Arial Unicode MS"/>
+          <w:color w:val="000000"/>
+          <w:sz w:val="28"/>
+          <w:szCs w:val="28"/>
+          <w:lang w:val="ru-RU" w:eastAsia="zh-CN"/>
+        </w:rPr>
+      </w:r>
       <w:r>
         <w:rPr>
           <w:rFonts w:cs="Arial Unicode MS"/>
@@ -67,6 +76,15 @@
           <w:lang w:val="ru-RU" w:eastAsia="zh-CN"/>
         </w:rPr>
       </w:r>
+      <w:r>
+        <w:rPr>
+          <w:rFonts w:cs="Arial Unicode MS"/>
+          <w:color w:val="000000"/>
+          <w:sz w:val="28"/>
+          <w:szCs w:val="28"/>
+          <w:lang w:val="ru-RU" w:eastAsia="zh-CN"/>
+        </w:rPr>
+      </w:r>
     </w:p>
     <w:p>
       <w:pPr>
@@ -82,6 +100,15 @@
           <w:lang w:val="ru-RU" w:eastAsia="zh-CN"/>
         </w:rPr>
       </w:pPr>
+      <w:r>
+        <w:rPr>
+          <w:rFonts w:cs="Arial Unicode MS"/>
+          <w:color w:val="000000"/>
+          <w:sz w:val="28"/>
+          <w:szCs w:val="28"/>
+          <w:lang w:val="ru-RU" w:eastAsia="zh-CN"/>
+        </w:rPr>
+      </w:r>
       <w:r>
         <w:rPr>
           <w:rFonts w:cs="Arial Unicode MS"/>
@@ -133,6 +160,15 @@
           <w:lang w:val="ru-RU" w:eastAsia="zh-CN"/>
         </w:rPr>
       </w:r>
+      <w:r>
+        <w:rPr>
+          <w:rFonts w:cs="Arial Unicode MS"/>
+          <w:color w:val="000000"/>
+          <w:sz w:val="28"/>
+          <w:szCs w:val="28"/>
+          <w:lang w:val="ru-RU" w:eastAsia="zh-CN"/>
+        </w:rPr>
+      </w:r>
     </w:p>
     <w:p>
       <w:pPr>
@@ -148,6 +184,15 @@
           <w:lang w:val="ru-RU" w:eastAsia="zh-CN"/>
         </w:rPr>
       </w:pPr>
+      <w:r>
+        <w:rPr>
+          <w:rFonts w:cs="Arial Unicode MS"/>
+          <w:color w:val="000000"/>
+          <w:sz w:val="28"/>
+          <w:szCs w:val="28"/>
+          <w:lang w:val="ru-RU" w:eastAsia="zh-CN"/>
+        </w:rPr>
+      </w:r>
       <w:r>
         <w:rPr>
           <w:rFonts w:cs="Arial Unicode MS"/>
@@ -199,6 +244,15 @@
           <w:lang w:val="ru-RU" w:eastAsia="zh-CN"/>
         </w:rPr>
       </w:r>
+      <w:r>
+        <w:rPr>
+          <w:rFonts w:cs="Arial Unicode MS"/>
+          <w:color w:val="000000"/>
+          <w:sz w:val="28"/>
+          <w:szCs w:val="28"/>
+          <w:lang w:val="ru-RU" w:eastAsia="zh-CN"/>
+        </w:rPr>
+      </w:r>
     </w:p>
     <w:p>
       <w:pPr>
@@ -214,6 +268,15 @@
           <w:lang w:val="ru-RU" w:eastAsia="zh-CN"/>
         </w:rPr>
       </w:pPr>
+      <w:r>
+        <w:rPr>
+          <w:rFonts w:cs="Arial Unicode MS"/>
+          <w:color w:val="000000"/>
+          <w:sz w:val="28"/>
+          <w:szCs w:val="28"/>
+          <w:lang w:val="ru-RU" w:eastAsia="zh-CN"/>
+        </w:rPr>
+      </w:r>
       <w:r>
         <w:rPr>
           <w:rFonts w:cs="Arial Unicode MS"/>
@@ -265,12 +328,7 @@
           <w:lang w:val="ru-RU" w:eastAsia="zh-CN"/>
         </w:rPr>
       </w:r>
-    </w:p>
-    <w:p>
-      <w:pPr>
-        <w:pBdr/>
-        <w:spacing/>
-        <w:ind/>
+      <w:r>
         <w:rPr>
           <w:rFonts w:cs="Arial Unicode MS"/>
           <w:color w:val="000000"/>
@@ -278,7 +336,30 @@
           <w:szCs w:val="28"/>
           <w:lang w:val="ru-RU" w:eastAsia="zh-CN"/>
         </w:rPr>
-      </w:pPr>
+      </w:r>
+    </w:p>
+    <w:p>
+      <w:pPr>
+        <w:pBdr/>
+        <w:spacing/>
+        <w:ind/>
+        <w:rPr>
+          <w:rFonts w:cs="Arial Unicode MS"/>
+          <w:color w:val="000000"/>
+          <w:sz w:val="28"/>
+          <w:szCs w:val="28"/>
+          <w:lang w:val="ru-RU" w:eastAsia="zh-CN"/>
+        </w:rPr>
+      </w:pPr>
+      <w:r>
+        <w:rPr>
+          <w:rFonts w:cs="Arial Unicode MS"/>
+          <w:color w:val="000000"/>
+          <w:sz w:val="28"/>
+          <w:szCs w:val="28"/>
+          <w:lang w:val="ru-RU" w:eastAsia="zh-CN"/>
+        </w:rPr>
+      </w:r>
       <w:r>
         <w:rPr>
           <w:rFonts w:cs="Arial Unicode MS"/>
@@ -330,6 +411,15 @@
           <w:lang w:val="ru-RU" w:eastAsia="zh-CN"/>
         </w:rPr>
       </w:r>
+      <w:r>
+        <w:rPr>
+          <w:rFonts w:cs="Arial Unicode MS"/>
+          <w:color w:val="000000"/>
+          <w:sz w:val="28"/>
+          <w:szCs w:val="28"/>
+          <w:lang w:val="ru-RU" w:eastAsia="zh-CN"/>
+        </w:rPr>
+      </w:r>
     </w:p>
     <w:p>
       <w:pPr>
@@ -345,6 +435,15 @@
           <w:lang w:val="ru-RU" w:eastAsia="zh-CN"/>
         </w:rPr>
       </w:pPr>
+      <w:r>
+        <w:rPr>
+          <w:rFonts w:cs="Arial Unicode MS"/>
+          <w:color w:val="000000"/>
+          <w:sz w:val="28"/>
+          <w:szCs w:val="28"/>
+          <w:lang w:val="ru-RU" w:eastAsia="zh-CN"/>
+        </w:rPr>
+      </w:r>
       <w:r>
         <w:rPr>
           <w:rFonts w:cs="Arial Unicode MS"/>
@@ -378,6 +477,15 @@
           <w:lang w:val="ru-RU" w:eastAsia="zh-CN"/>
         </w:rPr>
       </w:pPr>
+      <w:r>
+        <w:rPr>
+          <w:rFonts w:cs="Arial Unicode MS"/>
+          <w:color w:val="000000"/>
+          <w:sz w:val="28"/>
+          <w:szCs w:val="28"/>
+          <w:lang w:val="ru-RU" w:eastAsia="zh-CN"/>
+        </w:rPr>
+      </w:r>
       <w:r>
         <w:rPr>
           <w:rFonts w:cs="Arial Unicode MS"/>
@@ -448,316 +556,11 @@
           <w:lang w:val="ru-RU" w:eastAsia="zh-CN"/>
         </w:rPr>
       </w:r>
-    </w:p>
-    <w:p>
-      <w:pPr>
-        <w:pBdr/>
-        <w:spacing/>
-        <w:ind/>
-        <w:jc w:val="center"/>
-        <w:rPr>
-          <w:rFonts w:cs="Arial Unicode MS"/>
-          <w:color w:val="000000"/>
-          <w:sz w:val="28"/>
-          <w:szCs w:val="28"/>
-          <w:lang w:val="ru-RU" w:eastAsia="zh-CN"/>
-        </w:rPr>
-      </w:pPr>
-      <w:r>
-        <w:rPr>
-          <w:rFonts w:cs="Arial Unicode MS"/>
-          <w:color w:val="000000"/>
-          <w:sz w:val="28"/>
-          <w:szCs w:val="28"/>
-          <w:lang w:val="ru-RU" w:eastAsia="zh-CN"/>
-        </w:rPr>
-      </w:r>
-      <w:r>
-        <w:rPr>
-          <w:rFonts w:cs="Arial Unicode MS"/>
-          <w:color w:val="000000"/>
-          <w:sz w:val="28"/>
-          <w:szCs w:val="28"/>
-          <w:lang w:val="ru-RU" w:eastAsia="zh-CN"/>
-        </w:rPr>
-      </w:r>
-    </w:p>
-    <w:p>
-      <w:pPr>
-        <w:pBdr/>
-        <w:spacing/>
-        <w:ind/>
-        <w:jc w:val="center"/>
-        <w:rPr>
-          <w:rFonts w:cs="Arial Unicode MS"/>
-          <w:color w:val="000000"/>
-          <w:sz w:val="28"/>
-          <w:szCs w:val="28"/>
-          <w:lang w:val="ru-RU" w:eastAsia="zh-CN"/>
-        </w:rPr>
-      </w:pPr>
-      <w:r>
-        <w:rPr>
-          <w:rFonts w:cs="Arial Unicode MS"/>
-          <w:color w:val="000000"/>
-          <w:sz w:val="28"/>
-          <w:szCs w:val="28"/>
-          <w:lang w:val="ru-RU" w:eastAsia="zh-CN"/>
-        </w:rPr>
-        <w:t xml:space="preserve">Выполнение проекта </w:t>
-      </w:r>
-      <w:bookmarkStart w:id="0" w:name="_Hlk216735035"/>
-      <w:r>
-        <w:rPr>
-          <w:rFonts w:cs="Arial Unicode MS"/>
-          <w:color w:val="000000"/>
-          <w:sz w:val="28"/>
-          <w:szCs w:val="28"/>
-          <w:lang w:val="ru-RU" w:eastAsia="zh-CN"/>
-        </w:rPr>
-        <w:t xml:space="preserve">«Информационная система планирования городских мероприятий и событий»</w:t>
-      </w:r>
-      <w:bookmarkEnd w:id="0"/>
-      <w:r/>
-      <w:r>
-        <w:rPr>
-          <w:rFonts w:cs="Arial Unicode MS"/>
-          <w:color w:val="000000"/>
-          <w:sz w:val="28"/>
-          <w:szCs w:val="28"/>
-          <w:lang w:val="ru-RU" w:eastAsia="zh-CN"/>
-        </w:rPr>
-      </w:r>
-    </w:p>
-    <w:p>
-      <w:pPr>
-        <w:pBdr/>
-        <w:spacing/>
-        <w:ind/>
-        <w:jc w:val="center"/>
-        <w:rPr>
-          <w:rFonts w:cs="Arial Unicode MS"/>
-          <w:b/>
-          <w:bCs/>
-          <w:color w:val="000000"/>
-          <w:sz w:val="28"/>
-          <w:szCs w:val="28"/>
-          <w:lang w:val="ru-RU" w:eastAsia="zh-CN"/>
-        </w:rPr>
-      </w:pPr>
       <w:r>
         <w:rPr>
           <w:rFonts w:cs="Arial Unicode MS"/>
           <w:b/>
           <w:bCs/>
-          <w:color w:val="000000"/>
-          <w:sz w:val="28"/>
-          <w:szCs w:val="28"/>
-          <w:lang w:val="ru-RU" w:eastAsia="zh-CN"/>
-        </w:rPr>
-      </w:r>
-      <w:r>
-        <w:rPr>
-          <w:rFonts w:cs="Arial Unicode MS"/>
-          <w:b/>
-          <w:bCs/>
-          <w:color w:val="000000"/>
-          <w:sz w:val="28"/>
-          <w:szCs w:val="28"/>
-          <w:lang w:val="ru-RU" w:eastAsia="zh-CN"/>
-        </w:rPr>
-      </w:r>
-    </w:p>
-    <w:p>
-      <w:pPr>
-        <w:pBdr/>
-        <w:spacing/>
-        <w:ind/>
-        <w:jc w:val="center"/>
-        <w:rPr>
-          <w:rFonts w:cs="Arial Unicode MS"/>
-          <w:color w:val="000000"/>
-          <w:sz w:val="28"/>
-          <w:szCs w:val="28"/>
-          <w:lang w:val="ru-RU" w:eastAsia="zh-CN"/>
-        </w:rPr>
-      </w:pPr>
-      <w:r>
-        <w:rPr>
-          <w:rFonts w:cs="Arial Unicode MS"/>
-          <w:color w:val="000000"/>
-          <w:sz w:val="28"/>
-          <w:szCs w:val="28"/>
-          <w:lang w:val="ru-RU" w:eastAsia="zh-CN"/>
-        </w:rPr>
-      </w:r>
-      <w:r>
-        <w:rPr>
-          <w:rFonts w:cs="Arial Unicode MS"/>
-          <w:color w:val="000000"/>
-          <w:sz w:val="28"/>
-          <w:szCs w:val="28"/>
-          <w:lang w:val="ru-RU" w:eastAsia="zh-CN"/>
-        </w:rPr>
-      </w:r>
-    </w:p>
-    <w:p>
-      <w:pPr>
-        <w:pBdr/>
-        <w:spacing/>
-        <w:ind/>
-        <w:jc w:val="center"/>
-        <w:rPr>
-          <w:rFonts w:cs="Arial Unicode MS"/>
-          <w:color w:val="000000"/>
-          <w:sz w:val="28"/>
-          <w:szCs w:val="28"/>
-          <w:lang w:val="ru-RU" w:eastAsia="zh-CN"/>
-        </w:rPr>
-      </w:pPr>
-      <w:r>
-        <w:rPr>
-          <w:rFonts w:cs="Arial Unicode MS"/>
-          <w:color w:val="000000"/>
-          <w:sz w:val="28"/>
-          <w:szCs w:val="28"/>
-          <w:lang w:val="ru-RU" w:eastAsia="zh-CN"/>
-        </w:rPr>
-      </w:r>
-      <w:r>
-        <w:rPr>
-          <w:rFonts w:cs="Arial Unicode MS"/>
-          <w:color w:val="000000"/>
-          <w:sz w:val="28"/>
-          <w:szCs w:val="28"/>
-          <w:lang w:val="ru-RU" w:eastAsia="zh-CN"/>
-        </w:rPr>
-      </w:r>
-    </w:p>
-    <w:p>
-      <w:pPr>
-        <w:pBdr/>
-        <w:spacing/>
-        <w:ind/>
-        <w:rPr>
-          <w:rFonts w:cs="Arial Unicode MS"/>
-          <w:color w:val="000000"/>
-          <w:sz w:val="28"/>
-          <w:szCs w:val="28"/>
-          <w:lang w:val="ru-RU" w:eastAsia="zh-CN"/>
-        </w:rPr>
-      </w:pPr>
-      <w:r>
-        <w:rPr>
-          <w:rFonts w:cs="Arial Unicode MS"/>
-          <w:color w:val="000000"/>
-          <w:sz w:val="28"/>
-          <w:szCs w:val="28"/>
-          <w:lang w:val="ru-RU" w:eastAsia="zh-CN"/>
-        </w:rPr>
-      </w:r>
-      <w:r>
-        <w:rPr>
-          <w:rFonts w:cs="Arial Unicode MS"/>
-          <w:color w:val="000000"/>
-          <w:sz w:val="28"/>
-          <w:szCs w:val="28"/>
-          <w:lang w:val="ru-RU" w:eastAsia="zh-CN"/>
-        </w:rPr>
-      </w:r>
-    </w:p>
-    <w:p>
-      <w:pPr>
-        <w:pBdr/>
-        <w:spacing/>
-        <w:ind/>
-        <w:jc w:val="center"/>
-        <w:rPr>
-          <w:rFonts w:cs="Arial Unicode MS"/>
-          <w:color w:val="000000"/>
-          <w:sz w:val="28"/>
-          <w:szCs w:val="28"/>
-          <w:lang w:val="ru-RU" w:eastAsia="zh-CN"/>
-        </w:rPr>
-      </w:pPr>
-      <w:r>
-        <w:rPr>
-          <w:rFonts w:cs="Arial Unicode MS"/>
-          <w:color w:val="000000"/>
-          <w:sz w:val="28"/>
-          <w:szCs w:val="28"/>
-          <w:lang w:val="ru-RU" w:eastAsia="zh-CN"/>
-        </w:rPr>
-      </w:r>
-      <w:r>
-        <w:rPr>
-          <w:rFonts w:cs="Arial Unicode MS"/>
-          <w:color w:val="000000"/>
-          <w:sz w:val="28"/>
-          <w:szCs w:val="28"/>
-          <w:lang w:val="ru-RU" w:eastAsia="zh-CN"/>
-        </w:rPr>
-      </w:r>
-    </w:p>
-    <w:p>
-      <w:pPr>
-        <w:pBdr/>
-        <w:spacing/>
-        <w:ind/>
-        <w:jc w:val="center"/>
-        <w:rPr>
-          <w:rFonts w:cs="Arial Unicode MS"/>
-          <w:color w:val="000000"/>
-          <w:sz w:val="28"/>
-          <w:szCs w:val="28"/>
-          <w:lang w:val="ru-RU" w:eastAsia="zh-CN"/>
-        </w:rPr>
-      </w:pPr>
-      <w:r>
-        <w:rPr>
-          <w:rFonts w:cs="Arial Unicode MS"/>
-          <w:color w:val="000000"/>
-          <w:sz w:val="28"/>
-          <w:szCs w:val="28"/>
-          <w:lang w:val="ru-RU" w:eastAsia="zh-CN"/>
-        </w:rPr>
-      </w:r>
-      <w:r>
-        <w:rPr>
-          <w:rFonts w:cs="Arial Unicode MS"/>
-          <w:color w:val="000000"/>
-          <w:sz w:val="28"/>
-          <w:szCs w:val="28"/>
-          <w:lang w:val="ru-RU" w:eastAsia="zh-CN"/>
-        </w:rPr>
-      </w:r>
-    </w:p>
-    <w:p>
-      <w:pPr>
-        <w:pBdr/>
-        <w:spacing/>
-        <w:ind/>
-        <w:jc w:val="center"/>
-        <w:rPr>
-          <w:rFonts w:cs="Arial Unicode MS"/>
-          <w:color w:val="000000"/>
-          <w:sz w:val="28"/>
-          <w:szCs w:val="28"/>
-          <w:lang w:val="ru-RU" w:eastAsia="zh-CN"/>
-        </w:rPr>
-      </w:pPr>
-      <w:r>
-        <w:rPr>
-          <w:rFonts w:cs="Arial Unicode MS"/>
-          <w:color w:val="000000"/>
-          <w:sz w:val="28"/>
-          <w:szCs w:val="28"/>
-          <w:lang w:val="ru-RU" w:eastAsia="zh-CN"/>
-        </w:rPr>
-      </w:r>
-      <w:r>
-        <w:rPr>
-          <w:rFonts w:cs="Arial Unicode MS"/>
           <w:color w:val="000000"/>
           <w:sz w:val="28"/>
           <w:szCs w:val="28"/>
@@ -829,7 +632,20 @@
           <w:szCs w:val="28"/>
           <w:lang w:val="ru-RU" w:eastAsia="zh-CN"/>
         </w:rPr>
+        <w:t xml:space="preserve">Выполнение проекта </w:t>
       </w:r>
+      <w:bookmarkStart w:id="0" w:name="_Hlk216735035"/>
+      <w:r>
+        <w:rPr>
+          <w:rFonts w:cs="Arial Unicode MS"/>
+          <w:color w:val="000000"/>
+          <w:sz w:val="28"/>
+          <w:szCs w:val="28"/>
+          <w:lang w:val="ru-RU" w:eastAsia="zh-CN"/>
+        </w:rPr>
+        <w:t xml:space="preserve">«Информационная система планирования городских мероприятий и событий»</w:t>
+      </w:r>
+      <w:bookmarkEnd w:id="0"/>
       <w:r>
         <w:rPr>
           <w:rFonts w:cs="Arial Unicode MS"/>
@@ -842,6 +658,56 @@
       <w:r>
         <w:rPr>
           <w:rFonts w:cs="Arial Unicode MS"/>
+          <w:color w:val="000000"/>
+          <w:sz w:val="28"/>
+          <w:szCs w:val="28"/>
+          <w:lang w:val="ru-RU" w:eastAsia="zh-CN"/>
+        </w:rPr>
+      </w:r>
+    </w:p>
+    <w:p>
+      <w:pPr>
+        <w:pBdr/>
+        <w:spacing/>
+        <w:ind/>
+        <w:jc w:val="center"/>
+        <w:rPr>
+          <w:rFonts w:cs="Arial Unicode MS"/>
+          <w:b/>
+          <w:bCs/>
+          <w:color w:val="000000"/>
+          <w:sz w:val="28"/>
+          <w:szCs w:val="28"/>
+          <w:lang w:val="ru-RU" w:eastAsia="zh-CN"/>
+        </w:rPr>
+      </w:pPr>
+      <w:r>
+        <w:rPr>
+          <w:rFonts w:cs="Arial Unicode MS"/>
+          <w:b/>
+          <w:bCs/>
+          <w:color w:val="000000"/>
+          <w:sz w:val="28"/>
+          <w:szCs w:val="28"/>
+          <w:lang w:val="ru-RU" w:eastAsia="zh-CN"/>
+        </w:rPr>
+      </w:r>
+      <w:r>
+        <w:rPr>
+          <w:rFonts w:cs="Arial Unicode MS"/>
+          <w:b/>
+          <w:bCs/>
+          <w:color w:val="000000"/>
+          <w:sz w:val="28"/>
+          <w:szCs w:val="28"/>
+          <w:lang w:val="ru-RU" w:eastAsia="zh-CN"/>
+        </w:rPr>
+      </w:r>
+      <w:r>
+        <w:rPr>
+          <w:rFonts w:cs="Arial Unicode MS"/>
+          <w:b/>
+          <w:bCs/>
           <w:color w:val="000000"/>
           <w:sz w:val="28"/>
           <w:szCs w:val="28"/>
@@ -938,7 +804,6 @@
         <w:pBdr/>
         <w:spacing/>
         <w:ind/>
-        <w:jc w:val="center"/>
         <w:rPr>
           <w:rFonts w:cs="Arial Unicode MS"/>
           <w:color w:val="000000"/>
@@ -980,7 +845,7 @@
         <w:pBdr/>
         <w:spacing/>
         <w:ind/>
-        <w:jc w:val="left"/>
+        <w:jc w:val="center"/>
         <w:rPr>
           <w:rFonts w:cs="Arial Unicode MS"/>
           <w:color w:val="000000"/>
@@ -989,6 +854,15 @@
           <w:lang w:val="ru-RU" w:eastAsia="zh-CN"/>
         </w:rPr>
       </w:pPr>
+      <w:r>
+        <w:rPr>
+          <w:rFonts w:cs="Arial Unicode MS"/>
+          <w:color w:val="000000"/>
+          <w:sz w:val="28"/>
+          <w:szCs w:val="28"/>
+          <w:lang w:val="ru-RU" w:eastAsia="zh-CN"/>
+        </w:rPr>
+      </w:r>
       <w:r>
         <w:rPr>
           <w:rFonts w:cs="Arial Unicode MS"/>
@@ -1013,6 +887,7 @@
         <w:pBdr/>
         <w:spacing/>
         <w:ind/>
+        <w:jc w:val="center"/>
         <w:rPr>
           <w:rFonts w:cs="Arial Unicode MS"/>
           <w:color w:val="000000"/>
@@ -1021,6 +896,15 @@
           <w:lang w:val="ru-RU" w:eastAsia="zh-CN"/>
         </w:rPr>
       </w:pPr>
+      <w:r>
+        <w:rPr>
+          <w:rFonts w:cs="Arial Unicode MS"/>
+          <w:color w:val="000000"/>
+          <w:sz w:val="28"/>
+          <w:szCs w:val="28"/>
+          <w:lang w:val="ru-RU" w:eastAsia="zh-CN"/>
+        </w:rPr>
+      </w:r>
       <w:r>
         <w:rPr>
           <w:rFonts w:cs="Arial Unicode MS"/>
@@ -1072,13 +956,7 @@
           <w:lang w:val="ru-RU" w:eastAsia="zh-CN"/>
         </w:rPr>
       </w:r>
-    </w:p>
-    <w:p>
-      <w:pPr>
-        <w:pBdr/>
-        <w:spacing/>
-        <w:ind/>
-        <w:jc w:val="right"/>
+      <w:r>
         <w:rPr>
           <w:rFonts w:cs="Arial Unicode MS"/>
           <w:color w:val="000000"/>
@@ -1086,7 +964,31 @@
           <w:szCs w:val="28"/>
           <w:lang w:val="ru-RU" w:eastAsia="zh-CN"/>
         </w:rPr>
-      </w:pPr>
+      </w:r>
+    </w:p>
+    <w:p>
+      <w:pPr>
+        <w:pBdr/>
+        <w:spacing/>
+        <w:ind/>
+        <w:jc w:val="center"/>
+        <w:rPr>
+          <w:rFonts w:cs="Arial Unicode MS"/>
+          <w:color w:val="000000"/>
+          <w:sz w:val="28"/>
+          <w:szCs w:val="28"/>
+          <w:lang w:val="ru-RU" w:eastAsia="zh-CN"/>
+        </w:rPr>
+      </w:pPr>
+      <w:r>
+        <w:rPr>
+          <w:rFonts w:cs="Arial Unicode MS"/>
+          <w:color w:val="000000"/>
+          <w:sz w:val="28"/>
+          <w:szCs w:val="28"/>
+          <w:lang w:val="ru-RU" w:eastAsia="zh-CN"/>
+        </w:rPr>
+      </w:r>
       <w:r>
         <w:rPr>
           <w:rFonts w:cs="Arial Unicode MS"/>
@@ -1111,6 +1013,341 @@
         <w:pBdr/>
         <w:spacing/>
         <w:ind/>
+        <w:jc w:val="center"/>
+        <w:rPr>
+          <w:rFonts w:cs="Arial Unicode MS"/>
+          <w:color w:val="000000"/>
+          <w:sz w:val="28"/>
+          <w:szCs w:val="28"/>
+          <w:lang w:val="ru-RU" w:eastAsia="zh-CN"/>
+        </w:rPr>
+      </w:pPr>
+      <w:r>
+        <w:rPr>
+          <w:rFonts w:cs="Arial Unicode MS"/>
+          <w:color w:val="000000"/>
+          <w:sz w:val="28"/>
+          <w:szCs w:val="28"/>
+          <w:lang w:val="ru-RU" w:eastAsia="zh-CN"/>
+        </w:rPr>
+      </w:r>
+      <w:r>
+        <w:rPr>
+          <w:rFonts w:cs="Arial Unicode MS"/>
+          <w:color w:val="000000"/>
+          <w:sz w:val="28"/>
+          <w:szCs w:val="28"/>
+          <w:lang w:val="ru-RU" w:eastAsia="zh-CN"/>
+        </w:rPr>
+      </w:r>
+      <w:r>
+        <w:rPr>
+          <w:rFonts w:cs="Arial Unicode MS"/>
+          <w:color w:val="000000"/>
+          <w:sz w:val="28"/>
+          <w:szCs w:val="28"/>
+          <w:lang w:val="ru-RU" w:eastAsia="zh-CN"/>
+        </w:rPr>
+      </w:r>
+    </w:p>
+    <w:p>
+      <w:pPr>
+        <w:pBdr/>
+        <w:spacing/>
+        <w:ind/>
+        <w:jc w:val="center"/>
+        <w:rPr>
+          <w:rFonts w:cs="Arial Unicode MS"/>
+          <w:color w:val="000000"/>
+          <w:sz w:val="28"/>
+          <w:szCs w:val="28"/>
+          <w:lang w:val="ru-RU" w:eastAsia="zh-CN"/>
+        </w:rPr>
+      </w:pPr>
+      <w:r>
+        <w:rPr>
+          <w:rFonts w:cs="Arial Unicode MS"/>
+          <w:color w:val="000000"/>
+          <w:sz w:val="28"/>
+          <w:szCs w:val="28"/>
+          <w:lang w:val="ru-RU" w:eastAsia="zh-CN"/>
+        </w:rPr>
+      </w:r>
+      <w:r>
+        <w:rPr>
+          <w:rFonts w:cs="Arial Unicode MS"/>
+          <w:color w:val="000000"/>
+          <w:sz w:val="28"/>
+          <w:szCs w:val="28"/>
+          <w:lang w:val="ru-RU" w:eastAsia="zh-CN"/>
+        </w:rPr>
+      </w:r>
+      <w:r>
+        <w:rPr>
+          <w:rFonts w:cs="Arial Unicode MS"/>
+          <w:color w:val="000000"/>
+          <w:sz w:val="28"/>
+          <w:szCs w:val="28"/>
+          <w:lang w:val="ru-RU" w:eastAsia="zh-CN"/>
+        </w:rPr>
+      </w:r>
+    </w:p>
+    <w:p>
+      <w:pPr>
+        <w:pBdr/>
+        <w:spacing/>
+        <w:ind/>
+        <w:jc w:val="center"/>
+        <w:rPr>
+          <w:rFonts w:cs="Arial Unicode MS"/>
+          <w:color w:val="000000"/>
+          <w:sz w:val="28"/>
+          <w:szCs w:val="28"/>
+          <w:lang w:val="ru-RU" w:eastAsia="zh-CN"/>
+        </w:rPr>
+      </w:pPr>
+      <w:r>
+        <w:rPr>
+          <w:rFonts w:cs="Arial Unicode MS"/>
+          <w:color w:val="000000"/>
+          <w:sz w:val="28"/>
+          <w:szCs w:val="28"/>
+          <w:lang w:val="ru-RU" w:eastAsia="zh-CN"/>
+        </w:rPr>
+      </w:r>
+      <w:r>
+        <w:rPr>
+          <w:rFonts w:cs="Arial Unicode MS"/>
+          <w:color w:val="000000"/>
+          <w:sz w:val="28"/>
+          <w:szCs w:val="28"/>
+          <w:lang w:val="ru-RU" w:eastAsia="zh-CN"/>
+        </w:rPr>
+      </w:r>
+      <w:r>
+        <w:rPr>
+          <w:rFonts w:cs="Arial Unicode MS"/>
+          <w:color w:val="000000"/>
+          <w:sz w:val="28"/>
+          <w:szCs w:val="28"/>
+          <w:lang w:val="ru-RU" w:eastAsia="zh-CN"/>
+        </w:rPr>
+      </w:r>
+    </w:p>
+    <w:p>
+      <w:pPr>
+        <w:pBdr/>
+        <w:spacing/>
+        <w:ind/>
+        <w:jc w:val="center"/>
+        <w:rPr>
+          <w:rFonts w:cs="Arial Unicode MS"/>
+          <w:color w:val="000000"/>
+          <w:sz w:val="28"/>
+          <w:szCs w:val="28"/>
+          <w:lang w:val="ru-RU" w:eastAsia="zh-CN"/>
+        </w:rPr>
+      </w:pPr>
+      <w:r>
+        <w:rPr>
+          <w:rFonts w:cs="Arial Unicode MS"/>
+          <w:color w:val="000000"/>
+          <w:sz w:val="28"/>
+          <w:szCs w:val="28"/>
+          <w:lang w:val="ru-RU" w:eastAsia="zh-CN"/>
+        </w:rPr>
+      </w:r>
+      <w:r>
+        <w:rPr>
+          <w:rFonts w:cs="Arial Unicode MS"/>
+          <w:color w:val="000000"/>
+          <w:sz w:val="28"/>
+          <w:szCs w:val="28"/>
+          <w:lang w:val="ru-RU" w:eastAsia="zh-CN"/>
+        </w:rPr>
+      </w:r>
+      <w:r>
+        <w:rPr>
+          <w:rFonts w:cs="Arial Unicode MS"/>
+          <w:color w:val="000000"/>
+          <w:sz w:val="28"/>
+          <w:szCs w:val="28"/>
+          <w:lang w:val="ru-RU" w:eastAsia="zh-CN"/>
+        </w:rPr>
+      </w:r>
+    </w:p>
+    <w:p>
+      <w:pPr>
+        <w:pBdr/>
+        <w:spacing/>
+        <w:ind/>
+        <w:jc w:val="left"/>
+        <w:rPr>
+          <w:rFonts w:cs="Arial Unicode MS"/>
+          <w:color w:val="000000"/>
+          <w:sz w:val="28"/>
+          <w:szCs w:val="28"/>
+          <w:lang w:val="ru-RU" w:eastAsia="zh-CN"/>
+        </w:rPr>
+      </w:pPr>
+      <w:r>
+        <w:rPr>
+          <w:rFonts w:cs="Arial Unicode MS"/>
+          <w:color w:val="000000"/>
+          <w:sz w:val="28"/>
+          <w:szCs w:val="28"/>
+          <w:lang w:val="ru-RU" w:eastAsia="zh-CN"/>
+        </w:rPr>
+      </w:r>
+      <w:r>
+        <w:rPr>
+          <w:rFonts w:cs="Arial Unicode MS"/>
+          <w:color w:val="000000"/>
+          <w:sz w:val="28"/>
+          <w:szCs w:val="28"/>
+          <w:lang w:val="ru-RU" w:eastAsia="zh-CN"/>
+        </w:rPr>
+      </w:r>
+      <w:r>
+        <w:rPr>
+          <w:rFonts w:cs="Arial Unicode MS"/>
+          <w:color w:val="000000"/>
+          <w:sz w:val="28"/>
+          <w:szCs w:val="28"/>
+          <w:lang w:val="ru-RU" w:eastAsia="zh-CN"/>
+        </w:rPr>
+      </w:r>
+    </w:p>
+    <w:p>
+      <w:pPr>
+        <w:pBdr/>
+        <w:spacing/>
+        <w:ind/>
+        <w:rPr>
+          <w:rFonts w:cs="Arial Unicode MS"/>
+          <w:color w:val="000000"/>
+          <w:sz w:val="28"/>
+          <w:szCs w:val="28"/>
+          <w:lang w:val="ru-RU" w:eastAsia="zh-CN"/>
+        </w:rPr>
+      </w:pPr>
+      <w:r>
+        <w:rPr>
+          <w:rFonts w:cs="Arial Unicode MS"/>
+          <w:color w:val="000000"/>
+          <w:sz w:val="28"/>
+          <w:szCs w:val="28"/>
+          <w:lang w:val="ru-RU" w:eastAsia="zh-CN"/>
+        </w:rPr>
+      </w:r>
+      <w:r>
+        <w:rPr>
+          <w:rFonts w:cs="Arial Unicode MS"/>
+          <w:color w:val="000000"/>
+          <w:sz w:val="28"/>
+          <w:szCs w:val="28"/>
+          <w:lang w:val="ru-RU" w:eastAsia="zh-CN"/>
+        </w:rPr>
+      </w:r>
+      <w:r>
+        <w:rPr>
+          <w:rFonts w:cs="Arial Unicode MS"/>
+          <w:color w:val="000000"/>
+          <w:sz w:val="28"/>
+          <w:szCs w:val="28"/>
+          <w:lang w:val="ru-RU" w:eastAsia="zh-CN"/>
+        </w:rPr>
+      </w:r>
+    </w:p>
+    <w:p>
+      <w:pPr>
+        <w:pBdr/>
+        <w:spacing/>
+        <w:ind/>
+        <w:jc w:val="center"/>
+        <w:rPr>
+          <w:rFonts w:cs="Arial Unicode MS"/>
+          <w:color w:val="000000"/>
+          <w:sz w:val="28"/>
+          <w:szCs w:val="28"/>
+          <w:lang w:val="ru-RU" w:eastAsia="zh-CN"/>
+        </w:rPr>
+      </w:pPr>
+      <w:r>
+        <w:rPr>
+          <w:rFonts w:cs="Arial Unicode MS"/>
+          <w:color w:val="000000"/>
+          <w:sz w:val="28"/>
+          <w:szCs w:val="28"/>
+          <w:lang w:val="ru-RU" w:eastAsia="zh-CN"/>
+        </w:rPr>
+      </w:r>
+      <w:r>
+        <w:rPr>
+          <w:rFonts w:cs="Arial Unicode MS"/>
+          <w:color w:val="000000"/>
+          <w:sz w:val="28"/>
+          <w:szCs w:val="28"/>
+          <w:lang w:val="ru-RU" w:eastAsia="zh-CN"/>
+        </w:rPr>
+      </w:r>
+      <w:r>
+        <w:rPr>
+          <w:rFonts w:cs="Arial Unicode MS"/>
+          <w:color w:val="000000"/>
+          <w:sz w:val="28"/>
+          <w:szCs w:val="28"/>
+          <w:lang w:val="ru-RU" w:eastAsia="zh-CN"/>
+        </w:rPr>
+      </w:r>
+    </w:p>
+    <w:p>
+      <w:pPr>
+        <w:pBdr/>
+        <w:spacing/>
+        <w:ind/>
+        <w:jc w:val="right"/>
+        <w:rPr>
+          <w:rFonts w:cs="Arial Unicode MS"/>
+          <w:color w:val="000000"/>
+          <w:sz w:val="28"/>
+          <w:szCs w:val="28"/>
+          <w:lang w:val="ru-RU" w:eastAsia="zh-CN"/>
+        </w:rPr>
+      </w:pPr>
+      <w:r>
+        <w:rPr>
+          <w:rFonts w:cs="Arial Unicode MS"/>
+          <w:color w:val="000000"/>
+          <w:sz w:val="28"/>
+          <w:szCs w:val="28"/>
+          <w:lang w:val="ru-RU" w:eastAsia="zh-CN"/>
+        </w:rPr>
+      </w:r>
+      <w:r>
+        <w:rPr>
+          <w:rFonts w:cs="Arial Unicode MS"/>
+          <w:color w:val="000000"/>
+          <w:sz w:val="28"/>
+          <w:szCs w:val="28"/>
+          <w:lang w:val="ru-RU" w:eastAsia="zh-CN"/>
+        </w:rPr>
+      </w:r>
+      <w:r>
+        <w:rPr>
+          <w:rFonts w:cs="Arial Unicode MS"/>
+          <w:color w:val="000000"/>
+          <w:sz w:val="28"/>
+          <w:szCs w:val="28"/>
+          <w:lang w:val="ru-RU" w:eastAsia="zh-CN"/>
+        </w:rPr>
+      </w:r>
+    </w:p>
+    <w:p>
+      <w:pPr>
+        <w:pBdr/>
+        <w:spacing/>
+        <w:ind/>
         <w:jc w:val="right"/>
         <w:rPr>
           <w:rFonts w:cs="Arial Unicode MS"/>
@@ -1139,6 +1376,15 @@
           <w:lang w:val="ru-RU" w:eastAsia="zh-CN"/>
         </w:rPr>
       </w:r>
+      <w:r>
+        <w:rPr>
+          <w:rFonts w:cs="Arial Unicode MS"/>
+          <w:color w:val="000000"/>
+          <w:sz w:val="28"/>
+          <w:szCs w:val="28"/>
+          <w:lang w:val="ru-RU" w:eastAsia="zh-CN"/>
+        </w:rPr>
+      </w:r>
     </w:p>
     <w:p>
       <w:pPr>
@@ -1173,6 +1419,15 @@
           <w:lang w:val="ru-RU" w:eastAsia="zh-CN"/>
         </w:rPr>
       </w:r>
+      <w:r>
+        <w:rPr>
+          <w:rFonts w:cs="Arial Unicode MS"/>
+          <w:color w:val="000000"/>
+          <w:sz w:val="28"/>
+          <w:szCs w:val="28"/>
+          <w:lang w:val="ru-RU" w:eastAsia="zh-CN"/>
+        </w:rPr>
+      </w:r>
     </w:p>
     <w:p>
       <w:pPr>
@@ -1197,6 +1452,15 @@
           <w:lang w:val="ru-RU" w:eastAsia="zh-CN"/>
         </w:rPr>
         <w:t xml:space="preserve">группы 251-3210</w:t>
+      </w:r>
+      <w:r>
+        <w:rPr>
+          <w:rFonts w:cs="Arial Unicode MS"/>
+          <w:color w:val="000000"/>
+          <w:sz w:val="28"/>
+          <w:szCs w:val="28"/>
+          <w:lang w:val="ru-RU" w:eastAsia="zh-CN"/>
+        </w:rPr>
       </w:r>
       <w:r>
         <w:rPr>
@@ -1250,31 +1514,6 @@
           <w:lang w:val="ru-RU" w:eastAsia="zh-CN"/>
         </w:rPr>
       </w:r>
-    </w:p>
-    <w:p>
-      <w:pPr>
-        <w:pBdr/>
-        <w:spacing/>
-        <w:ind/>
-        <w:jc w:val="right"/>
-        <w:rPr>
-          <w:rFonts w:cs="Arial Unicode MS"/>
-          <w:color w:val="000000"/>
-          <w:sz w:val="28"/>
-          <w:szCs w:val="28"/>
-          <w:lang w:val="ru-RU" w:eastAsia="zh-CN"/>
-        </w:rPr>
-      </w:pPr>
-      <w:r>
-        <w:rPr>
-          <w:rFonts w:cs="Arial Unicode MS"/>
-          <w:color w:val="000000"/>
-          <w:sz w:val="28"/>
-          <w:szCs w:val="28"/>
-          <w:lang w:val="ru-RU" w:eastAsia="zh-CN"/>
-        </w:rPr>
-        <w:t xml:space="preserve">Исматов Жамиль</w:t>
-      </w:r>
       <w:r>
         <w:rPr>
           <w:rFonts w:cs="Arial Unicode MS"/>
@@ -1299,6 +1538,16 @@
           <w:lang w:val="ru-RU" w:eastAsia="zh-CN"/>
         </w:rPr>
       </w:pPr>
+      <w:r>
+        <w:rPr>
+          <w:rFonts w:cs="Arial Unicode MS"/>
+          <w:color w:val="000000"/>
+          <w:sz w:val="28"/>
+          <w:szCs w:val="28"/>
+          <w:lang w:val="ru-RU" w:eastAsia="zh-CN"/>
+        </w:rPr>
+        <w:t xml:space="preserve">Исматов Жамиль</w:t>
+      </w:r>
       <w:r>
         <w:rPr>
           <w:rFonts w:cs="Arial Unicode MS"/>
@@ -1350,31 +1599,6 @@
           <w:lang w:val="ru-RU" w:eastAsia="zh-CN"/>
         </w:rPr>
       </w:r>
-    </w:p>
-    <w:p>
-      <w:pPr>
-        <w:pBdr/>
-        <w:spacing/>
-        <w:ind/>
-        <w:jc w:val="right"/>
-        <w:rPr>
-          <w:rFonts w:cs="Arial Unicode MS"/>
-          <w:color w:val="000000"/>
-          <w:sz w:val="28"/>
-          <w:szCs w:val="28"/>
-          <w:lang w:val="ru-RU" w:eastAsia="zh-CN"/>
-        </w:rPr>
-      </w:pPr>
-      <w:r>
-        <w:rPr>
-          <w:rFonts w:cs="Arial Unicode MS"/>
-          <w:color w:val="000000"/>
-          <w:sz w:val="28"/>
-          <w:szCs w:val="28"/>
-          <w:lang w:val="ru-RU" w:eastAsia="zh-CN"/>
-        </w:rPr>
-        <w:t xml:space="preserve">Проверил:</w:t>
-      </w:r>
       <w:r>
         <w:rPr>
           <w:rFonts w:cs="Arial Unicode MS"/>
@@ -1407,32 +1631,7 @@
           <w:szCs w:val="28"/>
           <w:lang w:val="ru-RU" w:eastAsia="zh-CN"/>
         </w:rPr>
-        <w:t xml:space="preserve">______________Красникова И. Н.</w:t>
       </w:r>
-      <w:r>
-        <w:rPr>
-          <w:rFonts w:cs="Arial Unicode MS"/>
-          <w:color w:val="000000"/>
-          <w:sz w:val="28"/>
-          <w:szCs w:val="28"/>
-          <w:lang w:val="ru-RU" w:eastAsia="zh-CN"/>
-        </w:rPr>
-      </w:r>
-    </w:p>
-    <w:p>
-      <w:pPr>
-        <w:pBdr/>
-        <w:spacing/>
-        <w:ind/>
-        <w:jc w:val="right"/>
-        <w:rPr>
-          <w:rFonts w:cs="Arial Unicode MS"/>
-          <w:color w:val="000000"/>
-          <w:sz w:val="28"/>
-          <w:szCs w:val="28"/>
-          <w:lang w:val="ru-RU" w:eastAsia="zh-CN"/>
-        </w:rPr>
-      </w:pPr>
       <w:r>
         <w:rPr>
           <w:rFonts w:cs="Arial Unicode MS"/>
@@ -1474,31 +1673,8 @@
           <w:szCs w:val="28"/>
           <w:lang w:val="ru-RU" w:eastAsia="zh-CN"/>
         </w:rPr>
+        <w:t xml:space="preserve">Проверил:</w:t>
       </w:r>
-      <w:r>
-        <w:rPr>
-          <w:rFonts w:cs="Arial Unicode MS"/>
-          <w:color w:val="000000"/>
-          <w:sz w:val="28"/>
-          <w:szCs w:val="28"/>
-          <w:lang w:val="ru-RU" w:eastAsia="zh-CN"/>
-        </w:rPr>
-      </w:r>
-    </w:p>
-    <w:p>
-      <w:pPr>
-        <w:pBdr/>
-        <w:spacing/>
-        <w:ind/>
-        <w:jc w:val="right"/>
-        <w:rPr>
-          <w:rFonts w:cs="Arial Unicode MS"/>
-          <w:color w:val="000000"/>
-          <w:sz w:val="28"/>
-          <w:szCs w:val="28"/>
-          <w:lang w:val="ru-RU" w:eastAsia="zh-CN"/>
-        </w:rPr>
-      </w:pPr>
       <w:r>
         <w:rPr>
           <w:rFonts w:cs="Arial Unicode MS"/>
@@ -1523,6 +1699,175 @@
         <w:pBdr/>
         <w:spacing/>
         <w:ind/>
+        <w:jc w:val="right"/>
+        <w:rPr>
+          <w:rFonts w:cs="Arial Unicode MS"/>
+          <w:color w:val="000000"/>
+          <w:sz w:val="28"/>
+          <w:szCs w:val="28"/>
+          <w:lang w:val="ru-RU" w:eastAsia="zh-CN"/>
+        </w:rPr>
+      </w:pPr>
+      <w:r>
+        <w:rPr>
+          <w:rFonts w:cs="Arial Unicode MS"/>
+          <w:color w:val="000000"/>
+          <w:sz w:val="28"/>
+          <w:szCs w:val="28"/>
+          <w:lang w:val="ru-RU" w:eastAsia="zh-CN"/>
+        </w:rPr>
+        <w:t xml:space="preserve">______________Красникова И. Н.</w:t>
+      </w:r>
+      <w:r>
+        <w:rPr>
+          <w:rFonts w:cs="Arial Unicode MS"/>
+          <w:color w:val="000000"/>
+          <w:sz w:val="28"/>
+          <w:szCs w:val="28"/>
+          <w:lang w:val="ru-RU" w:eastAsia="zh-CN"/>
+        </w:rPr>
+      </w:r>
+      <w:r>
+        <w:rPr>
+          <w:rFonts w:cs="Arial Unicode MS"/>
+          <w:color w:val="000000"/>
+          <w:sz w:val="28"/>
+          <w:szCs w:val="28"/>
+          <w:lang w:val="ru-RU" w:eastAsia="zh-CN"/>
+        </w:rPr>
+      </w:r>
+    </w:p>
+    <w:p>
+      <w:pPr>
+        <w:pBdr/>
+        <w:spacing/>
+        <w:ind/>
+        <w:jc w:val="right"/>
+        <w:rPr>
+          <w:rFonts w:cs="Arial Unicode MS"/>
+          <w:color w:val="000000"/>
+          <w:sz w:val="28"/>
+          <w:szCs w:val="28"/>
+          <w:lang w:val="ru-RU" w:eastAsia="zh-CN"/>
+        </w:rPr>
+      </w:pPr>
+      <w:r>
+        <w:rPr>
+          <w:rFonts w:cs="Arial Unicode MS"/>
+          <w:color w:val="000000"/>
+          <w:sz w:val="28"/>
+          <w:szCs w:val="28"/>
+          <w:lang w:val="ru-RU" w:eastAsia="zh-CN"/>
+        </w:rPr>
+      </w:r>
+      <w:r>
+        <w:rPr>
+          <w:rFonts w:cs="Arial Unicode MS"/>
+          <w:color w:val="000000"/>
+          <w:sz w:val="28"/>
+          <w:szCs w:val="28"/>
+          <w:lang w:val="ru-RU" w:eastAsia="zh-CN"/>
+        </w:rPr>
+      </w:r>
+      <w:r>
+        <w:rPr>
+          <w:rFonts w:cs="Arial Unicode MS"/>
+          <w:color w:val="000000"/>
+          <w:sz w:val="28"/>
+          <w:szCs w:val="28"/>
+          <w:lang w:val="ru-RU" w:eastAsia="zh-CN"/>
+        </w:rPr>
+      </w:r>
+    </w:p>
+    <w:p>
+      <w:pPr>
+        <w:pBdr/>
+        <w:spacing/>
+        <w:ind/>
+        <w:jc w:val="right"/>
+        <w:rPr>
+          <w:rFonts w:cs="Arial Unicode MS"/>
+          <w:color w:val="000000"/>
+          <w:sz w:val="28"/>
+          <w:szCs w:val="28"/>
+          <w:lang w:val="ru-RU" w:eastAsia="zh-CN"/>
+        </w:rPr>
+      </w:pPr>
+      <w:r>
+        <w:rPr>
+          <w:rFonts w:cs="Arial Unicode MS"/>
+          <w:color w:val="000000"/>
+          <w:sz w:val="28"/>
+          <w:szCs w:val="28"/>
+          <w:lang w:val="ru-RU" w:eastAsia="zh-CN"/>
+        </w:rPr>
+      </w:r>
+      <w:r>
+        <w:rPr>
+          <w:rFonts w:cs="Arial Unicode MS"/>
+          <w:color w:val="000000"/>
+          <w:sz w:val="28"/>
+          <w:szCs w:val="28"/>
+          <w:lang w:val="ru-RU" w:eastAsia="zh-CN"/>
+        </w:rPr>
+      </w:r>
+      <w:r>
+        <w:rPr>
+          <w:rFonts w:cs="Arial Unicode MS"/>
+          <w:color w:val="000000"/>
+          <w:sz w:val="28"/>
+          <w:szCs w:val="28"/>
+          <w:lang w:val="ru-RU" w:eastAsia="zh-CN"/>
+        </w:rPr>
+      </w:r>
+    </w:p>
+    <w:p>
+      <w:pPr>
+        <w:pBdr/>
+        <w:spacing/>
+        <w:ind/>
+        <w:jc w:val="right"/>
+        <w:rPr>
+          <w:rFonts w:cs="Arial Unicode MS"/>
+          <w:color w:val="000000"/>
+          <w:sz w:val="28"/>
+          <w:szCs w:val="28"/>
+          <w:lang w:val="ru-RU" w:eastAsia="zh-CN"/>
+        </w:rPr>
+      </w:pPr>
+      <w:r>
+        <w:rPr>
+          <w:rFonts w:cs="Arial Unicode MS"/>
+          <w:color w:val="000000"/>
+          <w:sz w:val="28"/>
+          <w:szCs w:val="28"/>
+          <w:lang w:val="ru-RU" w:eastAsia="zh-CN"/>
+        </w:rPr>
+      </w:r>
+      <w:r>
+        <w:rPr>
+          <w:rFonts w:cs="Arial Unicode MS"/>
+          <w:color w:val="000000"/>
+          <w:sz w:val="28"/>
+          <w:szCs w:val="28"/>
+          <w:lang w:val="ru-RU" w:eastAsia="zh-CN"/>
+        </w:rPr>
+      </w:r>
+      <w:r>
+        <w:rPr>
+          <w:rFonts w:cs="Arial Unicode MS"/>
+          <w:color w:val="000000"/>
+          <w:sz w:val="28"/>
+          <w:szCs w:val="28"/>
+          <w:lang w:val="ru-RU" w:eastAsia="zh-CN"/>
+        </w:rPr>
+      </w:r>
+    </w:p>
+    <w:p>
+      <w:pPr>
+        <w:pBdr/>
+        <w:spacing/>
+        <w:ind/>
         <w:jc w:val="center"/>
         <w:rPr>
           <w:rFonts w:cs="Arial Unicode MS"/>
@@ -1548,17 +1893,6 @@
       </w:r>
       <w:r>
         <w:rPr>
-          <w:rFonts w:cs="Arial Unicode MS"/>
-          <w:b/>
-          <w:bCs/>
-          <w:color w:val="000000"/>
-          <w:sz w:val="28"/>
-          <w:szCs w:val="28"/>
-          <w:lang w:val="ru-RU" w:eastAsia="zh-CN"/>
-        </w:rPr>
-      </w:r>
-      <w:r>
-        <w:rPr>
           <w:rFonts w:ascii="Arial Unicode MS" w:hAnsi="Arial Unicode MS" w:cs="Arial Unicode MS"/>
           <w:color w:val="000000"/>
           <w:sz w:val="28"/>
@@ -1570,6 +1904,8 @@
       <w:r>
         <w:rPr>
           <w:rFonts w:cs="Arial Unicode MS"/>
+          <w:b/>
+          <w:bCs/>
           <w:color w:val="000000"/>
           <w:sz w:val="28"/>
           <w:szCs w:val="28"/>
@@ -1652,10 +1988,19 @@
           <w:lang w:val="ru-RU"/>
         </w:rPr>
       </w:r>
+      <w:r>
+        <w:rPr>
+          <w:b/>
+          <w:bCs/>
+          <w:sz w:val="28"/>
+          <w:szCs w:val="28"/>
+          <w:lang w:val="ru-RU"/>
+        </w:rPr>
+      </w:r>
     </w:p>
     <w:p>
       <w:pPr>
-        <w:pStyle w:val="694"/>
+        <w:pStyle w:val="901"/>
         <w:numPr>
           <w:ilvl w:val="0"/>
           <w:numId w:val="1"/>
@@ -1679,10 +2024,15 @@
           <w:szCs w:val="28"/>
         </w:rPr>
       </w:r>
+      <w:r>
+        <w:rPr>
+          <w:szCs w:val="28"/>
+        </w:rPr>
+      </w:r>
     </w:p>
     <w:p>
       <w:pPr>
-        <w:pStyle w:val="694"/>
+        <w:pStyle w:val="901"/>
         <w:numPr>
           <w:ilvl w:val="0"/>
           <w:numId w:val="1"/>
@@ -1706,10 +2056,15 @@
           <w:szCs w:val="28"/>
         </w:rPr>
       </w:r>
+      <w:r>
+        <w:rPr>
+          <w:szCs w:val="28"/>
+        </w:rPr>
+      </w:r>
     </w:p>
     <w:p>
       <w:pPr>
-        <w:pStyle w:val="694"/>
+        <w:pStyle w:val="901"/>
         <w:numPr>
           <w:ilvl w:val="0"/>
           <w:numId w:val="1"/>
@@ -1733,10 +2088,15 @@
           <w:szCs w:val="28"/>
         </w:rPr>
       </w:r>
+      <w:r>
+        <w:rPr>
+          <w:szCs w:val="28"/>
+        </w:rPr>
+      </w:r>
     </w:p>
     <w:p>
       <w:pPr>
-        <w:pStyle w:val="694"/>
+        <w:pStyle w:val="901"/>
         <w:numPr>
           <w:ilvl w:val="0"/>
           <w:numId w:val="1"/>
@@ -1760,10 +2120,15 @@
           <w:szCs w:val="28"/>
         </w:rPr>
       </w:r>
+      <w:r>
+        <w:rPr>
+          <w:szCs w:val="28"/>
+        </w:rPr>
+      </w:r>
     </w:p>
     <w:p>
       <w:pPr>
-        <w:pStyle w:val="694"/>
+        <w:pStyle w:val="901"/>
         <w:numPr>
           <w:ilvl w:val="0"/>
           <w:numId w:val="1"/>
@@ -1787,10 +2152,15 @@
           <w:szCs w:val="28"/>
         </w:rPr>
       </w:r>
+      <w:r>
+        <w:rPr>
+          <w:szCs w:val="28"/>
+        </w:rPr>
+      </w:r>
     </w:p>
     <w:p>
       <w:pPr>
-        <w:pStyle w:val="694"/>
+        <w:pStyle w:val="901"/>
         <w:numPr>
           <w:ilvl w:val="0"/>
           <w:numId w:val="1"/>
@@ -1814,10 +2184,15 @@
           <w:szCs w:val="28"/>
         </w:rPr>
       </w:r>
+      <w:r>
+        <w:rPr>
+          <w:szCs w:val="28"/>
+        </w:rPr>
+      </w:r>
     </w:p>
     <w:p>
       <w:pPr>
-        <w:pStyle w:val="694"/>
+        <w:pStyle w:val="901"/>
         <w:numPr>
           <w:ilvl w:val="0"/>
           <w:numId w:val="1"/>
@@ -1841,10 +2216,15 @@
           <w:szCs w:val="28"/>
         </w:rPr>
       </w:r>
+      <w:r>
+        <w:rPr>
+          <w:szCs w:val="28"/>
+        </w:rPr>
+      </w:r>
     </w:p>
     <w:p>
       <w:pPr>
-        <w:pStyle w:val="694"/>
+        <w:pStyle w:val="901"/>
         <w:numPr>
           <w:ilvl w:val="0"/>
           <w:numId w:val="1"/>
@@ -1868,10 +2248,15 @@
           <w:szCs w:val="28"/>
         </w:rPr>
       </w:r>
+      <w:r>
+        <w:rPr>
+          <w:szCs w:val="28"/>
+        </w:rPr>
+      </w:r>
     </w:p>
     <w:p>
       <w:pPr>
-        <w:pStyle w:val="694"/>
+        <w:pStyle w:val="901"/>
         <w:numPr>
           <w:ilvl w:val="0"/>
           <w:numId w:val="1"/>
@@ -1895,10 +2280,15 @@
           <w:szCs w:val="28"/>
         </w:rPr>
       </w:r>
+      <w:r>
+        <w:rPr>
+          <w:szCs w:val="28"/>
+        </w:rPr>
+      </w:r>
     </w:p>
     <w:p>
       <w:pPr>
-        <w:pStyle w:val="694"/>
+        <w:pStyle w:val="901"/>
         <w:numPr>
           <w:ilvl w:val="0"/>
           <w:numId w:val="1"/>
@@ -1922,10 +2312,15 @@
           <w:szCs w:val="28"/>
         </w:rPr>
       </w:r>
+      <w:r>
+        <w:rPr>
+          <w:szCs w:val="28"/>
+        </w:rPr>
+      </w:r>
     </w:p>
     <w:p>
       <w:pPr>
-        <w:pStyle w:val="694"/>
+        <w:pStyle w:val="901"/>
         <w:numPr>
           <w:ilvl w:val="0"/>
           <w:numId w:val="1"/>
@@ -1949,10 +2344,15 @@
           <w:szCs w:val="28"/>
         </w:rPr>
       </w:r>
+      <w:r>
+        <w:rPr>
+          <w:szCs w:val="28"/>
+        </w:rPr>
+      </w:r>
     </w:p>
     <w:p>
       <w:pPr>
-        <w:pStyle w:val="694"/>
+        <w:pStyle w:val="901"/>
         <w:numPr>
           <w:ilvl w:val="0"/>
           <w:numId w:val="1"/>
@@ -1970,6 +2370,11 @@
           <w:szCs w:val="28"/>
         </w:rPr>
         <w:t xml:space="preserve">В системе реализована валидация данных: нельзя создать мероприятие с прошедшей датой, нельзя активировать уже прошедшее мероприятие.</w:t>
+      </w:r>
+      <w:r>
+        <w:rPr>
+          <w:szCs w:val="28"/>
+        </w:rPr>
       </w:r>
       <w:r>
         <w:rPr>
@@ -2012,10 +2417,19 @@
           <w14:ligatures w14:val="standardContextual"/>
         </w:rPr>
       </w:r>
+      <w:r>
+        <w:rPr>
+          <w:rFonts w:eastAsiaTheme="minorEastAsia" w:cstheme="minorBidi"/>
+          <w:sz w:val="28"/>
+          <w:szCs w:val="28"/>
+          <w:lang w:val="ru-RU" w:eastAsia="zh-CN"/>
+          <w14:ligatures w14:val="standardContextual"/>
+        </w:rPr>
+      </w:r>
     </w:p>
     <w:p>
       <w:pPr>
-        <w:pStyle w:val="694"/>
+        <w:pStyle w:val="901"/>
         <w:pBdr/>
         <w:spacing w:line="360" w:lineRule="auto"/>
         <w:ind w:left="426"/>
@@ -2058,10 +2472,17 @@
           <w:szCs w:val="28"/>
         </w:rPr>
       </w:r>
+      <w:r>
+        <w:rPr>
+          <w:b/>
+          <w:bCs/>
+          <w:szCs w:val="28"/>
+        </w:rPr>
+      </w:r>
     </w:p>
     <w:p>
       <w:pPr>
-        <w:pStyle w:val="694"/>
+        <w:pStyle w:val="901"/>
         <w:pBdr/>
         <w:spacing w:line="360" w:lineRule="auto"/>
         <w:ind w:left="426"/>
@@ -2072,6 +2493,13 @@
           <w:szCs w:val="28"/>
         </w:rPr>
       </w:pPr>
+      <w:r>
+        <w:rPr>
+          <w:b/>
+          <w:bCs/>
+          <w:szCs w:val="28"/>
+        </w:rPr>
+      </w:r>
       <w:r>
         <w:rPr>
           <w:b/>
@@ -2089,28 +2517,6 @@
     </w:p>
     <w:p>
       <w:pPr>
-        <w:pStyle w:val="694"/>
-        <w:pBdr/>
-        <w:spacing w:line="360" w:lineRule="auto"/>
-        <w:ind w:left="426"/>
-        <w:jc w:val="both"/>
-        <w:rPr>
-          <w:szCs w:val="28"/>
-        </w:rPr>
-      </w:pPr>
-      <w:r>
-        <w:rPr>
-          <w:szCs w:val="28"/>
-        </w:rPr>
-      </w:r>
-      <w:r>
-        <w:rPr>
-          <w:szCs w:val="28"/>
-        </w:rPr>
-      </w:r>
-    </w:p>
-    <w:p>
-      <w:pPr>
         <w:pBdr>
           <w:top w:val="none" w:color="000000" w:sz="0" w:space="0"/>
           <w:left w:val="none" w:color="000000" w:sz="0" w:space="0"/>
@@ -2136,7 +2542,7 @@
           <mc:Choice Requires="wpg">
             <w:drawing>
               <wp:inline xmlns:wp="http://schemas.openxmlformats.org/drawingml/2006/wordprocessingDrawing" distT="0" distB="0" distL="0" distR="0">
-                <wp:extent cx="5939790" cy="3747638"/>
+                <wp:extent cx="5867400" cy="5686425"/>
                 <wp:effectExtent l="0" t="0" r="0" b="0"/>
                 <wp:docPr id="1" name=""/>
                 <wp:cNvGraphicFramePr>
@@ -2146,20 +2552,20 @@
                   <a:graphicData uri="http://schemas.openxmlformats.org/drawingml/2006/picture">
                     <pic:pic xmlns:pic="http://schemas.openxmlformats.org/drawingml/2006/picture">
                       <pic:nvPicPr>
-                        <pic:cNvPr id="1616033517" name=""/>
+                        <pic:cNvPr id="522367497" name=""/>
                         <pic:cNvPicPr>
                           <a:picLocks noChangeAspect="1"/>
                         </pic:cNvPicPr>
                         <pic:nvPr/>
                       </pic:nvPicPr>
-                      <pic:blipFill>
+                      <pic:blipFill rotWithShape="1">
                         <a:blip r:embed="rId9"/>
                         <a:stretch/>
                       </pic:blipFill>
                       <pic:spPr bwMode="auto">
                         <a:xfrm>
                           <a:off x="0" y="0"/>
-                          <a:ext cx="5939789" cy="3747638"/>
+                          <a:ext cx="5867399" cy="5686425"/>
                         </a:xfrm>
                         <a:prstGeom prst="rect">
                           <a:avLst/>
@@ -2192,7 +2598,7 @@
                 <v:path o:extrusionok="f" gradientshapeok="t" o:connecttype="rect"/>
                 <o:lock v:ext="edit" aspectratio="t"/>
               </v:shapetype>
-              <v:shape id="_x0000_i0" o:spid="_x0000_s0" type="#_x0000_t75" style="width:467.70pt;height:295.09pt;mso-wrap-distance-left:0.00pt;mso-wrap-distance-top:0.00pt;mso-wrap-distance-right:0.00pt;mso-wrap-distance-bottom:0.00pt;z-index:1;" stroked="false">
+              <v:shape id="_x0000_i0" o:spid="_x0000_s0" type="#_x0000_t75" style="width:462.00pt;height:447.75pt;mso-wrap-distance-left:0.00pt;mso-wrap-distance-top:0.00pt;mso-wrap-distance-right:0.00pt;mso-wrap-distance-bottom:0.00pt;z-index:1;" stroked="false">
                 <v:imagedata r:id="rId9" o:title=""/>
                 <o:lock v:ext="edit" rotation="t"/>
               </v:shape>
@@ -2202,15 +2608,12 @@
       </w:r>
       <w:r>
         <w:rPr>
+          <w:rFonts w:eastAsiaTheme="minorEastAsia" w:cstheme="minorBidi"/>
+          <w:sz w:val="28"/>
           <w:szCs w:val="28"/>
+          <w:lang w:val="ru-RU" w:eastAsia="zh-CN"/>
+          <w14:ligatures w14:val="standardContextual"/>
         </w:rPr>
-      </w:r>
-      <w:r/>
-      <w:r>
-        <w:rPr>
-          <w:szCs w:val="28"/>
-        </w:rPr>
-        <w:br w:type="page" w:clear="all"/>
       </w:r>
       <w:r>
         <w:rPr>
@@ -2224,7 +2627,7 @@
     </w:p>
     <w:p>
       <w:pPr>
-        <w:pStyle w:val="694"/>
+        <w:pStyle w:val="901"/>
         <w:pBdr/>
         <w:spacing w:line="360" w:lineRule="auto"/>
         <w:ind w:left="426"/>
@@ -2233,6 +2636,11 @@
           <w:szCs w:val="28"/>
         </w:rPr>
       </w:pPr>
+      <w:r>
+        <w:rPr>
+          <w:szCs w:val="28"/>
+        </w:rPr>
+      </w:r>
       <w:r>
         <w:rPr>
           <w:szCs w:val="28"/>
@@ -2246,7 +2654,7 @@
     </w:p>
     <w:p>
       <w:pPr>
-        <w:pStyle w:val="694"/>
+        <w:pStyle w:val="901"/>
         <w:pBdr/>
         <w:spacing w:line="360" w:lineRule="auto"/>
         <w:ind w:left="426"/>
@@ -2255,6 +2663,11 @@
           <w:szCs w:val="28"/>
         </w:rPr>
       </w:pPr>
+      <w:r>
+        <w:rPr>
+          <w:szCs w:val="28"/>
+        </w:rPr>
+      </w:r>
       <w:r>
         <w:rPr>
           <w:szCs w:val="28"/>
@@ -2287,31 +2700,310 @@
       </w:pPr>
       <w:r>
         <w:rPr>
+          <w:b/>
+          <w:bCs/>
           <w:szCs w:val="28"/>
+          <w:highlight w:val="none"/>
         </w:rPr>
-        <w:br w:type="page" w:clear="all"/>
       </w:r>
       <w:r>
         <w:rPr>
-          <w:rFonts w:eastAsiaTheme="minorEastAsia" w:cstheme="minorBidi"/>
-          <w:sz w:val="28"/>
+          <w:b/>
+          <w:bCs/>
           <w:szCs w:val="28"/>
-          <w:lang w:val="ru-RU" w:eastAsia="zh-CN"/>
-          <w14:ligatures w14:val="standardContextual"/>
+          <w:highlight w:val="none"/>
+        </w:rPr>
+      </w:r>
+      <w:r>
+        <w:rPr>
+          <w:b/>
+          <w:bCs/>
+          <w:szCs w:val="28"/>
+          <w:highlight w:val="none"/>
         </w:rPr>
       </w:r>
     </w:p>
     <w:p>
       <w:pPr>
-        <w:pStyle w:val="694"/>
-        <w:pBdr/>
-        <w:spacing w:line="360" w:lineRule="auto"/>
-        <w:ind w:left="0"/>
-        <w:jc w:val="both"/>
+        <w:pBdr>
+          <w:top w:val="none" w:color="000000" w:sz="0" w:space="0"/>
+          <w:left w:val="none" w:color="000000" w:sz="0" w:space="0"/>
+          <w:bottom w:val="none" w:color="000000" w:sz="0" w:space="0"/>
+          <w:right w:val="none" w:color="000000" w:sz="0" w:space="0"/>
+          <w:between w:val="none" w:color="000000" w:sz="0" w:space="0"/>
+        </w:pBdr>
+        <w:spacing w:after="160" w:line="259" w:lineRule="auto"/>
+        <w:ind/>
+        <w:rPr>
+          <w:rFonts w:eastAsiaTheme="minorEastAsia" w:cstheme="minorBidi"/>
+          <w:b/>
+          <w:bCs/>
+          <w:highlight w:val="none"/>
+          <w14:ligatures w14:val="standardContextual"/>
+        </w:rPr>
+      </w:pPr>
+      <w:r>
         <w:rPr>
           <w:b/>
           <w:bCs/>
           <w:szCs w:val="28"/>
+          <w:highlight w:val="none"/>
+        </w:rPr>
+      </w:r>
+      <w:r>
+        <w:rPr>
+          <w:b/>
+          <w:bCs/>
+          <w:szCs w:val="28"/>
+          <w:highlight w:val="none"/>
+        </w:rPr>
+      </w:r>
+      <w:r>
+        <w:rPr>
+          <w:b/>
+          <w:bCs/>
+          <w:szCs w:val="28"/>
+          <w:highlight w:val="none"/>
+        </w:rPr>
+      </w:r>
+    </w:p>
+    <w:p>
+      <w:pPr>
+        <w:pBdr>
+          <w:top w:val="none" w:color="000000" w:sz="0" w:space="0"/>
+          <w:left w:val="none" w:color="000000" w:sz="0" w:space="0"/>
+          <w:bottom w:val="none" w:color="000000" w:sz="0" w:space="0"/>
+          <w:right w:val="none" w:color="000000" w:sz="0" w:space="0"/>
+          <w:between w:val="none" w:color="000000" w:sz="0" w:space="0"/>
+        </w:pBdr>
+        <w:spacing w:after="160" w:line="259" w:lineRule="auto"/>
+        <w:ind/>
+        <w:rPr>
+          <w:rFonts w:eastAsiaTheme="minorEastAsia" w:cstheme="minorBidi"/>
+          <w:b/>
+          <w:bCs/>
+          <w:highlight w:val="none"/>
+          <w14:ligatures w14:val="standardContextual"/>
+        </w:rPr>
+      </w:pPr>
+      <w:r>
+        <w:rPr>
+          <w:b/>
+          <w:bCs/>
+          <w:szCs w:val="28"/>
+          <w:highlight w:val="none"/>
+        </w:rPr>
+      </w:r>
+      <w:r>
+        <w:rPr>
+          <w:b/>
+          <w:bCs/>
+          <w:szCs w:val="28"/>
+          <w:highlight w:val="none"/>
+        </w:rPr>
+      </w:r>
+      <w:r>
+        <w:rPr>
+          <w:b/>
+          <w:bCs/>
+          <w:szCs w:val="28"/>
+          <w:highlight w:val="none"/>
+        </w:rPr>
+      </w:r>
+    </w:p>
+    <w:p>
+      <w:pPr>
+        <w:pBdr>
+          <w:top w:val="none" w:color="000000" w:sz="0" w:space="0"/>
+          <w:left w:val="none" w:color="000000" w:sz="0" w:space="0"/>
+          <w:bottom w:val="none" w:color="000000" w:sz="0" w:space="0"/>
+          <w:right w:val="none" w:color="000000" w:sz="0" w:space="0"/>
+          <w:between w:val="none" w:color="000000" w:sz="0" w:space="0"/>
+        </w:pBdr>
+        <w:spacing w:after="160" w:line="259" w:lineRule="auto"/>
+        <w:ind/>
+        <w:rPr>
+          <w:rFonts w:eastAsiaTheme="minorEastAsia" w:cstheme="minorBidi"/>
+          <w:b/>
+          <w:bCs/>
+          <w:highlight w:val="none"/>
+          <w14:ligatures w14:val="standardContextual"/>
+        </w:rPr>
+      </w:pPr>
+      <w:r>
+        <w:rPr>
+          <w:b/>
+          <w:bCs/>
+          <w:szCs w:val="28"/>
+          <w:highlight w:val="none"/>
+        </w:rPr>
+      </w:r>
+      <w:r>
+        <w:rPr>
+          <w:b/>
+          <w:bCs/>
+          <w:szCs w:val="28"/>
+          <w:highlight w:val="none"/>
+        </w:rPr>
+      </w:r>
+      <w:r>
+        <w:rPr>
+          <w:b/>
+          <w:bCs/>
+          <w:szCs w:val="28"/>
+          <w:highlight w:val="none"/>
+        </w:rPr>
+      </w:r>
+    </w:p>
+    <w:p>
+      <w:pPr>
+        <w:pBdr>
+          <w:top w:val="none" w:color="000000" w:sz="0" w:space="0"/>
+          <w:left w:val="none" w:color="000000" w:sz="0" w:space="0"/>
+          <w:bottom w:val="none" w:color="000000" w:sz="0" w:space="0"/>
+          <w:right w:val="none" w:color="000000" w:sz="0" w:space="0"/>
+          <w:between w:val="none" w:color="000000" w:sz="0" w:space="0"/>
+        </w:pBdr>
+        <w:spacing w:after="160" w:line="259" w:lineRule="auto"/>
+        <w:ind/>
+        <w:rPr>
+          <w:rFonts w:eastAsiaTheme="minorEastAsia" w:cstheme="minorBidi"/>
+          <w:b/>
+          <w:bCs/>
+          <w:highlight w:val="none"/>
+          <w14:ligatures w14:val="standardContextual"/>
+        </w:rPr>
+      </w:pPr>
+      <w:r>
+        <w:rPr>
+          <w:b/>
+          <w:bCs/>
+          <w:szCs w:val="28"/>
+          <w:highlight w:val="none"/>
+        </w:rPr>
+      </w:r>
+      <w:r>
+        <w:rPr>
+          <w:b/>
+          <w:bCs/>
+          <w:szCs w:val="28"/>
+          <w:highlight w:val="none"/>
+        </w:rPr>
+      </w:r>
+      <w:r>
+        <w:rPr>
+          <w:b/>
+          <w:bCs/>
+          <w:szCs w:val="28"/>
+          <w:highlight w:val="none"/>
+        </w:rPr>
+      </w:r>
+    </w:p>
+    <w:p>
+      <w:pPr>
+        <w:pBdr>
+          <w:top w:val="none" w:color="000000" w:sz="0" w:space="0"/>
+          <w:left w:val="none" w:color="000000" w:sz="0" w:space="0"/>
+          <w:bottom w:val="none" w:color="000000" w:sz="0" w:space="0"/>
+          <w:right w:val="none" w:color="000000" w:sz="0" w:space="0"/>
+          <w:between w:val="none" w:color="000000" w:sz="0" w:space="0"/>
+        </w:pBdr>
+        <w:spacing w:after="160" w:line="259" w:lineRule="auto"/>
+        <w:ind/>
+        <w:rPr>
+          <w:rFonts w:eastAsiaTheme="minorEastAsia" w:cstheme="minorBidi"/>
+          <w:b/>
+          <w:bCs/>
+          <w:highlight w:val="none"/>
+          <w14:ligatures w14:val="standardContextual"/>
+        </w:rPr>
+      </w:pPr>
+      <w:r>
+        <w:rPr>
+          <w:b/>
+          <w:bCs/>
+          <w:szCs w:val="28"/>
+          <w:highlight w:val="none"/>
+        </w:rPr>
+      </w:r>
+      <w:r>
+        <w:rPr>
+          <w:b/>
+          <w:bCs/>
+          <w:szCs w:val="28"/>
+          <w:highlight w:val="none"/>
+        </w:rPr>
+      </w:r>
+      <w:r>
+        <w:rPr>
+          <w:b/>
+          <w:bCs/>
+          <w:szCs w:val="28"/>
+          <w:highlight w:val="none"/>
+        </w:rPr>
+      </w:r>
+    </w:p>
+    <w:p>
+      <w:pPr>
+        <w:pBdr>
+          <w:top w:val="none" w:color="000000" w:sz="0" w:space="0"/>
+          <w:left w:val="none" w:color="000000" w:sz="0" w:space="0"/>
+          <w:bottom w:val="none" w:color="000000" w:sz="0" w:space="0"/>
+          <w:right w:val="none" w:color="000000" w:sz="0" w:space="0"/>
+          <w:between w:val="none" w:color="000000" w:sz="0" w:space="0"/>
+        </w:pBdr>
+        <w:spacing w:after="160" w:line="259" w:lineRule="auto"/>
+        <w:ind/>
+        <w:rPr>
+          <w:rFonts w:eastAsiaTheme="minorEastAsia" w:cstheme="minorBidi"/>
+          <w:b/>
+          <w:bCs/>
+          <w:highlight w:val="none"/>
+          <w14:ligatures w14:val="standardContextual"/>
+        </w:rPr>
+      </w:pPr>
+      <w:r>
+        <w:rPr>
+          <w:b/>
+          <w:bCs/>
+          <w:szCs w:val="28"/>
+          <w:highlight w:val="none"/>
+        </w:rPr>
+      </w:r>
+      <w:r>
+        <w:rPr>
+          <w:b/>
+          <w:bCs/>
+          <w:szCs w:val="28"/>
+          <w:highlight w:val="none"/>
+        </w:rPr>
+      </w:r>
+      <w:r>
+        <w:rPr>
+          <w:b/>
+          <w:bCs/>
+          <w:szCs w:val="28"/>
+          <w:highlight w:val="none"/>
+        </w:rPr>
+      </w:r>
+    </w:p>
+    <w:p>
+      <w:pPr>
+        <w:pBdr>
+          <w:top w:val="none" w:color="000000" w:sz="0" w:space="0"/>
+          <w:left w:val="none" w:color="000000" w:sz="0" w:space="0"/>
+          <w:bottom w:val="none" w:color="000000" w:sz="0" w:space="0"/>
+          <w:right w:val="none" w:color="000000" w:sz="0" w:space="0"/>
+          <w:between w:val="none" w:color="000000" w:sz="0" w:space="0"/>
+        </w:pBdr>
+        <w:spacing w:after="160" w:line="259" w:lineRule="auto"/>
+        <w:ind/>
+        <w:rPr>
+          <w:rFonts w:eastAsiaTheme="minorEastAsia" w:cstheme="minorBidi"/>
+          <w:b/>
+          <w:bCs/>
+          <w:highlight w:val="none"/>
+          <w14:ligatures w14:val="standardContextual"/>
         </w:rPr>
       </w:pPr>
       <w:r>
@@ -2329,10 +3021,26 @@
           <w:szCs w:val="28"/>
         </w:rPr>
       </w:r>
+      <w:r>
+        <w:rPr>
+          <w:b/>
+          <w:bCs/>
+          <w:szCs w:val="28"/>
+        </w:rPr>
+      </w:r>
+      <w:r>
+        <w:rPr>
+          <w:rFonts w:eastAsiaTheme="minorEastAsia" w:cstheme="minorBidi"/>
+          <w:sz w:val="28"/>
+          <w:szCs w:val="28"/>
+          <w:lang w:val="ru-RU" w:eastAsia="zh-CN"/>
+          <w14:ligatures w14:val="standardContextual"/>
+        </w:rPr>
+      </w:r>
     </w:p>
     <w:p>
       <w:pPr>
-        <w:pStyle w:val="694"/>
+        <w:pStyle w:val="901"/>
         <w:pBdr/>
         <w:spacing w:line="360" w:lineRule="auto"/>
         <w:ind w:left="0"/>
@@ -2352,10 +3060,15 @@
           <w:szCs w:val="28"/>
         </w:rPr>
       </w:r>
+      <w:r>
+        <w:rPr>
+          <w:szCs w:val="28"/>
+        </w:rPr>
+      </w:r>
     </w:p>
     <w:p>
       <w:pPr>
-        <w:pStyle w:val="694"/>
+        <w:pStyle w:val="901"/>
         <w:pBdr/>
         <w:spacing w:line="360" w:lineRule="auto"/>
         <w:ind w:left="0"/>
@@ -2375,10 +3088,15 @@
           <w:szCs w:val="28"/>
         </w:rPr>
       </w:r>
+      <w:r>
+        <w:rPr>
+          <w:szCs w:val="28"/>
+        </w:rPr>
+      </w:r>
     </w:p>
     <w:p>
       <w:pPr>
-        <w:pStyle w:val="694"/>
+        <w:pStyle w:val="901"/>
         <w:pBdr/>
         <w:spacing w:line="360" w:lineRule="auto"/>
         <w:ind w:left="0"/>
@@ -2398,10 +3116,15 @@
           <w:szCs w:val="28"/>
         </w:rPr>
       </w:r>
+      <w:r>
+        <w:rPr>
+          <w:szCs w:val="28"/>
+        </w:rPr>
+      </w:r>
     </w:p>
     <w:p>
       <w:pPr>
-        <w:pStyle w:val="694"/>
+        <w:pStyle w:val="901"/>
         <w:pBdr/>
         <w:spacing w:line="360" w:lineRule="auto"/>
         <w:ind w:left="0"/>
@@ -2428,10 +3151,15 @@
           <w:szCs w:val="28"/>
         </w:rPr>
       </w:r>
+      <w:r>
+        <w:rPr>
+          <w:szCs w:val="28"/>
+        </w:rPr>
+      </w:r>
     </w:p>
     <w:p>
       <w:pPr>
-        <w:pStyle w:val="694"/>
+        <w:pStyle w:val="901"/>
         <w:pBdr/>
         <w:spacing w:line="360" w:lineRule="auto"/>
         <w:ind w:left="0"/>
@@ -2458,10 +3186,15 @@
           <w:szCs w:val="28"/>
         </w:rPr>
       </w:r>
+      <w:r>
+        <w:rPr>
+          <w:szCs w:val="28"/>
+        </w:rPr>
+      </w:r>
     </w:p>
     <w:p>
       <w:pPr>
-        <w:pStyle w:val="694"/>
+        <w:pStyle w:val="901"/>
         <w:pBdr/>
         <w:spacing w:line="360" w:lineRule="auto"/>
         <w:ind w:left="0"/>
@@ -2470,6 +3203,11 @@
           <w:szCs w:val="28"/>
         </w:rPr>
       </w:pPr>
+      <w:r>
+        <w:rPr>
+          <w:szCs w:val="28"/>
+        </w:rPr>
+      </w:r>
       <w:r>
         <w:rPr>
           <w:szCs w:val="28"/>
@@ -2503,7 +3241,6 @@
         <w:ind/>
         <w:rPr/>
       </w:pPr>
-      <w:r/>
       <w:r>
         <w:separator/>
       </w:r>
@@ -2518,7 +3255,6 @@
         <w:ind/>
         <w:rPr/>
       </w:pPr>
-      <w:r/>
       <w:r>
         <w:continuationSeparator/>
       </w:r>
@@ -2538,7 +3274,6 @@
         <w:ind/>
         <w:rPr/>
       </w:pPr>
-      <w:r/>
       <w:r>
         <w:separator/>
       </w:r>
@@ -2553,7 +3288,6 @@
         <w:ind/>
         <w:rPr/>
       </w:pPr>
-      <w:r/>
       <w:r>
         <w:continuationSeparator/>
       </w:r>
@@ -2859,9 +3593,9 @@
     <w:lsdException w:name="Bibliography" w:uiPriority="37"/>
     <w:lsdException w:name="TOC Heading" w:uiPriority="39" w:qFormat="1"/>
   </w:latentStyles>
-  <w:style w:type="table" w:styleId="12">
+  <w:style w:type="table" w:styleId="703">
     <w:name w:val="Table Grid"/>
-    <w:basedOn w:val="677"/>
+    <w:basedOn w:val="884"/>
     <w:uiPriority w:val="59"/>
     <w:pPr>
       <w:pBdr/>
@@ -3058,9 +3792,9 @@
       </w:tcPr>
     </w:tblStylePr>
   </w:style>
-  <w:style w:type="table" w:styleId="13">
+  <w:style w:type="table" w:styleId="704">
     <w:name w:val="Table Grid Light"/>
-    <w:basedOn w:val="677"/>
+    <w:basedOn w:val="884"/>
     <w:uiPriority w:val="59"/>
     <w:pPr>
       <w:pBdr/>
@@ -3257,9 +3991,9 @@
       </w:tcPr>
     </w:tblStylePr>
   </w:style>
-  <w:style w:type="table" w:styleId="14">
+  <w:style w:type="table" w:styleId="705">
     <w:name w:val="Plain Table 1"/>
-    <w:basedOn w:val="677"/>
+    <w:basedOn w:val="884"/>
     <w:uiPriority w:val="59"/>
     <w:pPr>
       <w:pBdr/>
@@ -3482,9 +4216,9 @@
       </w:tcPr>
     </w:tblStylePr>
   </w:style>
-  <w:style w:type="table" w:styleId="15">
+  <w:style w:type="table" w:styleId="706">
     <w:name w:val="Plain Table 2"/>
-    <w:basedOn w:val="677"/>
+    <w:basedOn w:val="884"/>
     <w:uiPriority w:val="59"/>
     <w:pPr>
       <w:pBdr/>
@@ -3715,9 +4449,9 @@
       </w:tcPr>
     </w:tblStylePr>
   </w:style>
-  <w:style w:type="table" w:styleId="16">
+  <w:style w:type="table" w:styleId="707">
     <w:name w:val="Plain Table 3"/>
-    <w:basedOn w:val="677"/>
+    <w:basedOn w:val="884"/>
     <w:uiPriority w:val="99"/>
     <w:pPr>
       <w:pBdr/>
@@ -3945,9 +4679,9 @@
       </w:tcPr>
     </w:tblStylePr>
   </w:style>
-  <w:style w:type="table" w:styleId="17">
+  <w:style w:type="table" w:styleId="708">
     <w:name w:val="Plain Table 4"/>
-    <w:basedOn w:val="677"/>
+    <w:basedOn w:val="884"/>
     <w:uiPriority w:val="99"/>
     <w:pPr>
       <w:pBdr/>
@@ -4161,9 +4895,9 @@
       </w:tcPr>
     </w:tblStylePr>
   </w:style>
-  <w:style w:type="table" w:styleId="18">
+  <w:style w:type="table" w:styleId="709">
     <w:name w:val="Plain Table 5"/>
-    <w:basedOn w:val="677"/>
+    <w:basedOn w:val="884"/>
     <w:uiPriority w:val="99"/>
     <w:pPr>
       <w:pBdr/>
@@ -4394,9 +5128,9 @@
       </w:tcPr>
     </w:tblStylePr>
   </w:style>
-  <w:style w:type="table" w:styleId="19">
+  <w:style w:type="table" w:styleId="710">
     <w:name w:val="Grid Table 1 Light"/>
-    <w:basedOn w:val="677"/>
+    <w:basedOn w:val="884"/>
     <w:uiPriority w:val="99"/>
     <w:pPr>
       <w:pBdr/>
@@ -4617,9 +5351,9 @@
       </w:tcPr>
     </w:tblStylePr>
   </w:style>
-  <w:style w:type="table" w:styleId="20">
+  <w:style w:type="table" w:styleId="711">
     <w:name w:val="Grid Table 1 Light - Accent 1"/>
-    <w:basedOn w:val="677"/>
+    <w:basedOn w:val="884"/>
     <w:uiPriority w:val="99"/>
     <w:pPr>
       <w:pBdr/>
@@ -4840,9 +5574,9 @@
       </w:tcPr>
     </w:tblStylePr>
   </w:style>
-  <w:style w:type="table" w:styleId="21">
+  <w:style w:type="table" w:styleId="712">
     <w:name w:val="Grid Table 1 Light - Accent 2"/>
-    <w:basedOn w:val="677"/>
+    <w:basedOn w:val="884"/>
     <w:uiPriority w:val="99"/>
     <w:pPr>
       <w:pBdr/>
@@ -5063,9 +5797,9 @@
       </w:tcPr>
     </w:tblStylePr>
   </w:style>
-  <w:style w:type="table" w:styleId="22">
+  <w:style w:type="table" w:styleId="713">
     <w:name w:val="Grid Table 1 Light - Accent 3"/>
-    <w:basedOn w:val="677"/>
+    <w:basedOn w:val="884"/>
     <w:uiPriority w:val="99"/>
     <w:pPr>
       <w:pBdr/>
@@ -5286,9 +6020,9 @@
       </w:tcPr>
     </w:tblStylePr>
   </w:style>
-  <w:style w:type="table" w:styleId="23">
+  <w:style w:type="table" w:styleId="714">
     <w:name w:val="Grid Table 1 Light - Accent 4"/>
-    <w:basedOn w:val="677"/>
+    <w:basedOn w:val="884"/>
     <w:uiPriority w:val="99"/>
     <w:pPr>
       <w:pBdr/>
@@ -5509,9 +6243,9 @@
       </w:tcPr>
     </w:tblStylePr>
   </w:style>
-  <w:style w:type="table" w:styleId="24">
+  <w:style w:type="table" w:styleId="715">
     <w:name w:val="Grid Table 1 Light - Accent 5"/>
-    <w:basedOn w:val="677"/>
+    <w:basedOn w:val="884"/>
     <w:uiPriority w:val="99"/>
     <w:pPr>
       <w:pBdr/>
@@ -5732,9 +6466,9 @@
       </w:tcPr>
     </w:tblStylePr>
   </w:style>
-  <w:style w:type="table" w:styleId="25">
+  <w:style w:type="table" w:styleId="716">
     <w:name w:val="Grid Table 1 Light - Accent 6"/>
-    <w:basedOn w:val="677"/>
+    <w:basedOn w:val="884"/>
     <w:uiPriority w:val="99"/>
     <w:pPr>
       <w:pBdr/>
@@ -5955,9 +6689,9 @@
       </w:tcPr>
     </w:tblStylePr>
   </w:style>
-  <w:style w:type="table" w:styleId="26">
+  <w:style w:type="table" w:styleId="717">
     <w:name w:val="Grid Table 2"/>
-    <w:basedOn w:val="677"/>
+    <w:basedOn w:val="884"/>
     <w:uiPriority w:val="99"/>
     <w:pPr>
       <w:pBdr/>
@@ -6187,9 +6921,9 @@
       </w:tcPr>
     </w:tblStylePr>
   </w:style>
-  <w:style w:type="table" w:styleId="27">
+  <w:style w:type="table" w:styleId="718">
     <w:name w:val="Grid Table 2 - Accent 1"/>
-    <w:basedOn w:val="677"/>
+    <w:basedOn w:val="884"/>
     <w:uiPriority w:val="99"/>
     <w:pPr>
       <w:pBdr/>
@@ -6419,9 +7153,9 @@
       </w:tcPr>
     </w:tblStylePr>
   </w:style>
-  <w:style w:type="table" w:styleId="28">
+  <w:style w:type="table" w:styleId="719">
     <w:name w:val="Grid Table 2 - Accent 2"/>
-    <w:basedOn w:val="677"/>
+    <w:basedOn w:val="884"/>
     <w:uiPriority w:val="99"/>
     <w:pPr>
       <w:pBdr/>
@@ -6651,9 +7385,9 @@
       </w:tcPr>
     </w:tblStylePr>
   </w:style>
-  <w:style w:type="table" w:styleId="29">
+  <w:style w:type="table" w:styleId="720">
     <w:name w:val="Grid Table 2 - Accent 3"/>
-    <w:basedOn w:val="677"/>
+    <w:basedOn w:val="884"/>
     <w:uiPriority w:val="99"/>
     <w:pPr>
       <w:pBdr/>
@@ -6883,9 +7617,9 @@
       </w:tcPr>
     </w:tblStylePr>
   </w:style>
-  <w:style w:type="table" w:styleId="30">
+  <w:style w:type="table" w:styleId="721">
     <w:name w:val="Grid Table 2 - Accent 4"/>
-    <w:basedOn w:val="677"/>
+    <w:basedOn w:val="884"/>
     <w:uiPriority w:val="99"/>
     <w:pPr>
       <w:pBdr/>
@@ -7115,9 +7849,9 @@
       </w:tcPr>
     </w:tblStylePr>
   </w:style>
-  <w:style w:type="table" w:styleId="31">
+  <w:style w:type="table" w:styleId="722">
     <w:name w:val="Grid Table 2 - Accent 5"/>
-    <w:basedOn w:val="677"/>
+    <w:basedOn w:val="884"/>
     <w:uiPriority w:val="99"/>
     <w:pPr>
       <w:pBdr/>
@@ -7347,9 +8081,9 @@
       </w:tcPr>
     </w:tblStylePr>
   </w:style>
-  <w:style w:type="table" w:styleId="32">
+  <w:style w:type="table" w:styleId="723">
     <w:name w:val="Grid Table 2 - Accent 6"/>
-    <w:basedOn w:val="677"/>
+    <w:basedOn w:val="884"/>
     <w:uiPriority w:val="99"/>
     <w:pPr>
       <w:pBdr/>
@@ -7579,9 +8313,9 @@
       </w:tcPr>
     </w:tblStylePr>
   </w:style>
-  <w:style w:type="table" w:styleId="33">
+  <w:style w:type="table" w:styleId="724">
     <w:name w:val="Grid Table 3"/>
-    <w:basedOn w:val="677"/>
+    <w:basedOn w:val="884"/>
     <w:uiPriority w:val="99"/>
     <w:pPr>
       <w:pBdr/>
@@ -7680,29 +8414,6 @@
         <w:tblBorders/>
       </w:tblPr>
       <w:tcPr>
-        <w:shd w:color="ffffff"/>
-        <w:tcBorders>
-          <w:top w:val="none" w:color="000000" w:sz="4" w:space="0"/>
-          <w:left w:val="none" w:color="000000" w:sz="4" w:space="0"/>
-          <w:bottom w:val="none" w:color="000000" w:sz="4" w:space="0"/>
-          <w:right w:val="none" w:color="000000" w:sz="4" w:space="0"/>
-        </w:tcBorders>
-      </w:tcPr>
-    </w:tblStylePr>
-    <w:tblStylePr w:type="firstRow">
-      <w:rPr>
-        <w:b/>
-        <w:color w:val="404040"/>
-      </w:rPr>
-      <w:pPr>
-        <w:pBdr/>
-        <w:spacing/>
-        <w:ind/>
-      </w:pPr>
-      <w:tblPr>
-        <w:tblBorders/>
-      </w:tblPr>
-      <w:tcPr>
         <w:shd w:val="clear" w:color="ffffff"/>
         <w:tcBorders>
           <w:top w:val="none" w:color="000000" w:sz="4" w:space="0"/>
@@ -7712,30 +8423,7 @@
         </w:tcBorders>
       </w:tcPr>
     </w:tblStylePr>
-    <w:tblStylePr w:type="lastCol">
-      <w:rPr>
-        <w:i/>
-        <w:color w:val="404040"/>
-      </w:rPr>
-      <w:pPr>
-        <w:pBdr/>
-        <w:spacing/>
-        <w:ind/>
-      </w:pPr>
-      <w:tblPr>
-        <w:tblBorders/>
-      </w:tblPr>
-      <w:tcPr>
-        <w:shd w:color="ffffff"/>
-        <w:tcBorders>
-          <w:top w:val="none" w:color="000000" w:sz="4" w:space="0"/>
-          <w:left w:val="none" w:color="000000" w:sz="4" w:space="0"/>
-          <w:bottom w:val="none" w:color="000000" w:sz="4" w:space="0"/>
-          <w:right w:val="none" w:color="000000" w:sz="4" w:space="0"/>
-        </w:tcBorders>
-      </w:tcPr>
-    </w:tblStylePr>
-    <w:tblStylePr w:type="lastRow">
+    <w:tblStylePr w:type="firstRow">
       <w:rPr>
         <w:b/>
         <w:color w:val="404040"/>
@@ -7758,6 +8446,52 @@
         </w:tcBorders>
       </w:tcPr>
     </w:tblStylePr>
+    <w:tblStylePr w:type="lastCol">
+      <w:rPr>
+        <w:i/>
+        <w:color w:val="404040"/>
+      </w:rPr>
+      <w:pPr>
+        <w:pBdr/>
+        <w:spacing/>
+        <w:ind/>
+      </w:pPr>
+      <w:tblPr>
+        <w:tblBorders/>
+      </w:tblPr>
+      <w:tcPr>
+        <w:shd w:val="clear" w:color="ffffff"/>
+        <w:tcBorders>
+          <w:top w:val="none" w:color="000000" w:sz="4" w:space="0"/>
+          <w:left w:val="none" w:color="000000" w:sz="4" w:space="0"/>
+          <w:bottom w:val="none" w:color="000000" w:sz="4" w:space="0"/>
+          <w:right w:val="none" w:color="000000" w:sz="4" w:space="0"/>
+        </w:tcBorders>
+      </w:tcPr>
+    </w:tblStylePr>
+    <w:tblStylePr w:type="lastRow">
+      <w:rPr>
+        <w:b/>
+        <w:color w:val="404040"/>
+      </w:rPr>
+      <w:pPr>
+        <w:pBdr/>
+        <w:spacing/>
+        <w:ind/>
+      </w:pPr>
+      <w:tblPr>
+        <w:tblBorders/>
+      </w:tblPr>
+      <w:tcPr>
+        <w:shd w:val="clear" w:color="ffffff"/>
+        <w:tcBorders>
+          <w:top w:val="none" w:color="000000" w:sz="4" w:space="0"/>
+          <w:left w:val="none" w:color="000000" w:sz="4" w:space="0"/>
+          <w:bottom w:val="none" w:color="000000" w:sz="4" w:space="0"/>
+          <w:right w:val="none" w:color="000000" w:sz="4" w:space="0"/>
+        </w:tcBorders>
+      </w:tcPr>
+    </w:tblStylePr>
     <w:tblStylePr w:type="nwCell">
       <w:pPr>
         <w:pBdr/>
@@ -7824,9 +8558,9 @@
       </w:tcPr>
     </w:tblStylePr>
   </w:style>
-  <w:style w:type="table" w:styleId="34">
+  <w:style w:type="table" w:styleId="725">
     <w:name w:val="Grid Table 3 - Accent 1"/>
-    <w:basedOn w:val="677"/>
+    <w:basedOn w:val="884"/>
     <w:uiPriority w:val="99"/>
     <w:pPr>
       <w:pBdr/>
@@ -7925,29 +8659,6 @@
         <w:tblBorders/>
       </w:tblPr>
       <w:tcPr>
-        <w:shd w:color="ffffff"/>
-        <w:tcBorders>
-          <w:top w:val="none" w:color="000000" w:sz="4" w:space="0"/>
-          <w:left w:val="none" w:color="000000" w:sz="4" w:space="0"/>
-          <w:bottom w:val="none" w:color="000000" w:sz="4" w:space="0"/>
-          <w:right w:val="none" w:color="000000" w:sz="4" w:space="0"/>
-        </w:tcBorders>
-      </w:tcPr>
-    </w:tblStylePr>
-    <w:tblStylePr w:type="firstRow">
-      <w:rPr>
-        <w:b/>
-        <w:color w:val="404040"/>
-      </w:rPr>
-      <w:pPr>
-        <w:pBdr/>
-        <w:spacing/>
-        <w:ind/>
-      </w:pPr>
-      <w:tblPr>
-        <w:tblBorders/>
-      </w:tblPr>
-      <w:tcPr>
         <w:shd w:val="clear" w:color="ffffff"/>
         <w:tcBorders>
           <w:top w:val="none" w:color="000000" w:sz="4" w:space="0"/>
@@ -7957,30 +8668,7 @@
         </w:tcBorders>
       </w:tcPr>
     </w:tblStylePr>
-    <w:tblStylePr w:type="lastCol">
-      <w:rPr>
-        <w:i/>
-        <w:color w:val="404040"/>
-      </w:rPr>
-      <w:pPr>
-        <w:pBdr/>
-        <w:spacing/>
-        <w:ind/>
-      </w:pPr>
-      <w:tblPr>
-        <w:tblBorders/>
-      </w:tblPr>
-      <w:tcPr>
-        <w:shd w:color="ffffff"/>
-        <w:tcBorders>
-          <w:top w:val="none" w:color="000000" w:sz="4" w:space="0"/>
-          <w:left w:val="none" w:color="000000" w:sz="4" w:space="0"/>
-          <w:bottom w:val="none" w:color="000000" w:sz="4" w:space="0"/>
-          <w:right w:val="none" w:color="000000" w:sz="4" w:space="0"/>
-        </w:tcBorders>
-      </w:tcPr>
-    </w:tblStylePr>
-    <w:tblStylePr w:type="lastRow">
+    <w:tblStylePr w:type="firstRow">
       <w:rPr>
         <w:b/>
         <w:color w:val="404040"/>
@@ -8003,6 +8691,52 @@
         </w:tcBorders>
       </w:tcPr>
     </w:tblStylePr>
+    <w:tblStylePr w:type="lastCol">
+      <w:rPr>
+        <w:i/>
+        <w:color w:val="404040"/>
+      </w:rPr>
+      <w:pPr>
+        <w:pBdr/>
+        <w:spacing/>
+        <w:ind/>
+      </w:pPr>
+      <w:tblPr>
+        <w:tblBorders/>
+      </w:tblPr>
+      <w:tcPr>
+        <w:shd w:val="clear" w:color="ffffff"/>
+        <w:tcBorders>
+          <w:top w:val="none" w:color="000000" w:sz="4" w:space="0"/>
+          <w:left w:val="none" w:color="000000" w:sz="4" w:space="0"/>
+          <w:bottom w:val="none" w:color="000000" w:sz="4" w:space="0"/>
+          <w:right w:val="none" w:color="000000" w:sz="4" w:space="0"/>
+        </w:tcBorders>
+      </w:tcPr>
+    </w:tblStylePr>
+    <w:tblStylePr w:type="lastRow">
+      <w:rPr>
+        <w:b/>
+        <w:color w:val="404040"/>
+      </w:rPr>
+      <w:pPr>
+        <w:pBdr/>
+        <w:spacing/>
+        <w:ind/>
+      </w:pPr>
+      <w:tblPr>
+        <w:tblBorders/>
+      </w:tblPr>
+      <w:tcPr>
+        <w:shd w:val="clear" w:color="ffffff"/>
+        <w:tcBorders>
+          <w:top w:val="none" w:color="000000" w:sz="4" w:space="0"/>
+          <w:left w:val="none" w:color="000000" w:sz="4" w:space="0"/>
+          <w:bottom w:val="none" w:color="000000" w:sz="4" w:space="0"/>
+          <w:right w:val="none" w:color="000000" w:sz="4" w:space="0"/>
+        </w:tcBorders>
+      </w:tcPr>
+    </w:tblStylePr>
     <w:tblStylePr w:type="nwCell">
       <w:pPr>
         <w:pBdr/>
@@ -8069,9 +8803,9 @@
       </w:tcPr>
     </w:tblStylePr>
   </w:style>
-  <w:style w:type="table" w:styleId="35">
+  <w:style w:type="table" w:styleId="726">
     <w:name w:val="Grid Table 3 - Accent 2"/>
-    <w:basedOn w:val="677"/>
+    <w:basedOn w:val="884"/>
     <w:uiPriority w:val="99"/>
     <w:pPr>
       <w:pBdr/>
@@ -8170,29 +8904,6 @@
         <w:tblBorders/>
       </w:tblPr>
       <w:tcPr>
-        <w:shd w:color="ffffff"/>
-        <w:tcBorders>
-          <w:top w:val="none" w:color="000000" w:sz="4" w:space="0"/>
-          <w:left w:val="none" w:color="000000" w:sz="4" w:space="0"/>
-          <w:bottom w:val="none" w:color="000000" w:sz="4" w:space="0"/>
-          <w:right w:val="none" w:color="000000" w:sz="4" w:space="0"/>
-        </w:tcBorders>
-      </w:tcPr>
-    </w:tblStylePr>
-    <w:tblStylePr w:type="firstRow">
-      <w:rPr>
-        <w:b/>
-        <w:color w:val="404040"/>
-      </w:rPr>
-      <w:pPr>
-        <w:pBdr/>
-        <w:spacing/>
-        <w:ind/>
-      </w:pPr>
-      <w:tblPr>
-        <w:tblBorders/>
-      </w:tblPr>
-      <w:tcPr>
         <w:shd w:val="clear" w:color="ffffff"/>
         <w:tcBorders>
           <w:top w:val="none" w:color="000000" w:sz="4" w:space="0"/>
@@ -8202,30 +8913,7 @@
         </w:tcBorders>
       </w:tcPr>
     </w:tblStylePr>
-    <w:tblStylePr w:type="lastCol">
-      <w:rPr>
-        <w:i/>
-        <w:color w:val="404040"/>
-      </w:rPr>
-      <w:pPr>
-        <w:pBdr/>
-        <w:spacing/>
-        <w:ind/>
-      </w:pPr>
-      <w:tblPr>
-        <w:tblBorders/>
-      </w:tblPr>
-      <w:tcPr>
-        <w:shd w:color="ffffff"/>
-        <w:tcBorders>
-          <w:top w:val="none" w:color="000000" w:sz="4" w:space="0"/>
-          <w:left w:val="none" w:color="000000" w:sz="4" w:space="0"/>
-          <w:bottom w:val="none" w:color="000000" w:sz="4" w:space="0"/>
-          <w:right w:val="none" w:color="000000" w:sz="4" w:space="0"/>
-        </w:tcBorders>
-      </w:tcPr>
-    </w:tblStylePr>
-    <w:tblStylePr w:type="lastRow">
+    <w:tblStylePr w:type="firstRow">
       <w:rPr>
         <w:b/>
         <w:color w:val="404040"/>
@@ -8248,6 +8936,52 @@
         </w:tcBorders>
       </w:tcPr>
     </w:tblStylePr>
+    <w:tblStylePr w:type="lastCol">
+      <w:rPr>
+        <w:i/>
+        <w:color w:val="404040"/>
+      </w:rPr>
+      <w:pPr>
+        <w:pBdr/>
+        <w:spacing/>
+        <w:ind/>
+      </w:pPr>
+      <w:tblPr>
+        <w:tblBorders/>
+      </w:tblPr>
+      <w:tcPr>
+        <w:shd w:val="clear" w:color="ffffff"/>
+        <w:tcBorders>
+          <w:top w:val="none" w:color="000000" w:sz="4" w:space="0"/>
+          <w:left w:val="none" w:color="000000" w:sz="4" w:space="0"/>
+          <w:bottom w:val="none" w:color="000000" w:sz="4" w:space="0"/>
+          <w:right w:val="none" w:color="000000" w:sz="4" w:space="0"/>
+        </w:tcBorders>
+      </w:tcPr>
+    </w:tblStylePr>
+    <w:tblStylePr w:type="lastRow">
+      <w:rPr>
+        <w:b/>
+        <w:color w:val="404040"/>
+      </w:rPr>
+      <w:pPr>
+        <w:pBdr/>
+        <w:spacing/>
+        <w:ind/>
+      </w:pPr>
+      <w:tblPr>
+        <w:tblBorders/>
+      </w:tblPr>
+      <w:tcPr>
+        <w:shd w:val="clear" w:color="ffffff"/>
+        <w:tcBorders>
+          <w:top w:val="none" w:color="000000" w:sz="4" w:space="0"/>
+          <w:left w:val="none" w:color="000000" w:sz="4" w:space="0"/>
+          <w:bottom w:val="none" w:color="000000" w:sz="4" w:space="0"/>
+          <w:right w:val="none" w:color="000000" w:sz="4" w:space="0"/>
+        </w:tcBorders>
+      </w:tcPr>
+    </w:tblStylePr>
     <w:tblStylePr w:type="nwCell">
       <w:pPr>
         <w:pBdr/>
@@ -8314,9 +9048,9 @@
       </w:tcPr>
     </w:tblStylePr>
   </w:style>
-  <w:style w:type="table" w:styleId="36">
+  <w:style w:type="table" w:styleId="727">
     <w:name w:val="Grid Table 3 - Accent 3"/>
-    <w:basedOn w:val="677"/>
+    <w:basedOn w:val="884"/>
     <w:uiPriority w:val="99"/>
     <w:pPr>
       <w:pBdr/>
@@ -8415,29 +9149,6 @@
         <w:tblBorders/>
       </w:tblPr>
       <w:tcPr>
-        <w:shd w:color="ffffff"/>
-        <w:tcBorders>
-          <w:top w:val="none" w:color="000000" w:sz="4" w:space="0"/>
-          <w:left w:val="none" w:color="000000" w:sz="4" w:space="0"/>
-          <w:bottom w:val="none" w:color="000000" w:sz="4" w:space="0"/>
-          <w:right w:val="none" w:color="000000" w:sz="4" w:space="0"/>
-        </w:tcBorders>
-      </w:tcPr>
-    </w:tblStylePr>
-    <w:tblStylePr w:type="firstRow">
-      <w:rPr>
-        <w:b/>
-        <w:color w:val="404040"/>
-      </w:rPr>
-      <w:pPr>
-        <w:pBdr/>
-        <w:spacing/>
-        <w:ind/>
-      </w:pPr>
-      <w:tblPr>
-        <w:tblBorders/>
-      </w:tblPr>
-      <w:tcPr>
         <w:shd w:val="clear" w:color="ffffff"/>
         <w:tcBorders>
           <w:top w:val="none" w:color="000000" w:sz="4" w:space="0"/>
@@ -8447,30 +9158,7 @@
         </w:tcBorders>
       </w:tcPr>
     </w:tblStylePr>
-    <w:tblStylePr w:type="lastCol">
-      <w:rPr>
-        <w:i/>
-        <w:color w:val="404040"/>
-      </w:rPr>
-      <w:pPr>
-        <w:pBdr/>
-        <w:spacing/>
-        <w:ind/>
-      </w:pPr>
-      <w:tblPr>
-        <w:tblBorders/>
-      </w:tblPr>
-      <w:tcPr>
-        <w:shd w:color="ffffff"/>
-        <w:tcBorders>
-          <w:top w:val="none" w:color="000000" w:sz="4" w:space="0"/>
-          <w:left w:val="none" w:color="000000" w:sz="4" w:space="0"/>
-          <w:bottom w:val="none" w:color="000000" w:sz="4" w:space="0"/>
-          <w:right w:val="none" w:color="000000" w:sz="4" w:space="0"/>
-        </w:tcBorders>
-      </w:tcPr>
-    </w:tblStylePr>
-    <w:tblStylePr w:type="lastRow">
+    <w:tblStylePr w:type="firstRow">
       <w:rPr>
         <w:b/>
         <w:color w:val="404040"/>
@@ -8493,6 +9181,52 @@
         </w:tcBorders>
       </w:tcPr>
     </w:tblStylePr>
+    <w:tblStylePr w:type="lastCol">
+      <w:rPr>
+        <w:i/>
+        <w:color w:val="404040"/>
+      </w:rPr>
+      <w:pPr>
+        <w:pBdr/>
+        <w:spacing/>
+        <w:ind/>
+      </w:pPr>
+      <w:tblPr>
+        <w:tblBorders/>
+      </w:tblPr>
+      <w:tcPr>
+        <w:shd w:val="clear" w:color="ffffff"/>
+        <w:tcBorders>
+          <w:top w:val="none" w:color="000000" w:sz="4" w:space="0"/>
+          <w:left w:val="none" w:color="000000" w:sz="4" w:space="0"/>
+          <w:bottom w:val="none" w:color="000000" w:sz="4" w:space="0"/>
+          <w:right w:val="none" w:color="000000" w:sz="4" w:space="0"/>
+        </w:tcBorders>
+      </w:tcPr>
+    </w:tblStylePr>
+    <w:tblStylePr w:type="lastRow">
+      <w:rPr>
+        <w:b/>
+        <w:color w:val="404040"/>
+      </w:rPr>
+      <w:pPr>
+        <w:pBdr/>
+        <w:spacing/>
+        <w:ind/>
+      </w:pPr>
+      <w:tblPr>
+        <w:tblBorders/>
+      </w:tblPr>
+      <w:tcPr>
+        <w:shd w:val="clear" w:color="ffffff"/>
+        <w:tcBorders>
+          <w:top w:val="none" w:color="000000" w:sz="4" w:space="0"/>
+          <w:left w:val="none" w:color="000000" w:sz="4" w:space="0"/>
+          <w:bottom w:val="none" w:color="000000" w:sz="4" w:space="0"/>
+          <w:right w:val="none" w:color="000000" w:sz="4" w:space="0"/>
+        </w:tcBorders>
+      </w:tcPr>
+    </w:tblStylePr>
     <w:tblStylePr w:type="nwCell">
       <w:pPr>
         <w:pBdr/>
@@ -8559,9 +9293,9 @@
       </w:tcPr>
     </w:tblStylePr>
   </w:style>
-  <w:style w:type="table" w:styleId="37">
+  <w:style w:type="table" w:styleId="728">
     <w:name w:val="Grid Table 3 - Accent 4"/>
-    <w:basedOn w:val="677"/>
+    <w:basedOn w:val="884"/>
     <w:uiPriority w:val="99"/>
     <w:pPr>
       <w:pBdr/>
@@ -8660,29 +9394,6 @@
         <w:tblBorders/>
       </w:tblPr>
       <w:tcPr>
-        <w:shd w:color="ffffff"/>
-        <w:tcBorders>
-          <w:top w:val="none" w:color="000000" w:sz="4" w:space="0"/>
-          <w:left w:val="none" w:color="000000" w:sz="4" w:space="0"/>
-          <w:bottom w:val="none" w:color="000000" w:sz="4" w:space="0"/>
-          <w:right w:val="none" w:color="000000" w:sz="4" w:space="0"/>
-        </w:tcBorders>
-      </w:tcPr>
-    </w:tblStylePr>
-    <w:tblStylePr w:type="firstRow">
-      <w:rPr>
-        <w:b/>
-        <w:color w:val="404040"/>
-      </w:rPr>
-      <w:pPr>
-        <w:pBdr/>
-        <w:spacing/>
-        <w:ind/>
-      </w:pPr>
-      <w:tblPr>
-        <w:tblBorders/>
-      </w:tblPr>
-      <w:tcPr>
         <w:shd w:val="clear" w:color="ffffff"/>
         <w:tcBorders>
           <w:top w:val="none" w:color="000000" w:sz="4" w:space="0"/>
@@ -8692,30 +9403,7 @@
         </w:tcBorders>
       </w:tcPr>
     </w:tblStylePr>
-    <w:tblStylePr w:type="lastCol">
-      <w:rPr>
-        <w:i/>
-        <w:color w:val="404040"/>
-      </w:rPr>
-      <w:pPr>
-        <w:pBdr/>
-        <w:spacing/>
-        <w:ind/>
-      </w:pPr>
-      <w:tblPr>
-        <w:tblBorders/>
-      </w:tblPr>
-      <w:tcPr>
-        <w:shd w:color="ffffff"/>
-        <w:tcBorders>
-          <w:top w:val="none" w:color="000000" w:sz="4" w:space="0"/>
-          <w:left w:val="none" w:color="000000" w:sz="4" w:space="0"/>
-          <w:bottom w:val="none" w:color="000000" w:sz="4" w:space="0"/>
-          <w:right w:val="none" w:color="000000" w:sz="4" w:space="0"/>
-        </w:tcBorders>
-      </w:tcPr>
-    </w:tblStylePr>
-    <w:tblStylePr w:type="lastRow">
+    <w:tblStylePr w:type="firstRow">
       <w:rPr>
         <w:b/>
         <w:color w:val="404040"/>
@@ -8738,6 +9426,52 @@
         </w:tcBorders>
       </w:tcPr>
     </w:tblStylePr>
+    <w:tblStylePr w:type="lastCol">
+      <w:rPr>
+        <w:i/>
+        <w:color w:val="404040"/>
+      </w:rPr>
+      <w:pPr>
+        <w:pBdr/>
+        <w:spacing/>
+        <w:ind/>
+      </w:pPr>
+      <w:tblPr>
+        <w:tblBorders/>
+      </w:tblPr>
+      <w:tcPr>
+        <w:shd w:val="clear" w:color="ffffff"/>
+        <w:tcBorders>
+          <w:top w:val="none" w:color="000000" w:sz="4" w:space="0"/>
+          <w:left w:val="none" w:color="000000" w:sz="4" w:space="0"/>
+          <w:bottom w:val="none" w:color="000000" w:sz="4" w:space="0"/>
+          <w:right w:val="none" w:color="000000" w:sz="4" w:space="0"/>
+        </w:tcBorders>
+      </w:tcPr>
+    </w:tblStylePr>
+    <w:tblStylePr w:type="lastRow">
+      <w:rPr>
+        <w:b/>
+        <w:color w:val="404040"/>
+      </w:rPr>
+      <w:pPr>
+        <w:pBdr/>
+        <w:spacing/>
+        <w:ind/>
+      </w:pPr>
+      <w:tblPr>
+        <w:tblBorders/>
+      </w:tblPr>
+      <w:tcPr>
+        <w:shd w:val="clear" w:color="ffffff"/>
+        <w:tcBorders>
+          <w:top w:val="none" w:color="000000" w:sz="4" w:space="0"/>
+          <w:left w:val="none" w:color="000000" w:sz="4" w:space="0"/>
+          <w:bottom w:val="none" w:color="000000" w:sz="4" w:space="0"/>
+          <w:right w:val="none" w:color="000000" w:sz="4" w:space="0"/>
+        </w:tcBorders>
+      </w:tcPr>
+    </w:tblStylePr>
     <w:tblStylePr w:type="nwCell">
       <w:pPr>
         <w:pBdr/>
@@ -8804,9 +9538,9 @@
       </w:tcPr>
     </w:tblStylePr>
   </w:style>
-  <w:style w:type="table" w:styleId="38">
+  <w:style w:type="table" w:styleId="729">
     <w:name w:val="Grid Table 3 - Accent 5"/>
-    <w:basedOn w:val="677"/>
+    <w:basedOn w:val="884"/>
     <w:uiPriority w:val="99"/>
     <w:pPr>
       <w:pBdr/>
@@ -8905,29 +9639,6 @@
         <w:tblBorders/>
       </w:tblPr>
       <w:tcPr>
-        <w:shd w:color="ffffff"/>
-        <w:tcBorders>
-          <w:top w:val="none" w:color="000000" w:sz="4" w:space="0"/>
-          <w:left w:val="none" w:color="000000" w:sz="4" w:space="0"/>
-          <w:bottom w:val="none" w:color="000000" w:sz="4" w:space="0"/>
-          <w:right w:val="none" w:color="000000" w:sz="4" w:space="0"/>
-        </w:tcBorders>
-      </w:tcPr>
-    </w:tblStylePr>
-    <w:tblStylePr w:type="firstRow">
-      <w:rPr>
-        <w:b/>
-        <w:color w:val="404040"/>
-      </w:rPr>
-      <w:pPr>
-        <w:pBdr/>
-        <w:spacing/>
-        <w:ind/>
-      </w:pPr>
-      <w:tblPr>
-        <w:tblBorders/>
-      </w:tblPr>
-      <w:tcPr>
         <w:shd w:val="clear" w:color="ffffff"/>
         <w:tcBorders>
           <w:top w:val="none" w:color="000000" w:sz="4" w:space="0"/>
@@ -8937,30 +9648,7 @@
         </w:tcBorders>
       </w:tcPr>
     </w:tblStylePr>
-    <w:tblStylePr w:type="lastCol">
-      <w:rPr>
-        <w:i/>
-        <w:color w:val="404040"/>
-      </w:rPr>
-      <w:pPr>
-        <w:pBdr/>
-        <w:spacing/>
-        <w:ind/>
-      </w:pPr>
-      <w:tblPr>
-        <w:tblBorders/>
-      </w:tblPr>
-      <w:tcPr>
-        <w:shd w:color="ffffff"/>
-        <w:tcBorders>
-          <w:top w:val="none" w:color="000000" w:sz="4" w:space="0"/>
-          <w:left w:val="none" w:color="000000" w:sz="4" w:space="0"/>
-          <w:bottom w:val="none" w:color="000000" w:sz="4" w:space="0"/>
-          <w:right w:val="none" w:color="000000" w:sz="4" w:space="0"/>
-        </w:tcBorders>
-      </w:tcPr>
-    </w:tblStylePr>
-    <w:tblStylePr w:type="lastRow">
+    <w:tblStylePr w:type="firstRow">
       <w:rPr>
         <w:b/>
         <w:color w:val="404040"/>
@@ -8983,6 +9671,52 @@
         </w:tcBorders>
       </w:tcPr>
     </w:tblStylePr>
+    <w:tblStylePr w:type="lastCol">
+      <w:rPr>
+        <w:i/>
+        <w:color w:val="404040"/>
+      </w:rPr>
+      <w:pPr>
+        <w:pBdr/>
+        <w:spacing/>
+        <w:ind/>
+      </w:pPr>
+      <w:tblPr>
+        <w:tblBorders/>
+      </w:tblPr>
+      <w:tcPr>
+        <w:shd w:val="clear" w:color="ffffff"/>
+        <w:tcBorders>
+          <w:top w:val="none" w:color="000000" w:sz="4" w:space="0"/>
+          <w:left w:val="none" w:color="000000" w:sz="4" w:space="0"/>
+          <w:bottom w:val="none" w:color="000000" w:sz="4" w:space="0"/>
+          <w:right w:val="none" w:color="000000" w:sz="4" w:space="0"/>
+        </w:tcBorders>
+      </w:tcPr>
+    </w:tblStylePr>
+    <w:tblStylePr w:type="lastRow">
+      <w:rPr>
+        <w:b/>
+        <w:color w:val="404040"/>
+      </w:rPr>
+      <w:pPr>
+        <w:pBdr/>
+        <w:spacing/>
+        <w:ind/>
+      </w:pPr>
+      <w:tblPr>
+        <w:tblBorders/>
+      </w:tblPr>
+      <w:tcPr>
+        <w:shd w:val="clear" w:color="ffffff"/>
+        <w:tcBorders>
+          <w:top w:val="none" w:color="000000" w:sz="4" w:space="0"/>
+          <w:left w:val="none" w:color="000000" w:sz="4" w:space="0"/>
+          <w:bottom w:val="none" w:color="000000" w:sz="4" w:space="0"/>
+          <w:right w:val="none" w:color="000000" w:sz="4" w:space="0"/>
+        </w:tcBorders>
+      </w:tcPr>
+    </w:tblStylePr>
     <w:tblStylePr w:type="nwCell">
       <w:pPr>
         <w:pBdr/>
@@ -9049,9 +9783,9 @@
       </w:tcPr>
     </w:tblStylePr>
   </w:style>
-  <w:style w:type="table" w:styleId="39">
+  <w:style w:type="table" w:styleId="730">
     <w:name w:val="Grid Table 3 - Accent 6"/>
-    <w:basedOn w:val="677"/>
+    <w:basedOn w:val="884"/>
     <w:uiPriority w:val="99"/>
     <w:pPr>
       <w:pBdr/>
@@ -9150,29 +9884,6 @@
         <w:tblBorders/>
       </w:tblPr>
       <w:tcPr>
-        <w:shd w:color="ffffff"/>
-        <w:tcBorders>
-          <w:top w:val="none" w:color="000000" w:sz="4" w:space="0"/>
-          <w:left w:val="none" w:color="000000" w:sz="4" w:space="0"/>
-          <w:bottom w:val="none" w:color="000000" w:sz="4" w:space="0"/>
-          <w:right w:val="none" w:color="000000" w:sz="4" w:space="0"/>
-        </w:tcBorders>
-      </w:tcPr>
-    </w:tblStylePr>
-    <w:tblStylePr w:type="firstRow">
-      <w:rPr>
-        <w:b/>
-        <w:color w:val="404040"/>
-      </w:rPr>
-      <w:pPr>
-        <w:pBdr/>
-        <w:spacing/>
-        <w:ind/>
-      </w:pPr>
-      <w:tblPr>
-        <w:tblBorders/>
-      </w:tblPr>
-      <w:tcPr>
         <w:shd w:val="clear" w:color="ffffff"/>
         <w:tcBorders>
           <w:top w:val="none" w:color="000000" w:sz="4" w:space="0"/>
@@ -9182,30 +9893,7 @@
         </w:tcBorders>
       </w:tcPr>
     </w:tblStylePr>
-    <w:tblStylePr w:type="lastCol">
-      <w:rPr>
-        <w:i/>
-        <w:color w:val="404040"/>
-      </w:rPr>
-      <w:pPr>
-        <w:pBdr/>
-        <w:spacing/>
-        <w:ind/>
-      </w:pPr>
-      <w:tblPr>
-        <w:tblBorders/>
-      </w:tblPr>
-      <w:tcPr>
-        <w:shd w:color="ffffff"/>
-        <w:tcBorders>
-          <w:top w:val="none" w:color="000000" w:sz="4" w:space="0"/>
-          <w:left w:val="none" w:color="000000" w:sz="4" w:space="0"/>
-          <w:bottom w:val="none" w:color="000000" w:sz="4" w:space="0"/>
-          <w:right w:val="none" w:color="000000" w:sz="4" w:space="0"/>
-        </w:tcBorders>
-      </w:tcPr>
-    </w:tblStylePr>
-    <w:tblStylePr w:type="lastRow">
+    <w:tblStylePr w:type="firstRow">
       <w:rPr>
         <w:b/>
         <w:color w:val="404040"/>
@@ -9228,6 +9916,52 @@
         </w:tcBorders>
       </w:tcPr>
     </w:tblStylePr>
+    <w:tblStylePr w:type="lastCol">
+      <w:rPr>
+        <w:i/>
+        <w:color w:val="404040"/>
+      </w:rPr>
+      <w:pPr>
+        <w:pBdr/>
+        <w:spacing/>
+        <w:ind/>
+      </w:pPr>
+      <w:tblPr>
+        <w:tblBorders/>
+      </w:tblPr>
+      <w:tcPr>
+        <w:shd w:val="clear" w:color="ffffff"/>
+        <w:tcBorders>
+          <w:top w:val="none" w:color="000000" w:sz="4" w:space="0"/>
+          <w:left w:val="none" w:color="000000" w:sz="4" w:space="0"/>
+          <w:bottom w:val="none" w:color="000000" w:sz="4" w:space="0"/>
+          <w:right w:val="none" w:color="000000" w:sz="4" w:space="0"/>
+        </w:tcBorders>
+      </w:tcPr>
+    </w:tblStylePr>
+    <w:tblStylePr w:type="lastRow">
+      <w:rPr>
+        <w:b/>
+        <w:color w:val="404040"/>
+      </w:rPr>
+      <w:pPr>
+        <w:pBdr/>
+        <w:spacing/>
+        <w:ind/>
+      </w:pPr>
+      <w:tblPr>
+        <w:tblBorders/>
+      </w:tblPr>
+      <w:tcPr>
+        <w:shd w:val="clear" w:color="ffffff"/>
+        <w:tcBorders>
+          <w:top w:val="none" w:color="000000" w:sz="4" w:space="0"/>
+          <w:left w:val="none" w:color="000000" w:sz="4" w:space="0"/>
+          <w:bottom w:val="none" w:color="000000" w:sz="4" w:space="0"/>
+          <w:right w:val="none" w:color="000000" w:sz="4" w:space="0"/>
+        </w:tcBorders>
+      </w:tcPr>
+    </w:tblStylePr>
     <w:tblStylePr w:type="nwCell">
       <w:pPr>
         <w:pBdr/>
@@ -9294,9 +10028,9 @@
       </w:tcPr>
     </w:tblStylePr>
   </w:style>
-  <w:style w:type="table" w:styleId="40">
+  <w:style w:type="table" w:styleId="731">
     <w:name w:val="Grid Table 4"/>
-    <w:basedOn w:val="677"/>
+    <w:basedOn w:val="884"/>
     <w:uiPriority w:val="59"/>
     <w:pPr>
       <w:pBdr/>
@@ -9527,9 +10261,9 @@
       </w:tcPr>
     </w:tblStylePr>
   </w:style>
-  <w:style w:type="table" w:styleId="41">
+  <w:style w:type="table" w:styleId="732">
     <w:name w:val="Grid Table 4 - Accent 1"/>
-    <w:basedOn w:val="677"/>
+    <w:basedOn w:val="884"/>
     <w:uiPriority w:val="59"/>
     <w:pPr>
       <w:pBdr/>
@@ -9760,9 +10494,9 @@
       </w:tcPr>
     </w:tblStylePr>
   </w:style>
-  <w:style w:type="table" w:styleId="42">
+  <w:style w:type="table" w:styleId="733">
     <w:name w:val="Grid Table 4 - Accent 2"/>
-    <w:basedOn w:val="677"/>
+    <w:basedOn w:val="884"/>
     <w:uiPriority w:val="59"/>
     <w:pPr>
       <w:pBdr/>
@@ -9993,9 +10727,9 @@
       </w:tcPr>
     </w:tblStylePr>
   </w:style>
-  <w:style w:type="table" w:styleId="43">
+  <w:style w:type="table" w:styleId="734">
     <w:name w:val="Grid Table 4 - Accent 3"/>
-    <w:basedOn w:val="677"/>
+    <w:basedOn w:val="884"/>
     <w:uiPriority w:val="59"/>
     <w:pPr>
       <w:pBdr/>
@@ -10226,9 +10960,9 @@
       </w:tcPr>
     </w:tblStylePr>
   </w:style>
-  <w:style w:type="table" w:styleId="44">
+  <w:style w:type="table" w:styleId="735">
     <w:name w:val="Grid Table 4 - Accent 4"/>
-    <w:basedOn w:val="677"/>
+    <w:basedOn w:val="884"/>
     <w:uiPriority w:val="59"/>
     <w:pPr>
       <w:pBdr/>
@@ -10459,9 +11193,9 @@
       </w:tcPr>
     </w:tblStylePr>
   </w:style>
-  <w:style w:type="table" w:styleId="45">
+  <w:style w:type="table" w:styleId="736">
     <w:name w:val="Grid Table 4 - Accent 5"/>
-    <w:basedOn w:val="677"/>
+    <w:basedOn w:val="884"/>
     <w:uiPriority w:val="59"/>
     <w:pPr>
       <w:pBdr/>
@@ -10692,9 +11426,9 @@
       </w:tcPr>
     </w:tblStylePr>
   </w:style>
-  <w:style w:type="table" w:styleId="46">
+  <w:style w:type="table" w:styleId="737">
     <w:name w:val="Grid Table 4 - Accent 6"/>
-    <w:basedOn w:val="677"/>
+    <w:basedOn w:val="884"/>
     <w:uiPriority w:val="59"/>
     <w:pPr>
       <w:pBdr/>
@@ -10925,9 +11659,9 @@
       </w:tcPr>
     </w:tblStylePr>
   </w:style>
-  <w:style w:type="table" w:styleId="47">
+  <w:style w:type="table" w:styleId="738">
     <w:name w:val="Grid Table 5 Dark"/>
-    <w:basedOn w:val="677"/>
+    <w:basedOn w:val="884"/>
     <w:uiPriority w:val="99"/>
     <w:pPr>
       <w:pBdr/>
@@ -11153,9 +11887,9 @@
       </w:tcPr>
     </w:tblStylePr>
   </w:style>
-  <w:style w:type="table" w:styleId="48">
+  <w:style w:type="table" w:styleId="739">
     <w:name w:val="Grid Table 5 Dark- Accent 1"/>
-    <w:basedOn w:val="677"/>
+    <w:basedOn w:val="884"/>
     <w:uiPriority w:val="99"/>
     <w:pPr>
       <w:pBdr/>
@@ -11381,9 +12115,9 @@
       </w:tcPr>
     </w:tblStylePr>
   </w:style>
-  <w:style w:type="table" w:styleId="49">
+  <w:style w:type="table" w:styleId="740">
     <w:name w:val="Grid Table 5 Dark - Accent 2"/>
-    <w:basedOn w:val="677"/>
+    <w:basedOn w:val="884"/>
     <w:uiPriority w:val="99"/>
     <w:pPr>
       <w:pBdr/>
@@ -11609,9 +12343,9 @@
       </w:tcPr>
     </w:tblStylePr>
   </w:style>
-  <w:style w:type="table" w:styleId="50">
+  <w:style w:type="table" w:styleId="741">
     <w:name w:val="Grid Table 5 Dark - Accent 3"/>
-    <w:basedOn w:val="677"/>
+    <w:basedOn w:val="884"/>
     <w:uiPriority w:val="99"/>
     <w:pPr>
       <w:pBdr/>
@@ -11837,9 +12571,9 @@
       </w:tcPr>
     </w:tblStylePr>
   </w:style>
-  <w:style w:type="table" w:styleId="51">
+  <w:style w:type="table" w:styleId="742">
     <w:name w:val="Grid Table 5 Dark- Accent 4"/>
-    <w:basedOn w:val="677"/>
+    <w:basedOn w:val="884"/>
     <w:uiPriority w:val="99"/>
     <w:pPr>
       <w:pBdr/>
@@ -12065,9 +12799,9 @@
       </w:tcPr>
     </w:tblStylePr>
   </w:style>
-  <w:style w:type="table" w:styleId="52">
+  <w:style w:type="table" w:styleId="743">
     <w:name w:val="Grid Table 5 Dark - Accent 5"/>
-    <w:basedOn w:val="677"/>
+    <w:basedOn w:val="884"/>
     <w:uiPriority w:val="99"/>
     <w:pPr>
       <w:pBdr/>
@@ -12293,9 +13027,9 @@
       </w:tcPr>
     </w:tblStylePr>
   </w:style>
-  <w:style w:type="table" w:styleId="53">
+  <w:style w:type="table" w:styleId="744">
     <w:name w:val="Grid Table 5 Dark - Accent 6"/>
-    <w:basedOn w:val="677"/>
+    <w:basedOn w:val="884"/>
     <w:uiPriority w:val="99"/>
     <w:pPr>
       <w:pBdr/>
@@ -12521,9 +13255,9 @@
       </w:tcPr>
     </w:tblStylePr>
   </w:style>
-  <w:style w:type="table" w:styleId="54">
+  <w:style w:type="table" w:styleId="745">
     <w:name w:val="Grid Table 6 Colorful"/>
-    <w:basedOn w:val="677"/>
+    <w:basedOn w:val="884"/>
     <w:uiPriority w:val="99"/>
     <w:pPr>
       <w:pBdr/>
@@ -12751,9 +13485,9 @@
       </w:tcPr>
     </w:tblStylePr>
   </w:style>
-  <w:style w:type="table" w:styleId="55">
+  <w:style w:type="table" w:styleId="746">
     <w:name w:val="Grid Table 6 Colorful - Accent 1"/>
-    <w:basedOn w:val="677"/>
+    <w:basedOn w:val="884"/>
     <w:uiPriority w:val="99"/>
     <w:pPr>
       <w:pBdr/>
@@ -12981,9 +13715,9 @@
       </w:tcPr>
     </w:tblStylePr>
   </w:style>
-  <w:style w:type="table" w:styleId="56">
+  <w:style w:type="table" w:styleId="747">
     <w:name w:val="Grid Table 6 Colorful - Accent 2"/>
-    <w:basedOn w:val="677"/>
+    <w:basedOn w:val="884"/>
     <w:uiPriority w:val="99"/>
     <w:pPr>
       <w:pBdr/>
@@ -13211,9 +13945,9 @@
       </w:tcPr>
     </w:tblStylePr>
   </w:style>
-  <w:style w:type="table" w:styleId="57">
+  <w:style w:type="table" w:styleId="748">
     <w:name w:val="Grid Table 6 Colorful - Accent 3"/>
-    <w:basedOn w:val="677"/>
+    <w:basedOn w:val="884"/>
     <w:uiPriority w:val="99"/>
     <w:pPr>
       <w:pBdr/>
@@ -13441,9 +14175,9 @@
       </w:tcPr>
     </w:tblStylePr>
   </w:style>
-  <w:style w:type="table" w:styleId="58">
+  <w:style w:type="table" w:styleId="749">
     <w:name w:val="Grid Table 6 Colorful - Accent 4"/>
-    <w:basedOn w:val="677"/>
+    <w:basedOn w:val="884"/>
     <w:uiPriority w:val="99"/>
     <w:pPr>
       <w:pBdr/>
@@ -13671,9 +14405,9 @@
       </w:tcPr>
     </w:tblStylePr>
   </w:style>
-  <w:style w:type="table" w:styleId="59">
+  <w:style w:type="table" w:styleId="750">
     <w:name w:val="Grid Table 6 Colorful - Accent 5"/>
-    <w:basedOn w:val="677"/>
+    <w:basedOn w:val="884"/>
     <w:uiPriority w:val="99"/>
     <w:pPr>
       <w:pBdr/>
@@ -13901,9 +14635,9 @@
       </w:tcPr>
     </w:tblStylePr>
   </w:style>
-  <w:style w:type="table" w:styleId="60">
+  <w:style w:type="table" w:styleId="751">
     <w:name w:val="Grid Table 6 Colorful - Accent 6"/>
-    <w:basedOn w:val="677"/>
+    <w:basedOn w:val="884"/>
     <w:uiPriority w:val="99"/>
     <w:pPr>
       <w:pBdr/>
@@ -14131,9 +14865,9 @@
       </w:tcPr>
     </w:tblStylePr>
   </w:style>
-  <w:style w:type="table" w:styleId="61">
+  <w:style w:type="table" w:styleId="752">
     <w:name w:val="Grid Table 7 Colorful"/>
-    <w:basedOn w:val="677"/>
+    <w:basedOn w:val="884"/>
     <w:uiPriority w:val="99"/>
     <w:pPr>
       <w:pBdr/>
@@ -14235,11 +14969,11 @@
         <w:tblBorders/>
       </w:tblPr>
       <w:tcPr>
-        <w:shd w:color="ffffff"/>
+        <w:shd w:val="clear" w:color="ffffff"/>
         <w:tcBorders>
-          <w:top w:val="none"/>
-          <w:left w:val="none"/>
-          <w:bottom w:val="none"/>
+          <w:top w:val="none" w:color="000000" w:sz="4" w:space="0"/>
+          <w:left w:val="none" w:color="000000" w:sz="4" w:space="0"/>
+          <w:bottom w:val="none" w:color="000000" w:sz="4" w:space="0"/>
           <w:right w:val="single" w:color="000000" w:themeColor="text1" w:themeTint="80" w:sz="4" w:space="0"/>
         </w:tcBorders>
       </w:tcPr>
@@ -14262,10 +14996,10 @@
       <w:tcPr>
         <w:shd w:val="clear" w:color="ffffff" w:themeColor="light1" w:fill="ffffff" w:themeFill="light1"/>
         <w:tcBorders>
-          <w:top w:val="none"/>
-          <w:left w:val="none"/>
+          <w:top w:val="none" w:color="000000" w:sz="4" w:space="0"/>
+          <w:left w:val="none" w:color="000000" w:sz="4" w:space="0"/>
           <w:bottom w:val="single" w:color="000000" w:themeColor="text1" w:themeTint="80" w:sz="4" w:space="0"/>
-          <w:right w:val="none"/>
+          <w:right w:val="none" w:color="000000" w:sz="4" w:space="0"/>
         </w:tcBorders>
       </w:tcPr>
     </w:tblStylePr>
@@ -14285,12 +15019,12 @@
         <w:tblBorders/>
       </w:tblPr>
       <w:tcPr>
-        <w:shd w:color="ffffff"/>
+        <w:shd w:val="clear" w:color="ffffff"/>
         <w:tcBorders>
-          <w:top w:val="none"/>
+          <w:top w:val="none" w:color="000000" w:sz="4" w:space="0"/>
           <w:left w:val="single" w:color="000000" w:themeColor="text1" w:themeTint="80" w:sz="4" w:space="0"/>
-          <w:bottom w:val="none"/>
-          <w:right w:val="none"/>
+          <w:bottom w:val="none" w:color="000000" w:sz="4" w:space="0"/>
+          <w:right w:val="none" w:color="000000" w:sz="4" w:space="0"/>
         </w:tcBorders>
       </w:tcPr>
     </w:tblStylePr>
@@ -14313,9 +15047,9 @@
         <w:shd w:val="clear" w:color="ffffff" w:themeColor="light1" w:fill="ffffff" w:themeFill="light1"/>
         <w:tcBorders>
           <w:top w:val="single" w:color="000000" w:themeColor="text1" w:themeTint="80" w:sz="4" w:space="0"/>
-          <w:left w:val="none"/>
-          <w:bottom w:val="none"/>
-          <w:right w:val="none"/>
+          <w:left w:val="none" w:color="000000" w:sz="4" w:space="0"/>
+          <w:bottom w:val="none" w:color="000000" w:sz="4" w:space="0"/>
+          <w:right w:val="none" w:color="000000" w:sz="4" w:space="0"/>
         </w:tcBorders>
       </w:tcPr>
     </w:tblStylePr>
@@ -14385,9 +15119,9 @@
       </w:tcPr>
     </w:tblStylePr>
   </w:style>
-  <w:style w:type="table" w:styleId="62">
+  <w:style w:type="table" w:styleId="753">
     <w:name w:val="Grid Table 7 Colorful - Accent 1"/>
-    <w:basedOn w:val="677"/>
+    <w:basedOn w:val="884"/>
     <w:uiPriority w:val="99"/>
     <w:pPr>
       <w:pBdr/>
@@ -14489,11 +15223,11 @@
         <w:tblBorders/>
       </w:tblPr>
       <w:tcPr>
-        <w:shd w:color="ffffff"/>
+        <w:shd w:val="clear" w:color="ffffff"/>
         <w:tcBorders>
-          <w:top w:val="none"/>
-          <w:left w:val="none"/>
-          <w:bottom w:val="none"/>
+          <w:top w:val="none" w:color="000000" w:sz="4" w:space="0"/>
+          <w:left w:val="none" w:color="000000" w:sz="4" w:space="0"/>
+          <w:bottom w:val="none" w:color="000000" w:sz="4" w:space="0"/>
           <w:right w:val="single" w:color="000000" w:themeColor="accent1" w:themeTint="80" w:sz="4" w:space="0"/>
         </w:tcBorders>
       </w:tcPr>
@@ -14516,10 +15250,10 @@
       <w:tcPr>
         <w:shd w:val="clear" w:color="ffffff" w:themeColor="light1" w:fill="ffffff" w:themeFill="light1"/>
         <w:tcBorders>
-          <w:top w:val="none"/>
-          <w:left w:val="none"/>
+          <w:top w:val="none" w:color="000000" w:sz="4" w:space="0"/>
+          <w:left w:val="none" w:color="000000" w:sz="4" w:space="0"/>
           <w:bottom w:val="single" w:color="000000" w:themeColor="accent1" w:themeTint="80" w:sz="4" w:space="0"/>
-          <w:right w:val="none"/>
+          <w:right w:val="none" w:color="000000" w:sz="4" w:space="0"/>
         </w:tcBorders>
       </w:tcPr>
     </w:tblStylePr>
@@ -14539,12 +15273,12 @@
         <w:tblBorders/>
       </w:tblPr>
       <w:tcPr>
-        <w:shd w:color="ffffff"/>
+        <w:shd w:val="clear" w:color="ffffff"/>
         <w:tcBorders>
-          <w:top w:val="none"/>
+          <w:top w:val="none" w:color="000000" w:sz="4" w:space="0"/>
           <w:left w:val="single" w:color="000000" w:themeColor="accent1" w:themeTint="80" w:sz="4" w:space="0"/>
-          <w:bottom w:val="none"/>
-          <w:right w:val="none"/>
+          <w:bottom w:val="none" w:color="000000" w:sz="4" w:space="0"/>
+          <w:right w:val="none" w:color="000000" w:sz="4" w:space="0"/>
         </w:tcBorders>
       </w:tcPr>
     </w:tblStylePr>
@@ -14567,9 +15301,9 @@
         <w:shd w:val="clear" w:color="ffffff" w:themeColor="light1" w:fill="ffffff" w:themeFill="light1"/>
         <w:tcBorders>
           <w:top w:val="single" w:color="000000" w:themeColor="accent1" w:themeTint="80" w:sz="4" w:space="0"/>
-          <w:left w:val="none"/>
-          <w:bottom w:val="none"/>
-          <w:right w:val="none"/>
+          <w:left w:val="none" w:color="000000" w:sz="4" w:space="0"/>
+          <w:bottom w:val="none" w:color="000000" w:sz="4" w:space="0"/>
+          <w:right w:val="none" w:color="000000" w:sz="4" w:space="0"/>
         </w:tcBorders>
       </w:tcPr>
     </w:tblStylePr>
@@ -14639,9 +15373,9 @@
       </w:tcPr>
     </w:tblStylePr>
   </w:style>
-  <w:style w:type="table" w:styleId="63">
+  <w:style w:type="table" w:styleId="754">
     <w:name w:val="Grid Table 7 Colorful - Accent 2"/>
-    <w:basedOn w:val="677"/>
+    <w:basedOn w:val="884"/>
     <w:uiPriority w:val="99"/>
     <w:pPr>
       <w:pBdr/>
@@ -14743,11 +15477,11 @@
         <w:tblBorders/>
       </w:tblPr>
       <w:tcPr>
-        <w:shd w:color="ffffff"/>
+        <w:shd w:val="clear" w:color="ffffff"/>
         <w:tcBorders>
-          <w:top w:val="none"/>
-          <w:left w:val="none"/>
-          <w:bottom w:val="none"/>
+          <w:top w:val="none" w:color="000000" w:sz="4" w:space="0"/>
+          <w:left w:val="none" w:color="000000" w:sz="4" w:space="0"/>
+          <w:bottom w:val="none" w:color="000000" w:sz="4" w:space="0"/>
           <w:right w:val="single" w:color="000000" w:themeColor="accent2" w:themeTint="97" w:sz="4" w:space="0"/>
         </w:tcBorders>
       </w:tcPr>
@@ -14770,10 +15504,10 @@
       <w:tcPr>
         <w:shd w:val="clear" w:color="ffffff" w:themeColor="light1" w:fill="ffffff" w:themeFill="light1"/>
         <w:tcBorders>
-          <w:top w:val="none"/>
-          <w:left w:val="none"/>
+          <w:top w:val="none" w:color="000000" w:sz="4" w:space="0"/>
+          <w:left w:val="none" w:color="000000" w:sz="4" w:space="0"/>
           <w:bottom w:val="single" w:color="000000" w:themeColor="accent2" w:themeTint="97" w:sz="4" w:space="0"/>
-          <w:right w:val="none"/>
+          <w:right w:val="none" w:color="000000" w:sz="4" w:space="0"/>
         </w:tcBorders>
       </w:tcPr>
     </w:tblStylePr>
@@ -14793,12 +15527,12 @@
         <w:tblBorders/>
       </w:tblPr>
       <w:tcPr>
-        <w:shd w:color="ffffff"/>
+        <w:shd w:val="clear" w:color="ffffff"/>
         <w:tcBorders>
-          <w:top w:val="none"/>
+          <w:top w:val="none" w:color="000000" w:sz="4" w:space="0"/>
           <w:left w:val="single" w:color="000000" w:themeColor="accent2" w:themeTint="97" w:sz="4" w:space="0"/>
-          <w:bottom w:val="none"/>
-          <w:right w:val="none"/>
+          <w:bottom w:val="none" w:color="000000" w:sz="4" w:space="0"/>
+          <w:right w:val="none" w:color="000000" w:sz="4" w:space="0"/>
         </w:tcBorders>
       </w:tcPr>
     </w:tblStylePr>
@@ -14821,9 +15555,9 @@
         <w:shd w:val="clear" w:color="ffffff" w:themeColor="light1" w:fill="ffffff" w:themeFill="light1"/>
         <w:tcBorders>
           <w:top w:val="single" w:color="000000" w:themeColor="accent2" w:themeTint="97" w:sz="4" w:space="0"/>
-          <w:left w:val="none"/>
-          <w:bottom w:val="none"/>
-          <w:right w:val="none"/>
+          <w:left w:val="none" w:color="000000" w:sz="4" w:space="0"/>
+          <w:bottom w:val="none" w:color="000000" w:sz="4" w:space="0"/>
+          <w:right w:val="none" w:color="000000" w:sz="4" w:space="0"/>
         </w:tcBorders>
       </w:tcPr>
     </w:tblStylePr>
@@ -14893,9 +15627,9 @@
       </w:tcPr>
     </w:tblStylePr>
   </w:style>
-  <w:style w:type="table" w:styleId="64">
+  <w:style w:type="table" w:styleId="755">
     <w:name w:val="Grid Table 7 Colorful - Accent 3"/>
-    <w:basedOn w:val="677"/>
+    <w:basedOn w:val="884"/>
     <w:uiPriority w:val="99"/>
     <w:pPr>
       <w:pBdr/>
@@ -14997,11 +15731,11 @@
         <w:tblBorders/>
       </w:tblPr>
       <w:tcPr>
-        <w:shd w:color="ffffff"/>
+        <w:shd w:val="clear" w:color="ffffff"/>
         <w:tcBorders>
-          <w:top w:val="none"/>
-          <w:left w:val="none"/>
-          <w:bottom w:val="none"/>
+          <w:top w:val="none" w:color="000000" w:sz="4" w:space="0"/>
+          <w:left w:val="none" w:color="000000" w:sz="4" w:space="0"/>
+          <w:bottom w:val="none" w:color="000000" w:sz="4" w:space="0"/>
           <w:right w:val="single" w:color="000000" w:themeColor="accent3" w:themeTint="FE" w:sz="4" w:space="0"/>
         </w:tcBorders>
       </w:tcPr>
@@ -15024,10 +15758,10 @@
       <w:tcPr>
         <w:shd w:val="clear" w:color="ffffff" w:themeColor="light1" w:fill="ffffff" w:themeFill="light1"/>
         <w:tcBorders>
-          <w:top w:val="none"/>
-          <w:left w:val="none"/>
+          <w:top w:val="none" w:color="000000" w:sz="4" w:space="0"/>
+          <w:left w:val="none" w:color="000000" w:sz="4" w:space="0"/>
           <w:bottom w:val="single" w:color="000000" w:themeColor="accent3" w:themeTint="FE" w:sz="4" w:space="0"/>
-          <w:right w:val="none"/>
+          <w:right w:val="none" w:color="000000" w:sz="4" w:space="0"/>
         </w:tcBorders>
       </w:tcPr>
     </w:tblStylePr>
@@ -15047,12 +15781,12 @@
         <w:tblBorders/>
       </w:tblPr>
       <w:tcPr>
-        <w:shd w:color="ffffff"/>
+        <w:shd w:val="clear" w:color="ffffff"/>
         <w:tcBorders>
-          <w:top w:val="none"/>
+          <w:top w:val="none" w:color="000000" w:sz="4" w:space="0"/>
           <w:left w:val="single" w:color="000000" w:themeColor="accent3" w:themeTint="FE" w:sz="4" w:space="0"/>
-          <w:bottom w:val="none"/>
-          <w:right w:val="none"/>
+          <w:bottom w:val="none" w:color="000000" w:sz="4" w:space="0"/>
+          <w:right w:val="none" w:color="000000" w:sz="4" w:space="0"/>
         </w:tcBorders>
       </w:tcPr>
     </w:tblStylePr>
@@ -15075,9 +15809,9 @@
         <w:shd w:val="clear" w:color="ffffff" w:themeColor="light1" w:fill="ffffff" w:themeFill="light1"/>
         <w:tcBorders>
           <w:top w:val="single" w:color="000000" w:themeColor="accent3" w:themeTint="FE" w:sz="4" w:space="0"/>
-          <w:left w:val="none"/>
-          <w:bottom w:val="none"/>
-          <w:right w:val="none"/>
+          <w:left w:val="none" w:color="000000" w:sz="4" w:space="0"/>
+          <w:bottom w:val="none" w:color="000000" w:sz="4" w:space="0"/>
+          <w:right w:val="none" w:color="000000" w:sz="4" w:space="0"/>
         </w:tcBorders>
       </w:tcPr>
     </w:tblStylePr>
@@ -15147,9 +15881,9 @@
       </w:tcPr>
     </w:tblStylePr>
   </w:style>
-  <w:style w:type="table" w:styleId="65">
+  <w:style w:type="table" w:styleId="756">
     <w:name w:val="Grid Table 7 Colorful - Accent 4"/>
-    <w:basedOn w:val="677"/>
+    <w:basedOn w:val="884"/>
     <w:uiPriority w:val="99"/>
     <w:pPr>
       <w:pBdr/>
@@ -15251,11 +15985,11 @@
         <w:tblBorders/>
       </w:tblPr>
       <w:tcPr>
-        <w:shd w:color="ffffff"/>
+        <w:shd w:val="clear" w:color="ffffff"/>
         <w:tcBorders>
-          <w:top w:val="none"/>
-          <w:left w:val="none"/>
-          <w:bottom w:val="none"/>
+          <w:top w:val="none" w:color="000000" w:sz="4" w:space="0"/>
+          <w:left w:val="none" w:color="000000" w:sz="4" w:space="0"/>
+          <w:bottom w:val="none" w:color="000000" w:sz="4" w:space="0"/>
           <w:right w:val="single" w:color="000000" w:themeColor="accent4" w:themeTint="9A" w:sz="4" w:space="0"/>
         </w:tcBorders>
       </w:tcPr>
@@ -15278,10 +16012,10 @@
       <w:tcPr>
         <w:shd w:val="clear" w:color="ffffff" w:themeColor="light1" w:fill="ffffff" w:themeFill="light1"/>
         <w:tcBorders>
-          <w:top w:val="none"/>
-          <w:left w:val="none"/>
+          <w:top w:val="none" w:color="000000" w:sz="4" w:space="0"/>
+          <w:left w:val="none" w:color="000000" w:sz="4" w:space="0"/>
           <w:bottom w:val="single" w:color="000000" w:themeColor="accent4" w:themeTint="9A" w:sz="4" w:space="0"/>
-          <w:right w:val="none"/>
+          <w:right w:val="none" w:color="000000" w:sz="4" w:space="0"/>
         </w:tcBorders>
       </w:tcPr>
     </w:tblStylePr>
@@ -15301,12 +16035,12 @@
         <w:tblBorders/>
       </w:tblPr>
       <w:tcPr>
-        <w:shd w:color="ffffff"/>
+        <w:shd w:val="clear" w:color="ffffff"/>
         <w:tcBorders>
-          <w:top w:val="none"/>
+          <w:top w:val="none" w:color="000000" w:sz="4" w:space="0"/>
           <w:left w:val="single" w:color="000000" w:themeColor="accent4" w:themeTint="9A" w:sz="4" w:space="0"/>
-          <w:bottom w:val="none"/>
-          <w:right w:val="none"/>
+          <w:bottom w:val="none" w:color="000000" w:sz="4" w:space="0"/>
+          <w:right w:val="none" w:color="000000" w:sz="4" w:space="0"/>
         </w:tcBorders>
       </w:tcPr>
     </w:tblStylePr>
@@ -15329,9 +16063,9 @@
         <w:shd w:val="clear" w:color="ffffff" w:themeColor="light1" w:fill="ffffff" w:themeFill="light1"/>
         <w:tcBorders>
           <w:top w:val="single" w:color="000000" w:themeColor="accent4" w:themeTint="9A" w:sz="4" w:space="0"/>
-          <w:left w:val="none"/>
-          <w:bottom w:val="none"/>
-          <w:right w:val="none"/>
+          <w:left w:val="none" w:color="000000" w:sz="4" w:space="0"/>
+          <w:bottom w:val="none" w:color="000000" w:sz="4" w:space="0"/>
+          <w:right w:val="none" w:color="000000" w:sz="4" w:space="0"/>
         </w:tcBorders>
       </w:tcPr>
     </w:tblStylePr>
@@ -15401,9 +16135,9 @@
       </w:tcPr>
     </w:tblStylePr>
   </w:style>
-  <w:style w:type="table" w:styleId="66">
+  <w:style w:type="table" w:styleId="757">
     <w:name w:val="Grid Table 7 Colorful - Accent 5"/>
-    <w:basedOn w:val="677"/>
+    <w:basedOn w:val="884"/>
     <w:uiPriority w:val="99"/>
     <w:pPr>
       <w:pBdr/>
@@ -15505,11 +16239,11 @@
         <w:tblBorders/>
       </w:tblPr>
       <w:tcPr>
-        <w:shd w:color="ffffff"/>
+        <w:shd w:val="clear" w:color="ffffff"/>
         <w:tcBorders>
-          <w:top w:val="none"/>
-          <w:left w:val="none"/>
-          <w:bottom w:val="none"/>
+          <w:top w:val="none" w:color="000000" w:sz="4" w:space="0"/>
+          <w:left w:val="none" w:color="000000" w:sz="4" w:space="0"/>
+          <w:bottom w:val="none" w:color="000000" w:sz="4" w:space="0"/>
           <w:right w:val="single" w:color="000000" w:themeColor="accent5" w:themeTint="90" w:sz="4" w:space="0"/>
         </w:tcBorders>
       </w:tcPr>
@@ -15532,10 +16266,10 @@
       <w:tcPr>
         <w:shd w:val="clear" w:color="ffffff" w:themeColor="light1" w:fill="ffffff" w:themeFill="light1"/>
         <w:tcBorders>
-          <w:top w:val="none"/>
-          <w:left w:val="none"/>
+          <w:top w:val="none" w:color="000000" w:sz="4" w:space="0"/>
+          <w:left w:val="none" w:color="000000" w:sz="4" w:space="0"/>
           <w:bottom w:val="single" w:color="000000" w:themeColor="accent5" w:themeTint="90" w:sz="4" w:space="0"/>
-          <w:right w:val="none"/>
+          <w:right w:val="none" w:color="000000" w:sz="4" w:space="0"/>
         </w:tcBorders>
       </w:tcPr>
     </w:tblStylePr>
@@ -15555,12 +16289,12 @@
         <w:tblBorders/>
       </w:tblPr>
       <w:tcPr>
-        <w:shd w:color="ffffff"/>
+        <w:shd w:val="clear" w:color="ffffff"/>
         <w:tcBorders>
-          <w:top w:val="none"/>
+          <w:top w:val="none" w:color="000000" w:sz="4" w:space="0"/>
           <w:left w:val="single" w:color="000000" w:themeColor="accent5" w:themeTint="90" w:sz="4" w:space="0"/>
-          <w:bottom w:val="none"/>
-          <w:right w:val="none"/>
+          <w:bottom w:val="none" w:color="000000" w:sz="4" w:space="0"/>
+          <w:right w:val="none" w:color="000000" w:sz="4" w:space="0"/>
         </w:tcBorders>
       </w:tcPr>
     </w:tblStylePr>
@@ -15583,9 +16317,9 @@
         <w:shd w:val="clear" w:color="ffffff" w:themeColor="light1" w:fill="ffffff" w:themeFill="light1"/>
         <w:tcBorders>
           <w:top w:val="single" w:color="000000" w:themeColor="accent5" w:themeTint="90" w:sz="4" w:space="0"/>
-          <w:left w:val="none"/>
-          <w:bottom w:val="none"/>
-          <w:right w:val="none"/>
+          <w:left w:val="none" w:color="000000" w:sz="4" w:space="0"/>
+          <w:bottom w:val="none" w:color="000000" w:sz="4" w:space="0"/>
+          <w:right w:val="none" w:color="000000" w:sz="4" w:space="0"/>
         </w:tcBorders>
       </w:tcPr>
     </w:tblStylePr>
@@ -15655,9 +16389,9 @@
       </w:tcPr>
     </w:tblStylePr>
   </w:style>
-  <w:style w:type="table" w:styleId="67">
+  <w:style w:type="table" w:styleId="758">
     <w:name w:val="Grid Table 7 Colorful - Accent 6"/>
-    <w:basedOn w:val="677"/>
+    <w:basedOn w:val="884"/>
     <w:uiPriority w:val="99"/>
     <w:pPr>
       <w:pBdr/>
@@ -15759,11 +16493,11 @@
         <w:tblBorders/>
       </w:tblPr>
       <w:tcPr>
-        <w:shd w:color="ffffff"/>
+        <w:shd w:val="clear" w:color="ffffff"/>
         <w:tcBorders>
-          <w:top w:val="none"/>
-          <w:left w:val="none"/>
-          <w:bottom w:val="none"/>
+          <w:top w:val="none" w:color="000000" w:sz="4" w:space="0"/>
+          <w:left w:val="none" w:color="000000" w:sz="4" w:space="0"/>
+          <w:bottom w:val="none" w:color="000000" w:sz="4" w:space="0"/>
           <w:right w:val="single" w:color="000000" w:themeColor="accent6" w:themeTint="90" w:sz="4" w:space="0"/>
         </w:tcBorders>
       </w:tcPr>
@@ -15786,10 +16520,10 @@
       <w:tcPr>
         <w:shd w:val="clear" w:color="ffffff" w:themeColor="light1" w:fill="ffffff" w:themeFill="light1"/>
         <w:tcBorders>
-          <w:top w:val="none"/>
-          <w:left w:val="none"/>
+          <w:top w:val="none" w:color="000000" w:sz="4" w:space="0"/>
+          <w:left w:val="none" w:color="000000" w:sz="4" w:space="0"/>
           <w:bottom w:val="single" w:color="000000" w:themeColor="accent6" w:themeTint="90" w:sz="4" w:space="0"/>
-          <w:right w:val="none"/>
+          <w:right w:val="none" w:color="000000" w:sz="4" w:space="0"/>
         </w:tcBorders>
       </w:tcPr>
     </w:tblStylePr>
@@ -15809,12 +16543,12 @@
         <w:tblBorders/>
       </w:tblPr>
       <w:tcPr>
-        <w:shd w:color="ffffff"/>
+        <w:shd w:val="clear" w:color="ffffff"/>
         <w:tcBorders>
-          <w:top w:val="none"/>
+          <w:top w:val="none" w:color="000000" w:sz="4" w:space="0"/>
           <w:left w:val="single" w:color="000000" w:themeColor="accent6" w:themeTint="90" w:sz="4" w:space="0"/>
-          <w:bottom w:val="none"/>
-          <w:right w:val="none"/>
+          <w:bottom w:val="none" w:color="000000" w:sz="4" w:space="0"/>
+          <w:right w:val="none" w:color="000000" w:sz="4" w:space="0"/>
         </w:tcBorders>
       </w:tcPr>
     </w:tblStylePr>
@@ -15837,9 +16571,9 @@
         <w:shd w:val="clear" w:color="ffffff" w:themeColor="light1" w:fill="ffffff" w:themeFill="light1"/>
         <w:tcBorders>
           <w:top w:val="single" w:color="000000" w:themeColor="accent6" w:themeTint="90" w:sz="4" w:space="0"/>
-          <w:left w:val="none"/>
-          <w:bottom w:val="none"/>
-          <w:right w:val="none"/>
+          <w:left w:val="none" w:color="000000" w:sz="4" w:space="0"/>
+          <w:bottom w:val="none" w:color="000000" w:sz="4" w:space="0"/>
+          <w:right w:val="none" w:color="000000" w:sz="4" w:space="0"/>
         </w:tcBorders>
       </w:tcPr>
     </w:tblStylePr>
@@ -15909,9 +16643,9 @@
       </w:tcPr>
     </w:tblStylePr>
   </w:style>
-  <w:style w:type="table" w:styleId="68">
+  <w:style w:type="table" w:styleId="759">
     <w:name w:val="List Table 1 Light"/>
-    <w:basedOn w:val="677"/>
+    <w:basedOn w:val="884"/>
     <w:uiPriority w:val="99"/>
     <w:pPr>
       <w:pBdr/>
@@ -16125,9 +16859,9 @@
       </w:tcPr>
     </w:tblStylePr>
   </w:style>
-  <w:style w:type="table" w:styleId="69">
+  <w:style w:type="table" w:styleId="760">
     <w:name w:val="List Table 1 Light - Accent 1"/>
-    <w:basedOn w:val="677"/>
+    <w:basedOn w:val="884"/>
     <w:uiPriority w:val="99"/>
     <w:pPr>
       <w:pBdr/>
@@ -16341,9 +17075,9 @@
       </w:tcPr>
     </w:tblStylePr>
   </w:style>
-  <w:style w:type="table" w:styleId="70">
+  <w:style w:type="table" w:styleId="761">
     <w:name w:val="List Table 1 Light - Accent 2"/>
-    <w:basedOn w:val="677"/>
+    <w:basedOn w:val="884"/>
     <w:uiPriority w:val="99"/>
     <w:pPr>
       <w:pBdr/>
@@ -16557,9 +17291,9 @@
       </w:tcPr>
     </w:tblStylePr>
   </w:style>
-  <w:style w:type="table" w:styleId="71">
+  <w:style w:type="table" w:styleId="762">
     <w:name w:val="List Table 1 Light - Accent 3"/>
-    <w:basedOn w:val="677"/>
+    <w:basedOn w:val="884"/>
     <w:uiPriority w:val="99"/>
     <w:pPr>
       <w:pBdr/>
@@ -16773,9 +17507,9 @@
       </w:tcPr>
     </w:tblStylePr>
   </w:style>
-  <w:style w:type="table" w:styleId="72">
+  <w:style w:type="table" w:styleId="763">
     <w:name w:val="List Table 1 Light - Accent 4"/>
-    <w:basedOn w:val="677"/>
+    <w:basedOn w:val="884"/>
     <w:uiPriority w:val="99"/>
     <w:pPr>
       <w:pBdr/>
@@ -16989,9 +17723,9 @@
       </w:tcPr>
     </w:tblStylePr>
   </w:style>
-  <w:style w:type="table" w:styleId="73">
+  <w:style w:type="table" w:styleId="764">
     <w:name w:val="List Table 1 Light - Accent 5"/>
-    <w:basedOn w:val="677"/>
+    <w:basedOn w:val="884"/>
     <w:uiPriority w:val="99"/>
     <w:pPr>
       <w:pBdr/>
@@ -17205,9 +17939,9 @@
       </w:tcPr>
     </w:tblStylePr>
   </w:style>
-  <w:style w:type="table" w:styleId="74">
+  <w:style w:type="table" w:styleId="765">
     <w:name w:val="List Table 1 Light - Accent 6"/>
-    <w:basedOn w:val="677"/>
+    <w:basedOn w:val="884"/>
     <w:uiPriority w:val="99"/>
     <w:pPr>
       <w:pBdr/>
@@ -17421,9 +18155,9 @@
       </w:tcPr>
     </w:tblStylePr>
   </w:style>
-  <w:style w:type="table" w:styleId="75">
+  <w:style w:type="table" w:styleId="766">
     <w:name w:val="List Table 2"/>
-    <w:basedOn w:val="677"/>
+    <w:basedOn w:val="884"/>
     <w:uiPriority w:val="99"/>
     <w:pPr>
       <w:pBdr/>
@@ -17659,9 +18393,9 @@
       </w:tcPr>
     </w:tblStylePr>
   </w:style>
-  <w:style w:type="table" w:styleId="76">
+  <w:style w:type="table" w:styleId="767">
     <w:name w:val="List Table 2 - Accent 1"/>
-    <w:basedOn w:val="677"/>
+    <w:basedOn w:val="884"/>
     <w:uiPriority w:val="99"/>
     <w:pPr>
       <w:pBdr/>
@@ -17897,9 +18631,9 @@
       </w:tcPr>
     </w:tblStylePr>
   </w:style>
-  <w:style w:type="table" w:styleId="77">
+  <w:style w:type="table" w:styleId="768">
     <w:name w:val="List Table 2 - Accent 2"/>
-    <w:basedOn w:val="677"/>
+    <w:basedOn w:val="884"/>
     <w:uiPriority w:val="99"/>
     <w:pPr>
       <w:pBdr/>
@@ -18135,9 +18869,9 @@
       </w:tcPr>
     </w:tblStylePr>
   </w:style>
-  <w:style w:type="table" w:styleId="78">
+  <w:style w:type="table" w:styleId="769">
     <w:name w:val="List Table 2 - Accent 3"/>
-    <w:basedOn w:val="677"/>
+    <w:basedOn w:val="884"/>
     <w:uiPriority w:val="99"/>
     <w:pPr>
       <w:pBdr/>
@@ -18373,9 +19107,9 @@
       </w:tcPr>
     </w:tblStylePr>
   </w:style>
-  <w:style w:type="table" w:styleId="79">
+  <w:style w:type="table" w:styleId="770">
     <w:name w:val="List Table 2 - Accent 4"/>
-    <w:basedOn w:val="677"/>
+    <w:basedOn w:val="884"/>
     <w:uiPriority w:val="99"/>
     <w:pPr>
       <w:pBdr/>
@@ -18611,9 +19345,9 @@
       </w:tcPr>
     </w:tblStylePr>
   </w:style>
-  <w:style w:type="table" w:styleId="80">
+  <w:style w:type="table" w:styleId="771">
     <w:name w:val="List Table 2 - Accent 5"/>
-    <w:basedOn w:val="677"/>
+    <w:basedOn w:val="884"/>
     <w:uiPriority w:val="99"/>
     <w:pPr>
       <w:pBdr/>
@@ -18849,9 +19583,9 @@
       </w:tcPr>
     </w:tblStylePr>
   </w:style>
-  <w:style w:type="table" w:styleId="81">
+  <w:style w:type="table" w:styleId="772">
     <w:name w:val="List Table 2 - Accent 6"/>
-    <w:basedOn w:val="677"/>
+    <w:basedOn w:val="884"/>
     <w:uiPriority w:val="99"/>
     <w:pPr>
       <w:pBdr/>
@@ -19087,9 +19821,9 @@
       </w:tcPr>
     </w:tblStylePr>
   </w:style>
-  <w:style w:type="table" w:styleId="82">
+  <w:style w:type="table" w:styleId="773">
     <w:name w:val="List Table 3"/>
-    <w:basedOn w:val="677"/>
+    <w:basedOn w:val="884"/>
     <w:uiPriority w:val="99"/>
     <w:pPr>
       <w:pBdr/>
@@ -19315,9 +20049,9 @@
       </w:tcPr>
     </w:tblStylePr>
   </w:style>
-  <w:style w:type="table" w:styleId="83">
+  <w:style w:type="table" w:styleId="774">
     <w:name w:val="List Table 3 - Accent 1"/>
-    <w:basedOn w:val="677"/>
+    <w:basedOn w:val="884"/>
     <w:uiPriority w:val="99"/>
     <w:pPr>
       <w:pBdr/>
@@ -19543,9 +20277,9 @@
       </w:tcPr>
     </w:tblStylePr>
   </w:style>
-  <w:style w:type="table" w:styleId="84">
+  <w:style w:type="table" w:styleId="775">
     <w:name w:val="List Table 3 - Accent 2"/>
-    <w:basedOn w:val="677"/>
+    <w:basedOn w:val="884"/>
     <w:uiPriority w:val="99"/>
     <w:pPr>
       <w:pBdr/>
@@ -19771,9 +20505,9 @@
       </w:tcPr>
     </w:tblStylePr>
   </w:style>
-  <w:style w:type="table" w:styleId="85">
+  <w:style w:type="table" w:styleId="776">
     <w:name w:val="List Table 3 - Accent 3"/>
-    <w:basedOn w:val="677"/>
+    <w:basedOn w:val="884"/>
     <w:uiPriority w:val="99"/>
     <w:pPr>
       <w:pBdr/>
@@ -19999,9 +20733,9 @@
       </w:tcPr>
     </w:tblStylePr>
   </w:style>
-  <w:style w:type="table" w:styleId="86">
+  <w:style w:type="table" w:styleId="777">
     <w:name w:val="List Table 3 - Accent 4"/>
-    <w:basedOn w:val="677"/>
+    <w:basedOn w:val="884"/>
     <w:uiPriority w:val="99"/>
     <w:pPr>
       <w:pBdr/>
@@ -20227,9 +20961,9 @@
       </w:tcPr>
     </w:tblStylePr>
   </w:style>
-  <w:style w:type="table" w:styleId="87">
+  <w:style w:type="table" w:styleId="778">
     <w:name w:val="List Table 3 - Accent 5"/>
-    <w:basedOn w:val="677"/>
+    <w:basedOn w:val="884"/>
     <w:uiPriority w:val="99"/>
     <w:pPr>
       <w:pBdr/>
@@ -20455,9 +21189,9 @@
       </w:tcPr>
     </w:tblStylePr>
   </w:style>
-  <w:style w:type="table" w:styleId="88">
+  <w:style w:type="table" w:styleId="779">
     <w:name w:val="List Table 3 - Accent 6"/>
-    <w:basedOn w:val="677"/>
+    <w:basedOn w:val="884"/>
     <w:uiPriority w:val="99"/>
     <w:pPr>
       <w:pBdr/>
@@ -20683,9 +21417,9 @@
       </w:tcPr>
     </w:tblStylePr>
   </w:style>
-  <w:style w:type="table" w:styleId="89">
+  <w:style w:type="table" w:styleId="780">
     <w:name w:val="List Table 4"/>
-    <w:basedOn w:val="677"/>
+    <w:basedOn w:val="884"/>
     <w:uiPriority w:val="99"/>
     <w:pPr>
       <w:pBdr/>
@@ -20908,9 +21642,9 @@
       </w:tcPr>
     </w:tblStylePr>
   </w:style>
-  <w:style w:type="table" w:styleId="90">
+  <w:style w:type="table" w:styleId="781">
     <w:name w:val="List Table 4 - Accent 1"/>
-    <w:basedOn w:val="677"/>
+    <w:basedOn w:val="884"/>
     <w:uiPriority w:val="99"/>
     <w:pPr>
       <w:pBdr/>
@@ -21133,9 +21867,9 @@
       </w:tcPr>
     </w:tblStylePr>
   </w:style>
-  <w:style w:type="table" w:styleId="91">
+  <w:style w:type="table" w:styleId="782">
     <w:name w:val="List Table 4 - Accent 2"/>
-    <w:basedOn w:val="677"/>
+    <w:basedOn w:val="884"/>
     <w:uiPriority w:val="99"/>
     <w:pPr>
       <w:pBdr/>
@@ -21358,9 +22092,9 @@
       </w:tcPr>
     </w:tblStylePr>
   </w:style>
-  <w:style w:type="table" w:styleId="92">
+  <w:style w:type="table" w:styleId="783">
     <w:name w:val="List Table 4 - Accent 3"/>
-    <w:basedOn w:val="677"/>
+    <w:basedOn w:val="884"/>
     <w:uiPriority w:val="99"/>
     <w:pPr>
       <w:pBdr/>
@@ -21583,9 +22317,9 @@
       </w:tcPr>
     </w:tblStylePr>
   </w:style>
-  <w:style w:type="table" w:styleId="93">
+  <w:style w:type="table" w:styleId="784">
     <w:name w:val="List Table 4 - Accent 4"/>
-    <w:basedOn w:val="677"/>
+    <w:basedOn w:val="884"/>
     <w:uiPriority w:val="99"/>
     <w:pPr>
       <w:pBdr/>
@@ -21808,9 +22542,9 @@
       </w:tcPr>
     </w:tblStylePr>
   </w:style>
-  <w:style w:type="table" w:styleId="94">
+  <w:style w:type="table" w:styleId="785">
     <w:name w:val="List Table 4 - Accent 5"/>
-    <w:basedOn w:val="677"/>
+    <w:basedOn w:val="884"/>
     <w:uiPriority w:val="99"/>
     <w:pPr>
       <w:pBdr/>
@@ -22033,9 +22767,9 @@
       </w:tcPr>
     </w:tblStylePr>
   </w:style>
-  <w:style w:type="table" w:styleId="95">
+  <w:style w:type="table" w:styleId="786">
     <w:name w:val="List Table 4 - Accent 6"/>
-    <w:basedOn w:val="677"/>
+    <w:basedOn w:val="884"/>
     <w:uiPriority w:val="99"/>
     <w:pPr>
       <w:pBdr/>
@@ -22258,9 +22992,9 @@
       </w:tcPr>
     </w:tblStylePr>
   </w:style>
-  <w:style w:type="table" w:styleId="96">
+  <w:style w:type="table" w:styleId="787">
     <w:name w:val="List Table 5 Dark"/>
-    <w:basedOn w:val="677"/>
+    <w:basedOn w:val="884"/>
     <w:uiPriority w:val="99"/>
     <w:pPr>
       <w:pBdr/>
@@ -22500,9 +23234,9 @@
       </w:tcPr>
     </w:tblStylePr>
   </w:style>
-  <w:style w:type="table" w:styleId="97">
+  <w:style w:type="table" w:styleId="788">
     <w:name w:val="List Table 5 Dark - Accent 1"/>
-    <w:basedOn w:val="677"/>
+    <w:basedOn w:val="884"/>
     <w:uiPriority w:val="99"/>
     <w:pPr>
       <w:pBdr/>
@@ -22742,9 +23476,9 @@
       </w:tcPr>
     </w:tblStylePr>
   </w:style>
-  <w:style w:type="table" w:styleId="98">
+  <w:style w:type="table" w:styleId="789">
     <w:name w:val="List Table 5 Dark - Accent 2"/>
-    <w:basedOn w:val="677"/>
+    <w:basedOn w:val="884"/>
     <w:uiPriority w:val="99"/>
     <w:pPr>
       <w:pBdr/>
@@ -22984,9 +23718,9 @@
       </w:tcPr>
     </w:tblStylePr>
   </w:style>
-  <w:style w:type="table" w:styleId="99">
+  <w:style w:type="table" w:styleId="790">
     <w:name w:val="List Table 5 Dark - Accent 3"/>
-    <w:basedOn w:val="677"/>
+    <w:basedOn w:val="884"/>
     <w:uiPriority w:val="99"/>
     <w:pPr>
       <w:pBdr/>
@@ -23226,9 +23960,9 @@
       </w:tcPr>
     </w:tblStylePr>
   </w:style>
-  <w:style w:type="table" w:styleId="100">
+  <w:style w:type="table" w:styleId="791">
     <w:name w:val="List Table 5 Dark - Accent 4"/>
-    <w:basedOn w:val="677"/>
+    <w:basedOn w:val="884"/>
     <w:uiPriority w:val="99"/>
     <w:pPr>
       <w:pBdr/>
@@ -23468,9 +24202,9 @@
       </w:tcPr>
     </w:tblStylePr>
   </w:style>
-  <w:style w:type="table" w:styleId="101">
+  <w:style w:type="table" w:styleId="792">
     <w:name w:val="List Table 5 Dark - Accent 5"/>
-    <w:basedOn w:val="677"/>
+    <w:basedOn w:val="884"/>
     <w:uiPriority w:val="99"/>
     <w:pPr>
       <w:pBdr/>
@@ -23710,9 +24444,9 @@
       </w:tcPr>
     </w:tblStylePr>
   </w:style>
-  <w:style w:type="table" w:styleId="102">
+  <w:style w:type="table" w:styleId="793">
     <w:name w:val="List Table 5 Dark - Accent 6"/>
-    <w:basedOn w:val="677"/>
+    <w:basedOn w:val="884"/>
     <w:uiPriority w:val="99"/>
     <w:pPr>
       <w:pBdr/>
@@ -23952,9 +24686,9 @@
       </w:tcPr>
     </w:tblStylePr>
   </w:style>
-  <w:style w:type="table" w:styleId="103">
+  <w:style w:type="table" w:styleId="794">
     <w:name w:val="List Table 6 Colorful"/>
-    <w:basedOn w:val="677"/>
+    <w:basedOn w:val="884"/>
     <w:uiPriority w:val="99"/>
     <w:pPr>
       <w:pBdr/>
@@ -24175,9 +24909,9 @@
       </w:tcPr>
     </w:tblStylePr>
   </w:style>
-  <w:style w:type="table" w:styleId="104">
+  <w:style w:type="table" w:styleId="795">
     <w:name w:val="List Table 6 Colorful - Accent 1"/>
-    <w:basedOn w:val="677"/>
+    <w:basedOn w:val="884"/>
     <w:uiPriority w:val="99"/>
     <w:pPr>
       <w:pBdr/>
@@ -24398,9 +25132,9 @@
       </w:tcPr>
     </w:tblStylePr>
   </w:style>
-  <w:style w:type="table" w:styleId="105">
+  <w:style w:type="table" w:styleId="796">
     <w:name w:val="List Table 6 Colorful - Accent 2"/>
-    <w:basedOn w:val="677"/>
+    <w:basedOn w:val="884"/>
     <w:uiPriority w:val="99"/>
     <w:pPr>
       <w:pBdr/>
@@ -24621,9 +25355,9 @@
       </w:tcPr>
     </w:tblStylePr>
   </w:style>
-  <w:style w:type="table" w:styleId="106">
+  <w:style w:type="table" w:styleId="797">
     <w:name w:val="List Table 6 Colorful - Accent 3"/>
-    <w:basedOn w:val="677"/>
+    <w:basedOn w:val="884"/>
     <w:uiPriority w:val="99"/>
     <w:pPr>
       <w:pBdr/>
@@ -24844,9 +25578,9 @@
       </w:tcPr>
     </w:tblStylePr>
   </w:style>
-  <w:style w:type="table" w:styleId="107">
+  <w:style w:type="table" w:styleId="798">
     <w:name w:val="List Table 6 Colorful - Accent 4"/>
-    <w:basedOn w:val="677"/>
+    <w:basedOn w:val="884"/>
     <w:uiPriority w:val="99"/>
     <w:pPr>
       <w:pBdr/>
@@ -25067,9 +25801,9 @@
       </w:tcPr>
     </w:tblStylePr>
   </w:style>
-  <w:style w:type="table" w:styleId="108">
+  <w:style w:type="table" w:styleId="799">
     <w:name w:val="List Table 6 Colorful - Accent 5"/>
-    <w:basedOn w:val="677"/>
+    <w:basedOn w:val="884"/>
     <w:uiPriority w:val="99"/>
     <w:pPr>
       <w:pBdr/>
@@ -25290,9 +26024,9 @@
       </w:tcPr>
     </w:tblStylePr>
   </w:style>
-  <w:style w:type="table" w:styleId="109">
+  <w:style w:type="table" w:styleId="800">
     <w:name w:val="List Table 6 Colorful - Accent 6"/>
-    <w:basedOn w:val="677"/>
+    <w:basedOn w:val="884"/>
     <w:uiPriority w:val="99"/>
     <w:pPr>
       <w:pBdr/>
@@ -25513,9 +26247,9 @@
       </w:tcPr>
     </w:tblStylePr>
   </w:style>
-  <w:style w:type="table" w:styleId="110">
+  <w:style w:type="table" w:styleId="801">
     <w:name w:val="List Table 7 Colorful"/>
-    <w:basedOn w:val="677"/>
+    <w:basedOn w:val="884"/>
     <w:uiPriority w:val="99"/>
     <w:pPr>
       <w:pBdr/>
@@ -25614,11 +26348,11 @@
         <w:tblBorders/>
       </w:tblPr>
       <w:tcPr>
-        <w:shd w:color="ffffff"/>
+        <w:shd w:val="clear" w:color="ffffff"/>
         <w:tcBorders>
-          <w:top w:val="none"/>
-          <w:left w:val="none"/>
-          <w:bottom w:val="none"/>
+          <w:top w:val="none" w:color="000000" w:sz="4" w:space="0"/>
+          <w:left w:val="none" w:color="000000" w:sz="4" w:space="0"/>
+          <w:bottom w:val="none" w:color="000000" w:sz="4" w:space="0"/>
           <w:right w:val="single" w:color="000000" w:themeColor="text1" w:themeTint="80" w:sz="4" w:space="0"/>
         </w:tcBorders>
       </w:tcPr>
@@ -25641,10 +26375,10 @@
       <w:tcPr>
         <w:shd w:val="clear" w:color="ffffff" w:themeColor="light1" w:fill="ffffff" w:themeFill="light1"/>
         <w:tcBorders>
-          <w:top w:val="none"/>
-          <w:left w:val="none"/>
+          <w:top w:val="none" w:color="000000" w:sz="4" w:space="0"/>
+          <w:left w:val="none" w:color="000000" w:sz="4" w:space="0"/>
           <w:bottom w:val="single" w:color="000000" w:themeColor="text1" w:themeTint="80" w:sz="4" w:space="0"/>
-          <w:right w:val="none"/>
+          <w:right w:val="none" w:color="000000" w:sz="4" w:space="0"/>
         </w:tcBorders>
       </w:tcPr>
     </w:tblStylePr>
@@ -25664,12 +26398,12 @@
         <w:tblBorders/>
       </w:tblPr>
       <w:tcPr>
-        <w:shd w:color="ffffff"/>
+        <w:shd w:val="clear" w:color="ffffff"/>
         <w:tcBorders>
-          <w:top w:val="none"/>
+          <w:top w:val="none" w:color="000000" w:sz="4" w:space="0"/>
           <w:left w:val="single" w:color="000000" w:themeColor="text1" w:themeTint="80" w:sz="4" w:space="0"/>
-          <w:bottom w:val="none"/>
-          <w:right w:val="none"/>
+          <w:bottom w:val="none" w:color="000000" w:sz="4" w:space="0"/>
+          <w:right w:val="none" w:color="000000" w:sz="4" w:space="0"/>
         </w:tcBorders>
       </w:tcPr>
     </w:tblStylePr>
@@ -25692,9 +26426,9 @@
         <w:shd w:val="clear" w:color="ffffff" w:themeColor="light1" w:fill="ffffff" w:themeFill="light1"/>
         <w:tcBorders>
           <w:top w:val="single" w:color="000000" w:themeColor="text1" w:themeTint="80" w:sz="4" w:space="0"/>
-          <w:left w:val="none"/>
-          <w:bottom w:val="none"/>
-          <w:right w:val="none"/>
+          <w:left w:val="none" w:color="000000" w:sz="4" w:space="0"/>
+          <w:bottom w:val="none" w:color="000000" w:sz="4" w:space="0"/>
+          <w:right w:val="none" w:color="000000" w:sz="4" w:space="0"/>
         </w:tcBorders>
       </w:tcPr>
     </w:tblStylePr>
@@ -25769,9 +26503,9 @@
       </w:tcPr>
     </w:tblStylePr>
   </w:style>
-  <w:style w:type="table" w:styleId="111">
+  <w:style w:type="table" w:styleId="802">
     <w:name w:val="List Table 7 Colorful - Accent 1"/>
-    <w:basedOn w:val="677"/>
+    <w:basedOn w:val="884"/>
     <w:uiPriority w:val="99"/>
     <w:pPr>
       <w:pBdr/>
@@ -25870,11 +26604,11 @@
         <w:tblBorders/>
       </w:tblPr>
       <w:tcPr>
-        <w:shd w:color="ffffff"/>
+        <w:shd w:val="clear" w:color="ffffff"/>
         <w:tcBorders>
-          <w:top w:val="none"/>
-          <w:left w:val="none"/>
-          <w:bottom w:val="none"/>
+          <w:top w:val="none" w:color="000000" w:sz="4" w:space="0"/>
+          <w:left w:val="none" w:color="000000" w:sz="4" w:space="0"/>
+          <w:bottom w:val="none" w:color="000000" w:sz="4" w:space="0"/>
           <w:right w:val="single" w:color="000000" w:themeColor="accent1" w:sz="4" w:space="0"/>
         </w:tcBorders>
       </w:tcPr>
@@ -25897,10 +26631,10 @@
       <w:tcPr>
         <w:shd w:val="clear" w:color="ffffff" w:themeColor="light1" w:fill="ffffff" w:themeFill="light1"/>
         <w:tcBorders>
-          <w:top w:val="none"/>
-          <w:left w:val="none"/>
+          <w:top w:val="none" w:color="000000" w:sz="4" w:space="0"/>
+          <w:left w:val="none" w:color="000000" w:sz="4" w:space="0"/>
           <w:bottom w:val="single" w:color="000000" w:themeColor="accent1" w:sz="4" w:space="0"/>
-          <w:right w:val="none"/>
+          <w:right w:val="none" w:color="000000" w:sz="4" w:space="0"/>
         </w:tcBorders>
       </w:tcPr>
     </w:tblStylePr>
@@ -25920,12 +26654,12 @@
         <w:tblBorders/>
       </w:tblPr>
       <w:tcPr>
-        <w:shd w:color="ffffff"/>
+        <w:shd w:val="clear" w:color="ffffff"/>
         <w:tcBorders>
-          <w:top w:val="none"/>
+          <w:top w:val="none" w:color="000000" w:sz="4" w:space="0"/>
           <w:left w:val="single" w:color="000000" w:themeColor="accent1" w:sz="4" w:space="0"/>
-          <w:bottom w:val="none"/>
-          <w:right w:val="none"/>
+          <w:bottom w:val="none" w:color="000000" w:sz="4" w:space="0"/>
+          <w:right w:val="none" w:color="000000" w:sz="4" w:space="0"/>
         </w:tcBorders>
       </w:tcPr>
     </w:tblStylePr>
@@ -25948,9 +26682,9 @@
         <w:shd w:val="clear" w:color="ffffff" w:themeColor="light1" w:fill="ffffff" w:themeFill="light1"/>
         <w:tcBorders>
           <w:top w:val="single" w:color="000000" w:themeColor="accent1" w:sz="4" w:space="0"/>
-          <w:left w:val="none"/>
-          <w:bottom w:val="none"/>
-          <w:right w:val="none"/>
+          <w:left w:val="none" w:color="000000" w:sz="4" w:space="0"/>
+          <w:bottom w:val="none" w:color="000000" w:sz="4" w:space="0"/>
+          <w:right w:val="none" w:color="000000" w:sz="4" w:space="0"/>
         </w:tcBorders>
       </w:tcPr>
     </w:tblStylePr>
@@ -26025,9 +26759,9 @@
       </w:tcPr>
     </w:tblStylePr>
   </w:style>
-  <w:style w:type="table" w:styleId="112">
+  <w:style w:type="table" w:styleId="803">
     <w:name w:val="List Table 7 Colorful - Accent 2"/>
-    <w:basedOn w:val="677"/>
+    <w:basedOn w:val="884"/>
     <w:uiPriority w:val="99"/>
     <w:pPr>
       <w:pBdr/>
@@ -26126,11 +26860,11 @@
         <w:tblBorders/>
       </w:tblPr>
       <w:tcPr>
-        <w:shd w:color="ffffff"/>
+        <w:shd w:val="clear" w:color="ffffff"/>
         <w:tcBorders>
-          <w:top w:val="none"/>
-          <w:left w:val="none"/>
-          <w:bottom w:val="none"/>
+          <w:top w:val="none" w:color="000000" w:sz="4" w:space="0"/>
+          <w:left w:val="none" w:color="000000" w:sz="4" w:space="0"/>
+          <w:bottom w:val="none" w:color="000000" w:sz="4" w:space="0"/>
           <w:right w:val="single" w:color="000000" w:themeColor="accent2" w:themeTint="97" w:sz="4" w:space="0"/>
         </w:tcBorders>
       </w:tcPr>
@@ -26153,10 +26887,10 @@
       <w:tcPr>
         <w:shd w:val="clear" w:color="ffffff" w:themeColor="light1" w:fill="ffffff" w:themeFill="light1"/>
         <w:tcBorders>
-          <w:top w:val="none"/>
-          <w:left w:val="none"/>
+          <w:top w:val="none" w:color="000000" w:sz="4" w:space="0"/>
+          <w:left w:val="none" w:color="000000" w:sz="4" w:space="0"/>
           <w:bottom w:val="single" w:color="000000" w:themeColor="accent2" w:themeTint="97" w:sz="4" w:space="0"/>
-          <w:right w:val="none"/>
+          <w:right w:val="none" w:color="000000" w:sz="4" w:space="0"/>
         </w:tcBorders>
       </w:tcPr>
     </w:tblStylePr>
@@ -26176,12 +26910,12 @@
         <w:tblBorders/>
       </w:tblPr>
       <w:tcPr>
-        <w:shd w:color="ffffff"/>
+        <w:shd w:val="clear" w:color="ffffff"/>
         <w:tcBorders>
-          <w:top w:val="none"/>
+          <w:top w:val="none" w:color="000000" w:sz="4" w:space="0"/>
           <w:left w:val="single" w:color="000000" w:themeColor="accent2" w:themeTint="97" w:sz="4" w:space="0"/>
-          <w:bottom w:val="none"/>
-          <w:right w:val="none"/>
+          <w:bottom w:val="none" w:color="000000" w:sz="4" w:space="0"/>
+          <w:right w:val="none" w:color="000000" w:sz="4" w:space="0"/>
         </w:tcBorders>
       </w:tcPr>
     </w:tblStylePr>
@@ -26204,9 +26938,9 @@
         <w:shd w:val="clear" w:color="ffffff" w:themeColor="light1" w:fill="ffffff" w:themeFill="light1"/>
         <w:tcBorders>
           <w:top w:val="single" w:color="000000" w:themeColor="accent2" w:themeTint="97" w:sz="4" w:space="0"/>
-          <w:left w:val="none"/>
-          <w:bottom w:val="none"/>
-          <w:right w:val="none"/>
+          <w:left w:val="none" w:color="000000" w:sz="4" w:space="0"/>
+          <w:bottom w:val="none" w:color="000000" w:sz="4" w:space="0"/>
+          <w:right w:val="none" w:color="000000" w:sz="4" w:space="0"/>
         </w:tcBorders>
       </w:tcPr>
     </w:tblStylePr>
@@ -26281,9 +27015,9 @@
       </w:tcPr>
     </w:tblStylePr>
   </w:style>
-  <w:style w:type="table" w:styleId="113">
+  <w:style w:type="table" w:styleId="804">
     <w:name w:val="List Table 7 Colorful - Accent 3"/>
-    <w:basedOn w:val="677"/>
+    <w:basedOn w:val="884"/>
     <w:uiPriority w:val="99"/>
     <w:pPr>
       <w:pBdr/>
@@ -26382,11 +27116,11 @@
         <w:tblBorders/>
       </w:tblPr>
       <w:tcPr>
-        <w:shd w:color="ffffff"/>
+        <w:shd w:val="clear" w:color="ffffff"/>
         <w:tcBorders>
-          <w:top w:val="none"/>
-          <w:left w:val="none"/>
-          <w:bottom w:val="none"/>
+          <w:top w:val="none" w:color="000000" w:sz="4" w:space="0"/>
+          <w:left w:val="none" w:color="000000" w:sz="4" w:space="0"/>
+          <w:bottom w:val="none" w:color="000000" w:sz="4" w:space="0"/>
           <w:right w:val="single" w:color="000000" w:themeColor="accent3" w:themeTint="98" w:sz="4" w:space="0"/>
         </w:tcBorders>
       </w:tcPr>
@@ -26409,10 +27143,10 @@
       <w:tcPr>
         <w:shd w:val="clear" w:color="ffffff" w:themeColor="light1" w:fill="ffffff" w:themeFill="light1"/>
         <w:tcBorders>
-          <w:top w:val="none"/>
-          <w:left w:val="none"/>
+          <w:top w:val="none" w:color="000000" w:sz="4" w:space="0"/>
+          <w:left w:val="none" w:color="000000" w:sz="4" w:space="0"/>
           <w:bottom w:val="single" w:color="000000" w:themeColor="accent3" w:themeTint="98" w:sz="4" w:space="0"/>
-          <w:right w:val="none"/>
+          <w:right w:val="none" w:color="000000" w:sz="4" w:space="0"/>
         </w:tcBorders>
       </w:tcPr>
     </w:tblStylePr>
@@ -26432,12 +27166,12 @@
         <w:tblBorders/>
       </w:tblPr>
       <w:tcPr>
-        <w:shd w:color="ffffff"/>
+        <w:shd w:val="clear" w:color="ffffff"/>
         <w:tcBorders>
-          <w:top w:val="none"/>
+          <w:top w:val="none" w:color="000000" w:sz="4" w:space="0"/>
           <w:left w:val="single" w:color="000000" w:themeColor="accent3" w:themeTint="98" w:sz="4" w:space="0"/>
-          <w:bottom w:val="none"/>
-          <w:right w:val="none"/>
+          <w:bottom w:val="none" w:color="000000" w:sz="4" w:space="0"/>
+          <w:right w:val="none" w:color="000000" w:sz="4" w:space="0"/>
         </w:tcBorders>
       </w:tcPr>
     </w:tblStylePr>
@@ -26460,9 +27194,9 @@
         <w:shd w:val="clear" w:color="ffffff" w:themeColor="light1" w:fill="ffffff" w:themeFill="light1"/>
         <w:tcBorders>
           <w:top w:val="single" w:color="000000" w:themeColor="accent3" w:themeTint="98" w:sz="4" w:space="0"/>
-          <w:left w:val="none"/>
-          <w:bottom w:val="none"/>
-          <w:right w:val="none"/>
+          <w:left w:val="none" w:color="000000" w:sz="4" w:space="0"/>
+          <w:bottom w:val="none" w:color="000000" w:sz="4" w:space="0"/>
+          <w:right w:val="none" w:color="000000" w:sz="4" w:space="0"/>
         </w:tcBorders>
       </w:tcPr>
     </w:tblStylePr>
@@ -26537,9 +27271,9 @@
       </w:tcPr>
     </w:tblStylePr>
   </w:style>
-  <w:style w:type="table" w:styleId="114">
+  <w:style w:type="table" w:styleId="805">
     <w:name w:val="List Table 7 Colorful - Accent 4"/>
-    <w:basedOn w:val="677"/>
+    <w:basedOn w:val="884"/>
     <w:uiPriority w:val="99"/>
     <w:pPr>
       <w:pBdr/>
@@ -26638,11 +27372,11 @@
         <w:tblBorders/>
       </w:tblPr>
       <w:tcPr>
-        <w:shd w:color="ffffff"/>
+        <w:shd w:val="clear" w:color="ffffff"/>
         <w:tcBorders>
-          <w:top w:val="none"/>
-          <w:left w:val="none"/>
-          <w:bottom w:val="none"/>
+          <w:top w:val="none" w:color="000000" w:sz="4" w:space="0"/>
+          <w:left w:val="none" w:color="000000" w:sz="4" w:space="0"/>
+          <w:bottom w:val="none" w:color="000000" w:sz="4" w:space="0"/>
           <w:right w:val="single" w:color="000000" w:themeColor="accent4" w:themeTint="9A" w:sz="4" w:space="0"/>
         </w:tcBorders>
       </w:tcPr>
@@ -26665,10 +27399,10 @@
       <w:tcPr>
         <w:shd w:val="clear" w:color="ffffff" w:themeColor="light1" w:fill="ffffff" w:themeFill="light1"/>
         <w:tcBorders>
-          <w:top w:val="none"/>
-          <w:left w:val="none"/>
+          <w:top w:val="none" w:color="000000" w:sz="4" w:space="0"/>
+          <w:left w:val="none" w:color="000000" w:sz="4" w:space="0"/>
           <w:bottom w:val="single" w:color="000000" w:themeColor="accent4" w:themeTint="9A" w:sz="4" w:space="0"/>
-          <w:right w:val="none"/>
+          <w:right w:val="none" w:color="000000" w:sz="4" w:space="0"/>
         </w:tcBorders>
       </w:tcPr>
     </w:tblStylePr>
@@ -26688,12 +27422,12 @@
         <w:tblBorders/>
       </w:tblPr>
       <w:tcPr>
-        <w:shd w:color="ffffff"/>
+        <w:shd w:val="clear" w:color="ffffff"/>
         <w:tcBorders>
-          <w:top w:val="none"/>
+          <w:top w:val="none" w:color="000000" w:sz="4" w:space="0"/>
           <w:left w:val="single" w:color="000000" w:themeColor="accent4" w:themeTint="9A" w:sz="4" w:space="0"/>
-          <w:bottom w:val="none"/>
-          <w:right w:val="none"/>
+          <w:bottom w:val="none" w:color="000000" w:sz="4" w:space="0"/>
+          <w:right w:val="none" w:color="000000" w:sz="4" w:space="0"/>
         </w:tcBorders>
       </w:tcPr>
     </w:tblStylePr>
@@ -26716,9 +27450,9 @@
         <w:shd w:val="clear" w:color="ffffff" w:themeColor="light1" w:fill="ffffff" w:themeFill="light1"/>
         <w:tcBorders>
           <w:top w:val="single" w:color="000000" w:themeColor="accent4" w:themeTint="9A" w:sz="4" w:space="0"/>
-          <w:left w:val="none"/>
-          <w:bottom w:val="none"/>
-          <w:right w:val="none"/>
+          <w:left w:val="none" w:color="000000" w:sz="4" w:space="0"/>
+          <w:bottom w:val="none" w:color="000000" w:sz="4" w:space="0"/>
+          <w:right w:val="none" w:color="000000" w:sz="4" w:space="0"/>
         </w:tcBorders>
       </w:tcPr>
     </w:tblStylePr>
@@ -26793,9 +27527,9 @@
       </w:tcPr>
     </w:tblStylePr>
   </w:style>
-  <w:style w:type="table" w:styleId="115">
+  <w:style w:type="table" w:styleId="806">
     <w:name w:val="List Table 7 Colorful - Accent 5"/>
-    <w:basedOn w:val="677"/>
+    <w:basedOn w:val="884"/>
     <w:uiPriority w:val="99"/>
     <w:pPr>
       <w:pBdr/>
@@ -26894,11 +27628,11 @@
         <w:tblBorders/>
       </w:tblPr>
       <w:tcPr>
-        <w:shd w:color="ffffff"/>
+        <w:shd w:val="clear" w:color="ffffff"/>
         <w:tcBorders>
-          <w:top w:val="none"/>
-          <w:left w:val="none"/>
-          <w:bottom w:val="none"/>
+          <w:top w:val="none" w:color="000000" w:sz="4" w:space="0"/>
+          <w:left w:val="none" w:color="000000" w:sz="4" w:space="0"/>
+          <w:bottom w:val="none" w:color="000000" w:sz="4" w:space="0"/>
           <w:right w:val="single" w:color="000000" w:themeColor="accent5" w:themeTint="9A" w:sz="4" w:space="0"/>
         </w:tcBorders>
       </w:tcPr>
@@ -26921,10 +27655,10 @@
       <w:tcPr>
         <w:shd w:val="clear" w:color="ffffff" w:themeColor="light1" w:fill="ffffff" w:themeFill="light1"/>
         <w:tcBorders>
-          <w:top w:val="none"/>
-          <w:left w:val="none"/>
+          <w:top w:val="none" w:color="000000" w:sz="4" w:space="0"/>
+          <w:left w:val="none" w:color="000000" w:sz="4" w:space="0"/>
           <w:bottom w:val="single" w:color="000000" w:themeColor="accent5" w:themeTint="9A" w:sz="4" w:space="0"/>
-          <w:right w:val="none"/>
+          <w:right w:val="none" w:color="000000" w:sz="4" w:space="0"/>
         </w:tcBorders>
       </w:tcPr>
     </w:tblStylePr>
@@ -26944,12 +27678,12 @@
         <w:tblBorders/>
       </w:tblPr>
       <w:tcPr>
-        <w:shd w:color="ffffff"/>
+        <w:shd w:val="clear" w:color="ffffff"/>
         <w:tcBorders>
-          <w:top w:val="none"/>
+          <w:top w:val="none" w:color="000000" w:sz="4" w:space="0"/>
           <w:left w:val="single" w:color="000000" w:themeColor="accent5" w:themeTint="9A" w:sz="4" w:space="0"/>
-          <w:bottom w:val="none"/>
-          <w:right w:val="none"/>
+          <w:bottom w:val="none" w:color="000000" w:sz="4" w:space="0"/>
+          <w:right w:val="none" w:color="000000" w:sz="4" w:space="0"/>
         </w:tcBorders>
       </w:tcPr>
     </w:tblStylePr>
@@ -26972,9 +27706,9 @@
         <w:shd w:val="clear" w:color="ffffff" w:themeColor="light1" w:fill="ffffff" w:themeFill="light1"/>
         <w:tcBorders>
           <w:top w:val="single" w:color="000000" w:themeColor="accent5" w:themeTint="9A" w:sz="4" w:space="0"/>
-          <w:left w:val="none"/>
-          <w:bottom w:val="none"/>
-          <w:right w:val="none"/>
+          <w:left w:val="none" w:color="000000" w:sz="4" w:space="0"/>
+          <w:bottom w:val="none" w:color="000000" w:sz="4" w:space="0"/>
+          <w:right w:val="none" w:color="000000" w:sz="4" w:space="0"/>
         </w:tcBorders>
       </w:tcPr>
     </w:tblStylePr>
@@ -27049,9 +27783,9 @@
       </w:tcPr>
     </w:tblStylePr>
   </w:style>
-  <w:style w:type="table" w:styleId="116">
+  <w:style w:type="table" w:styleId="807">
     <w:name w:val="List Table 7 Colorful - Accent 6"/>
-    <w:basedOn w:val="677"/>
+    <w:basedOn w:val="884"/>
     <w:uiPriority w:val="99"/>
     <w:pPr>
       <w:pBdr/>
@@ -27150,11 +27884,11 @@
         <w:tblBorders/>
       </w:tblPr>
       <w:tcPr>
-        <w:shd w:color="ffffff"/>
+        <w:shd w:val="clear" w:color="ffffff"/>
         <w:tcBorders>
-          <w:top w:val="none"/>
-          <w:left w:val="none"/>
-          <w:bottom w:val="none"/>
+          <w:top w:val="none" w:color="000000" w:sz="4" w:space="0"/>
+          <w:left w:val="none" w:color="000000" w:sz="4" w:space="0"/>
+          <w:bottom w:val="none" w:color="000000" w:sz="4" w:space="0"/>
           <w:right w:val="single" w:color="000000" w:themeColor="accent6" w:themeTint="98" w:sz="4" w:space="0"/>
         </w:tcBorders>
       </w:tcPr>
@@ -27177,10 +27911,10 @@
       <w:tcPr>
         <w:shd w:val="clear" w:color="ffffff" w:themeColor="light1" w:fill="ffffff" w:themeFill="light1"/>
         <w:tcBorders>
-          <w:top w:val="none"/>
-          <w:left w:val="none"/>
+          <w:top w:val="none" w:color="000000" w:sz="4" w:space="0"/>
+          <w:left w:val="none" w:color="000000" w:sz="4" w:space="0"/>
           <w:bottom w:val="single" w:color="000000" w:themeColor="accent6" w:themeTint="98" w:sz="4" w:space="0"/>
-          <w:right w:val="none"/>
+          <w:right w:val="none" w:color="000000" w:sz="4" w:space="0"/>
         </w:tcBorders>
       </w:tcPr>
     </w:tblStylePr>
@@ -27200,12 +27934,12 @@
         <w:tblBorders/>
       </w:tblPr>
       <w:tcPr>
-        <w:shd w:color="ffffff"/>
+        <w:shd w:val="clear" w:color="ffffff"/>
         <w:tcBorders>
-          <w:top w:val="none"/>
+          <w:top w:val="none" w:color="000000" w:sz="4" w:space="0"/>
           <w:left w:val="single" w:color="000000" w:themeColor="accent6" w:themeTint="98" w:sz="4" w:space="0"/>
-          <w:bottom w:val="none"/>
-          <w:right w:val="none"/>
+          <w:bottom w:val="none" w:color="000000" w:sz="4" w:space="0"/>
+          <w:right w:val="none" w:color="000000" w:sz="4" w:space="0"/>
         </w:tcBorders>
       </w:tcPr>
     </w:tblStylePr>
@@ -27228,9 +27962,9 @@
         <w:shd w:val="clear" w:color="ffffff" w:themeColor="light1" w:fill="ffffff" w:themeFill="light1"/>
         <w:tcBorders>
           <w:top w:val="single" w:color="000000" w:themeColor="accent6" w:themeTint="98" w:sz="4" w:space="0"/>
-          <w:left w:val="none"/>
-          <w:bottom w:val="none"/>
-          <w:right w:val="none"/>
+          <w:left w:val="none" w:color="000000" w:sz="4" w:space="0"/>
+          <w:bottom w:val="none" w:color="000000" w:sz="4" w:space="0"/>
+          <w:right w:val="none" w:color="000000" w:sz="4" w:space="0"/>
         </w:tcBorders>
       </w:tcPr>
     </w:tblStylePr>
@@ -27305,9 +28039,9 @@
       </w:tcPr>
     </w:tblStylePr>
   </w:style>
-  <w:style w:type="table" w:styleId="117">
+  <w:style w:type="table" w:styleId="808">
     <w:name w:val="Lined - Accent"/>
-    <w:basedOn w:val="677"/>
+    <w:basedOn w:val="884"/>
     <w:uiPriority w:val="99"/>
     <w:pPr>
       <w:pBdr/>
@@ -27542,9 +28276,9 @@
       </w:tcPr>
     </w:tblStylePr>
   </w:style>
-  <w:style w:type="table" w:styleId="118">
+  <w:style w:type="table" w:styleId="809">
     <w:name w:val="Lined - Accent 1"/>
-    <w:basedOn w:val="677"/>
+    <w:basedOn w:val="884"/>
     <w:uiPriority w:val="99"/>
     <w:pPr>
       <w:pBdr/>
@@ -27779,9 +28513,9 @@
       </w:tcPr>
     </w:tblStylePr>
   </w:style>
-  <w:style w:type="table" w:styleId="119">
+  <w:style w:type="table" w:styleId="810">
     <w:name w:val="Lined - Accent 2"/>
-    <w:basedOn w:val="677"/>
+    <w:basedOn w:val="884"/>
     <w:uiPriority w:val="99"/>
     <w:pPr>
       <w:pBdr/>
@@ -28016,9 +28750,9 @@
       </w:tcPr>
     </w:tblStylePr>
   </w:style>
-  <w:style w:type="table" w:styleId="120">
+  <w:style w:type="table" w:styleId="811">
     <w:name w:val="Lined - Accent 3"/>
-    <w:basedOn w:val="677"/>
+    <w:basedOn w:val="884"/>
     <w:uiPriority w:val="99"/>
     <w:pPr>
       <w:pBdr/>
@@ -28253,9 +28987,9 @@
       </w:tcPr>
     </w:tblStylePr>
   </w:style>
-  <w:style w:type="table" w:styleId="121">
+  <w:style w:type="table" w:styleId="812">
     <w:name w:val="Lined - Accent 4"/>
-    <w:basedOn w:val="677"/>
+    <w:basedOn w:val="884"/>
     <w:uiPriority w:val="99"/>
     <w:pPr>
       <w:pBdr/>
@@ -28490,9 +29224,9 @@
       </w:tcPr>
     </w:tblStylePr>
   </w:style>
-  <w:style w:type="table" w:styleId="122">
+  <w:style w:type="table" w:styleId="813">
     <w:name w:val="Lined - Accent 5"/>
-    <w:basedOn w:val="677"/>
+    <w:basedOn w:val="884"/>
     <w:uiPriority w:val="99"/>
     <w:pPr>
       <w:pBdr/>
@@ -28727,9 +29461,9 @@
       </w:tcPr>
     </w:tblStylePr>
   </w:style>
-  <w:style w:type="table" w:styleId="123">
+  <w:style w:type="table" w:styleId="814">
     <w:name w:val="Lined - Accent 6"/>
-    <w:basedOn w:val="677"/>
+    <w:basedOn w:val="884"/>
     <w:uiPriority w:val="99"/>
     <w:pPr>
       <w:pBdr/>
@@ -28964,9 +29698,9 @@
       </w:tcPr>
     </w:tblStylePr>
   </w:style>
-  <w:style w:type="table" w:styleId="124">
+  <w:style w:type="table" w:styleId="815">
     <w:name w:val="Bordered &amp; Lined - Accent"/>
-    <w:basedOn w:val="677"/>
+    <w:basedOn w:val="884"/>
     <w:uiPriority w:val="99"/>
     <w:pPr>
       <w:pBdr/>
@@ -29208,9 +29942,9 @@
       </w:tcPr>
     </w:tblStylePr>
   </w:style>
-  <w:style w:type="table" w:styleId="125">
+  <w:style w:type="table" w:styleId="816">
     <w:name w:val="Bordered &amp; Lined - Accent 1"/>
-    <w:basedOn w:val="677"/>
+    <w:basedOn w:val="884"/>
     <w:uiPriority w:val="99"/>
     <w:pPr>
       <w:pBdr/>
@@ -29452,9 +30186,9 @@
       </w:tcPr>
     </w:tblStylePr>
   </w:style>
-  <w:style w:type="table" w:styleId="126">
+  <w:style w:type="table" w:styleId="817">
     <w:name w:val="Bordered &amp; Lined - Accent 2"/>
-    <w:basedOn w:val="677"/>
+    <w:basedOn w:val="884"/>
     <w:uiPriority w:val="99"/>
     <w:pPr>
       <w:pBdr/>
@@ -29696,9 +30430,9 @@
       </w:tcPr>
     </w:tblStylePr>
   </w:style>
-  <w:style w:type="table" w:styleId="127">
+  <w:style w:type="table" w:styleId="818">
     <w:name w:val="Bordered &amp; Lined - Accent 3"/>
-    <w:basedOn w:val="677"/>
+    <w:basedOn w:val="884"/>
     <w:uiPriority w:val="99"/>
     <w:pPr>
       <w:pBdr/>
@@ -29940,9 +30674,9 @@
       </w:tcPr>
     </w:tblStylePr>
   </w:style>
-  <w:style w:type="table" w:styleId="128">
+  <w:style w:type="table" w:styleId="819">
     <w:name w:val="Bordered &amp; Lined - Accent 4"/>
-    <w:basedOn w:val="677"/>
+    <w:basedOn w:val="884"/>
     <w:uiPriority w:val="99"/>
     <w:pPr>
       <w:pBdr/>
@@ -30184,9 +30918,9 @@
       </w:tcPr>
     </w:tblStylePr>
   </w:style>
-  <w:style w:type="table" w:styleId="129">
+  <w:style w:type="table" w:styleId="820">
     <w:name w:val="Bordered &amp; Lined - Accent 5"/>
-    <w:basedOn w:val="677"/>
+    <w:basedOn w:val="884"/>
     <w:uiPriority w:val="99"/>
     <w:pPr>
       <w:pBdr/>
@@ -30428,9 +31162,9 @@
       </w:tcPr>
     </w:tblStylePr>
   </w:style>
-  <w:style w:type="table" w:styleId="130">
+  <w:style w:type="table" w:styleId="821">
     <w:name w:val="Bordered &amp; Lined - Accent 6"/>
-    <w:basedOn w:val="677"/>
+    <w:basedOn w:val="884"/>
     <w:uiPriority w:val="99"/>
     <w:pPr>
       <w:pBdr/>
@@ -30672,9 +31406,9 @@
       </w:tcPr>
     </w:tblStylePr>
   </w:style>
-  <w:style w:type="table" w:styleId="131">
+  <w:style w:type="table" w:styleId="822">
     <w:name w:val="Bordered"/>
-    <w:basedOn w:val="677"/>
+    <w:basedOn w:val="884"/>
     <w:uiPriority w:val="99"/>
     <w:pPr>
       <w:pBdr/>
@@ -30903,9 +31637,9 @@
       </w:tcPr>
     </w:tblStylePr>
   </w:style>
-  <w:style w:type="table" w:styleId="132">
+  <w:style w:type="table" w:styleId="823">
     <w:name w:val="Bordered - Accent 1"/>
-    <w:basedOn w:val="677"/>
+    <w:basedOn w:val="884"/>
     <w:uiPriority w:val="99"/>
     <w:pPr>
       <w:pBdr/>
@@ -31134,9 +31868,9 @@
       </w:tcPr>
     </w:tblStylePr>
   </w:style>
-  <w:style w:type="table" w:styleId="133">
+  <w:style w:type="table" w:styleId="824">
     <w:name w:val="Bordered - Accent 2"/>
-    <w:basedOn w:val="677"/>
+    <w:basedOn w:val="884"/>
     <w:uiPriority w:val="99"/>
     <w:pPr>
       <w:pBdr/>
@@ -31365,9 +32099,9 @@
       </w:tcPr>
     </w:tblStylePr>
   </w:style>
-  <w:style w:type="table" w:styleId="134">
+  <w:style w:type="table" w:styleId="825">
     <w:name w:val="Bordered - Accent 3"/>
-    <w:basedOn w:val="677"/>
+    <w:basedOn w:val="884"/>
     <w:uiPriority w:val="99"/>
     <w:pPr>
       <w:pBdr/>
@@ -31596,9 +32330,9 @@
       </w:tcPr>
     </w:tblStylePr>
   </w:style>
-  <w:style w:type="table" w:styleId="135">
+  <w:style w:type="table" w:styleId="826">
     <w:name w:val="Bordered - Accent 4"/>
-    <w:basedOn w:val="677"/>
+    <w:basedOn w:val="884"/>
     <w:uiPriority w:val="99"/>
     <w:pPr>
       <w:pBdr/>
@@ -31827,9 +32561,9 @@
       </w:tcPr>
     </w:tblStylePr>
   </w:style>
-  <w:style w:type="table" w:styleId="136">
+  <w:style w:type="table" w:styleId="827">
     <w:name w:val="Bordered - Accent 5"/>
-    <w:basedOn w:val="677"/>
+    <w:basedOn w:val="884"/>
     <w:uiPriority w:val="99"/>
     <w:pPr>
       <w:pBdr/>
@@ -32058,9 +32792,9 @@
       </w:tcPr>
     </w:tblStylePr>
   </w:style>
-  <w:style w:type="table" w:styleId="137">
+  <w:style w:type="table" w:styleId="828">
     <w:name w:val="Bordered - Accent 6"/>
-    <w:basedOn w:val="677"/>
+    <w:basedOn w:val="884"/>
     <w:uiPriority w:val="99"/>
     <w:pPr>
       <w:pBdr/>
@@ -32289,10 +33023,10 @@
       </w:tcPr>
     </w:tblStylePr>
   </w:style>
-  <w:style w:type="character" w:styleId="150">
+  <w:style w:type="character" w:styleId="829">
     <w:name w:val="Heading 1 Char"/>
-    <w:basedOn w:val="676"/>
-    <w:link w:val="667"/>
+    <w:basedOn w:val="883"/>
+    <w:link w:val="874"/>
     <w:uiPriority w:val="9"/>
     <w:pPr>
       <w:pBdr/>
@@ -32306,10 +33040,10 @@
       <w:szCs w:val="40"/>
     </w:rPr>
   </w:style>
-  <w:style w:type="character" w:styleId="151">
+  <w:style w:type="character" w:styleId="830">
     <w:name w:val="Heading 2 Char"/>
-    <w:basedOn w:val="676"/>
-    <w:link w:val="668"/>
+    <w:basedOn w:val="883"/>
+    <w:link w:val="875"/>
     <w:uiPriority w:val="9"/>
     <w:pPr>
       <w:pBdr/>
@@ -32323,10 +33057,10 @@
       <w:szCs w:val="32"/>
     </w:rPr>
   </w:style>
-  <w:style w:type="character" w:styleId="152">
+  <w:style w:type="character" w:styleId="831">
     <w:name w:val="Heading 3 Char"/>
-    <w:basedOn w:val="676"/>
-    <w:link w:val="669"/>
+    <w:basedOn w:val="883"/>
+    <w:link w:val="876"/>
     <w:uiPriority w:val="9"/>
     <w:pPr>
       <w:pBdr/>
@@ -32340,10 +33074,10 @@
       <w:szCs w:val="28"/>
     </w:rPr>
   </w:style>
-  <w:style w:type="character" w:styleId="153">
+  <w:style w:type="character" w:styleId="832">
     <w:name w:val="Heading 4 Char"/>
-    <w:basedOn w:val="676"/>
-    <w:link w:val="670"/>
+    <w:basedOn w:val="883"/>
+    <w:link w:val="877"/>
     <w:uiPriority w:val="9"/>
     <w:pPr>
       <w:pBdr/>
@@ -32357,10 +33091,10 @@
       <w:color w:val="0f4761" w:themeColor="accent1" w:themeShade="BF"/>
     </w:rPr>
   </w:style>
-  <w:style w:type="character" w:styleId="154">
+  <w:style w:type="character" w:styleId="833">
     <w:name w:val="Heading 5 Char"/>
-    <w:basedOn w:val="676"/>
-    <w:link w:val="671"/>
+    <w:basedOn w:val="883"/>
+    <w:link w:val="878"/>
     <w:uiPriority w:val="9"/>
     <w:pPr>
       <w:pBdr/>
@@ -32372,10 +33106,10 @@
       <w:color w:val="0f4761" w:themeColor="accent1" w:themeShade="BF"/>
     </w:rPr>
   </w:style>
-  <w:style w:type="character" w:styleId="155">
+  <w:style w:type="character" w:styleId="834">
     <w:name w:val="Heading 6 Char"/>
-    <w:basedOn w:val="676"/>
-    <w:link w:val="672"/>
+    <w:basedOn w:val="883"/>
+    <w:link w:val="879"/>
     <w:uiPriority w:val="9"/>
     <w:pPr>
       <w:pBdr/>
@@ -32389,10 +33123,10 @@
       <w:color w:val="595959" w:themeColor="text1" w:themeTint="A6"/>
     </w:rPr>
   </w:style>
-  <w:style w:type="character" w:styleId="156">
+  <w:style w:type="character" w:styleId="835">
     <w:name w:val="Heading 7 Char"/>
-    <w:basedOn w:val="676"/>
-    <w:link w:val="673"/>
+    <w:basedOn w:val="883"/>
+    <w:link w:val="880"/>
     <w:uiPriority w:val="9"/>
     <w:pPr>
       <w:pBdr/>
@@ -32404,10 +33138,10 @@
       <w:color w:val="595959" w:themeColor="text1" w:themeTint="A6"/>
     </w:rPr>
   </w:style>
-  <w:style w:type="character" w:styleId="157">
+  <w:style w:type="character" w:styleId="836">
     <w:name w:val="Heading 8 Char"/>
-    <w:basedOn w:val="676"/>
-    <w:link w:val="674"/>
+    <w:basedOn w:val="883"/>
+    <w:link w:val="881"/>
     <w:uiPriority w:val="9"/>
     <w:pPr>
       <w:pBdr/>
@@ -32421,10 +33155,10 @@
       <w:color w:val="272727" w:themeColor="text1" w:themeTint="D8"/>
     </w:rPr>
   </w:style>
-  <w:style w:type="character" w:styleId="158">
+  <w:style w:type="character" w:styleId="837">
     <w:name w:val="Heading 9 Char"/>
-    <w:basedOn w:val="676"/>
-    <w:link w:val="675"/>
+    <w:basedOn w:val="883"/>
+    <w:link w:val="882"/>
     <w:uiPriority w:val="9"/>
     <w:pPr>
       <w:pBdr/>
@@ -32438,10 +33172,10 @@
       <w:color w:val="272727" w:themeColor="text1" w:themeTint="D8"/>
     </w:rPr>
   </w:style>
-  <w:style w:type="character" w:styleId="160">
+  <w:style w:type="character" w:styleId="838">
     <w:name w:val="Title Char"/>
-    <w:basedOn w:val="676"/>
-    <w:link w:val="688"/>
+    <w:basedOn w:val="883"/>
+    <w:link w:val="895"/>
     <w:uiPriority w:val="10"/>
     <w:pPr>
       <w:pBdr/>
@@ -32455,10 +33189,10 @@
       <w:szCs w:val="56"/>
     </w:rPr>
   </w:style>
-  <w:style w:type="character" w:styleId="162">
+  <w:style w:type="character" w:styleId="839">
     <w:name w:val="Subtitle Char"/>
-    <w:basedOn w:val="676"/>
-    <w:link w:val="690"/>
+    <w:basedOn w:val="883"/>
+    <w:link w:val="897"/>
     <w:uiPriority w:val="11"/>
     <w:pPr>
       <w:pBdr/>
@@ -32472,10 +33206,10 @@
       <w:szCs w:val="28"/>
     </w:rPr>
   </w:style>
-  <w:style w:type="character" w:styleId="164">
+  <w:style w:type="character" w:styleId="840">
     <w:name w:val="Quote Char"/>
-    <w:basedOn w:val="676"/>
-    <w:link w:val="692"/>
+    <w:basedOn w:val="883"/>
+    <w:link w:val="899"/>
     <w:uiPriority w:val="29"/>
     <w:pPr>
       <w:pBdr/>
@@ -32488,10 +33222,10 @@
       <w:color w:val="404040" w:themeColor="text1" w:themeTint="BF"/>
     </w:rPr>
   </w:style>
-  <w:style w:type="character" w:styleId="168">
+  <w:style w:type="character" w:styleId="841">
     <w:name w:val="Intense Quote Char"/>
-    <w:basedOn w:val="676"/>
-    <w:link w:val="696"/>
+    <w:basedOn w:val="883"/>
+    <w:link w:val="903"/>
     <w:uiPriority w:val="30"/>
     <w:pPr>
       <w:pBdr/>
@@ -32504,9 +33238,9 @@
       <w:color w:val="0f4761" w:themeColor="accent1" w:themeShade="BF"/>
     </w:rPr>
   </w:style>
-  <w:style w:type="paragraph" w:styleId="170">
+  <w:style w:type="paragraph" w:styleId="842">
     <w:name w:val="No Spacing"/>
-    <w:basedOn w:val="666"/>
+    <w:basedOn w:val="873"/>
     <w:uiPriority w:val="1"/>
     <w:qFormat/>
     <w:pPr>
@@ -32515,9 +33249,9 @@
       <w:ind/>
     </w:pPr>
   </w:style>
-  <w:style w:type="character" w:styleId="171">
+  <w:style w:type="character" w:styleId="843">
     <w:name w:val="Subtle Emphasis"/>
-    <w:basedOn w:val="676"/>
+    <w:basedOn w:val="883"/>
     <w:uiPriority w:val="19"/>
     <w:qFormat/>
     <w:pPr>
@@ -32531,9 +33265,9 @@
       <w:color w:val="404040" w:themeColor="text1" w:themeTint="BF"/>
     </w:rPr>
   </w:style>
-  <w:style w:type="character" w:styleId="172">
+  <w:style w:type="character" w:styleId="844">
     <w:name w:val="Emphasis"/>
-    <w:basedOn w:val="676"/>
+    <w:basedOn w:val="883"/>
     <w:uiPriority w:val="20"/>
     <w:qFormat/>
     <w:pPr>
@@ -32546,9 +33280,9 @@
       <w:iCs/>
     </w:rPr>
   </w:style>
-  <w:style w:type="character" w:styleId="173">
+  <w:style w:type="character" w:styleId="845">
     <w:name w:val="Strong"/>
-    <w:basedOn w:val="676"/>
+    <w:basedOn w:val="883"/>
     <w:uiPriority w:val="22"/>
     <w:qFormat/>
     <w:pPr>
@@ -32561,9 +33295,9 @@
       <w:bCs/>
     </w:rPr>
   </w:style>
-  <w:style w:type="character" w:styleId="174">
+  <w:style w:type="character" w:styleId="846">
     <w:name w:val="Subtle Reference"/>
-    <w:basedOn w:val="676"/>
+    <w:basedOn w:val="883"/>
     <w:uiPriority w:val="31"/>
     <w:qFormat/>
     <w:pPr>
@@ -32576,9 +33310,9 @@
       <w:color w:val="5a5a5a" w:themeColor="text1" w:themeTint="A5"/>
     </w:rPr>
   </w:style>
-  <w:style w:type="character" w:styleId="175">
+  <w:style w:type="character" w:styleId="847">
     <w:name w:val="Book Title"/>
-    <w:basedOn w:val="676"/>
+    <w:basedOn w:val="883"/>
     <w:uiPriority w:val="33"/>
     <w:qFormat/>
     <w:pPr>
@@ -32594,10 +33328,10 @@
       <w:spacing w:val="5"/>
     </w:rPr>
   </w:style>
-  <w:style w:type="paragraph" w:styleId="176">
+  <w:style w:type="paragraph" w:styleId="848">
     <w:name w:val="Header"/>
-    <w:basedOn w:val="666"/>
-    <w:link w:val="177"/>
+    <w:basedOn w:val="873"/>
+    <w:link w:val="849"/>
     <w:uiPriority w:val="99"/>
     <w:unhideWhenUsed/>
     <w:pPr>
@@ -32610,10 +33344,10 @@
       <w:ind/>
     </w:pPr>
   </w:style>
-  <w:style w:type="character" w:styleId="177">
+  <w:style w:type="character" w:styleId="849">
     <w:name w:val="Header Char"/>
-    <w:basedOn w:val="676"/>
-    <w:link w:val="176"/>
+    <w:basedOn w:val="883"/>
+    <w:link w:val="848"/>
     <w:uiPriority w:val="99"/>
     <w:pPr>
       <w:pBdr/>
@@ -32621,10 +33355,10 @@
       <w:ind/>
     </w:pPr>
   </w:style>
-  <w:style w:type="paragraph" w:styleId="178">
+  <w:style w:type="paragraph" w:styleId="850">
     <w:name w:val="Footer"/>
-    <w:basedOn w:val="666"/>
-    <w:link w:val="179"/>
+    <w:basedOn w:val="873"/>
+    <w:link w:val="851"/>
     <w:uiPriority w:val="99"/>
     <w:unhideWhenUsed/>
     <w:pPr>
@@ -32637,10 +33371,10 @@
       <w:ind/>
     </w:pPr>
   </w:style>
-  <w:style w:type="character" w:styleId="179">
+  <w:style w:type="character" w:styleId="851">
     <w:name w:val="Footer Char"/>
-    <w:basedOn w:val="676"/>
-    <w:link w:val="178"/>
+    <w:basedOn w:val="883"/>
+    <w:link w:val="850"/>
     <w:uiPriority w:val="99"/>
     <w:pPr>
       <w:pBdr/>
@@ -32648,10 +33382,10 @@
       <w:ind/>
     </w:pPr>
   </w:style>
-  <w:style w:type="paragraph" w:styleId="180">
+  <w:style w:type="paragraph" w:styleId="852">
     <w:name w:val="Caption"/>
-    <w:basedOn w:val="666"/>
-    <w:next w:val="666"/>
+    <w:basedOn w:val="873"/>
+    <w:next w:val="873"/>
     <w:uiPriority w:val="35"/>
     <w:unhideWhenUsed/>
     <w:qFormat/>
@@ -32668,10 +33402,10 @@
       <w:szCs w:val="18"/>
     </w:rPr>
   </w:style>
-  <w:style w:type="paragraph" w:styleId="181">
+  <w:style w:type="paragraph" w:styleId="853">
     <w:name w:val="footnote text"/>
-    <w:basedOn w:val="666"/>
-    <w:link w:val="182"/>
+    <w:basedOn w:val="873"/>
+    <w:link w:val="854"/>
     <w:uiPriority w:val="99"/>
     <w:semiHidden/>
     <w:unhideWhenUsed/>
@@ -32685,10 +33419,10 @@
       <w:szCs w:val="20"/>
     </w:rPr>
   </w:style>
-  <w:style w:type="character" w:styleId="182">
+  <w:style w:type="character" w:styleId="854">
     <w:name w:val="Footnote Text Char"/>
-    <w:basedOn w:val="676"/>
-    <w:link w:val="181"/>
+    <w:basedOn w:val="883"/>
+    <w:link w:val="853"/>
     <w:uiPriority w:val="99"/>
     <w:semiHidden/>
     <w:pPr>
@@ -32701,9 +33435,9 @@
       <w:szCs w:val="20"/>
     </w:rPr>
   </w:style>
-  <w:style w:type="character" w:styleId="183">
+  <w:style w:type="character" w:styleId="855">
     <w:name w:val="footnote reference"/>
-    <w:basedOn w:val="676"/>
+    <w:basedOn w:val="883"/>
     <w:uiPriority w:val="99"/>
     <w:semiHidden/>
     <w:unhideWhenUsed/>
@@ -32716,10 +33450,10 @@
       <w:vertAlign w:val="superscript"/>
     </w:rPr>
   </w:style>
-  <w:style w:type="paragraph" w:styleId="184">
+  <w:style w:type="paragraph" w:styleId="856">
     <w:name w:val="endnote text"/>
-    <w:basedOn w:val="666"/>
-    <w:link w:val="185"/>
+    <w:basedOn w:val="873"/>
+    <w:link w:val="857"/>
     <w:uiPriority w:val="99"/>
     <w:semiHidden/>
     <w:unhideWhenUsed/>
@@ -32733,10 +33467,10 @@
       <w:szCs w:val="20"/>
     </w:rPr>
   </w:style>
-  <w:style w:type="character" w:styleId="185">
+  <w:style w:type="character" w:styleId="857">
     <w:name w:val="Endnote Text Char"/>
-    <w:basedOn w:val="676"/>
-    <w:link w:val="184"/>
+    <w:basedOn w:val="883"/>
+    <w:link w:val="856"/>
     <w:uiPriority w:val="99"/>
     <w:semiHidden/>
     <w:pPr>
@@ -32749,9 +33483,9 @@
       <w:szCs w:val="20"/>
     </w:rPr>
   </w:style>
-  <w:style w:type="character" w:styleId="186">
+  <w:style w:type="character" w:styleId="858">
     <w:name w:val="endnote reference"/>
-    <w:basedOn w:val="676"/>
+    <w:basedOn w:val="883"/>
     <w:uiPriority w:val="99"/>
     <w:semiHidden/>
     <w:unhideWhenUsed/>
@@ -32764,9 +33498,9 @@
       <w:vertAlign w:val="superscript"/>
     </w:rPr>
   </w:style>
-  <w:style w:type="character" w:styleId="187">
+  <w:style w:type="character" w:styleId="859">
     <w:name w:val="Hyperlink"/>
-    <w:basedOn w:val="676"/>
+    <w:basedOn w:val="883"/>
     <w:uiPriority w:val="99"/>
     <w:unhideWhenUsed/>
     <w:pPr>
@@ -32779,9 +33513,9 @@
       <w:u w:val="single"/>
     </w:rPr>
   </w:style>
-  <w:style w:type="character" w:styleId="188">
+  <w:style w:type="character" w:styleId="860">
     <w:name w:val="FollowedHyperlink"/>
-    <w:basedOn w:val="676"/>
+    <w:basedOn w:val="883"/>
     <w:uiPriority w:val="99"/>
     <w:semiHidden/>
     <w:unhideWhenUsed/>
@@ -32795,10 +33529,10 @@
       <w:u w:val="single"/>
     </w:rPr>
   </w:style>
-  <w:style w:type="paragraph" w:styleId="189">
+  <w:style w:type="paragraph" w:styleId="861">
     <w:name w:val="toc 1"/>
-    <w:basedOn w:val="666"/>
-    <w:next w:val="666"/>
+    <w:basedOn w:val="873"/>
+    <w:next w:val="873"/>
     <w:uiPriority w:val="39"/>
     <w:unhideWhenUsed/>
     <w:pPr>
@@ -32807,10 +33541,10 @@
       <w:ind/>
     </w:pPr>
   </w:style>
-  <w:style w:type="paragraph" w:styleId="190">
+  <w:style w:type="paragraph" w:styleId="862">
     <w:name w:val="toc 2"/>
-    <w:basedOn w:val="666"/>
-    <w:next w:val="666"/>
+    <w:basedOn w:val="873"/>
+    <w:next w:val="873"/>
     <w:uiPriority w:val="39"/>
     <w:unhideWhenUsed/>
     <w:pPr>
@@ -32819,10 +33553,10 @@
       <w:ind w:left="220"/>
     </w:pPr>
   </w:style>
-  <w:style w:type="paragraph" w:styleId="191">
+  <w:style w:type="paragraph" w:styleId="863">
     <w:name w:val="toc 3"/>
-    <w:basedOn w:val="666"/>
-    <w:next w:val="666"/>
+    <w:basedOn w:val="873"/>
+    <w:next w:val="873"/>
     <w:uiPriority w:val="39"/>
     <w:unhideWhenUsed/>
     <w:pPr>
@@ -32831,10 +33565,10 @@
       <w:ind w:left="440"/>
     </w:pPr>
   </w:style>
-  <w:style w:type="paragraph" w:styleId="192">
+  <w:style w:type="paragraph" w:styleId="864">
     <w:name w:val="toc 4"/>
-    <w:basedOn w:val="666"/>
-    <w:next w:val="666"/>
+    <w:basedOn w:val="873"/>
+    <w:next w:val="873"/>
     <w:uiPriority w:val="39"/>
     <w:unhideWhenUsed/>
     <w:pPr>
@@ -32843,10 +33577,10 @@
       <w:ind w:left="660"/>
     </w:pPr>
   </w:style>
-  <w:style w:type="paragraph" w:styleId="193">
+  <w:style w:type="paragraph" w:styleId="865">
     <w:name w:val="toc 5"/>
-    <w:basedOn w:val="666"/>
-    <w:next w:val="666"/>
+    <w:basedOn w:val="873"/>
+    <w:next w:val="873"/>
     <w:uiPriority w:val="39"/>
     <w:unhideWhenUsed/>
     <w:pPr>
@@ -32855,10 +33589,10 @@
       <w:ind w:left="880"/>
     </w:pPr>
   </w:style>
-  <w:style w:type="paragraph" w:styleId="194">
+  <w:style w:type="paragraph" w:styleId="866">
     <w:name w:val="toc 6"/>
-    <w:basedOn w:val="666"/>
-    <w:next w:val="666"/>
+    <w:basedOn w:val="873"/>
+    <w:next w:val="873"/>
     <w:uiPriority w:val="39"/>
     <w:unhideWhenUsed/>
     <w:pPr>
@@ -32867,10 +33601,10 @@
       <w:ind w:left="1100"/>
     </w:pPr>
   </w:style>
-  <w:style w:type="paragraph" w:styleId="195">
+  <w:style w:type="paragraph" w:styleId="867">
     <w:name w:val="toc 7"/>
-    <w:basedOn w:val="666"/>
-    <w:next w:val="666"/>
+    <w:basedOn w:val="873"/>
+    <w:next w:val="873"/>
     <w:uiPriority w:val="39"/>
     <w:unhideWhenUsed/>
     <w:pPr>
@@ -32879,10 +33613,10 @@
       <w:ind w:left="1320"/>
     </w:pPr>
   </w:style>
-  <w:style w:type="paragraph" w:styleId="196">
+  <w:style w:type="paragraph" w:styleId="868">
     <w:name w:val="toc 8"/>
-    <w:basedOn w:val="666"/>
-    <w:next w:val="666"/>
+    <w:basedOn w:val="873"/>
+    <w:next w:val="873"/>
     <w:uiPriority w:val="39"/>
     <w:unhideWhenUsed/>
     <w:pPr>
@@ -32891,10 +33625,10 @@
       <w:ind w:left="1540"/>
     </w:pPr>
   </w:style>
-  <w:style w:type="paragraph" w:styleId="197">
+  <w:style w:type="paragraph" w:styleId="869">
     <w:name w:val="toc 9"/>
-    <w:basedOn w:val="666"/>
-    <w:next w:val="666"/>
+    <w:basedOn w:val="873"/>
+    <w:next w:val="873"/>
     <w:uiPriority w:val="39"/>
     <w:unhideWhenUsed/>
     <w:pPr>
@@ -32903,9 +33637,9 @@
       <w:ind w:left="1760"/>
     </w:pPr>
   </w:style>
-  <w:style w:type="character" w:styleId="198">
+  <w:style w:type="character" w:styleId="870">
     <w:name w:val="Placeholder Text"/>
-    <w:basedOn w:val="676"/>
+    <w:basedOn w:val="883"/>
     <w:uiPriority w:val="99"/>
     <w:semiHidden/>
     <w:pPr>
@@ -32917,7 +33651,7 @@
       <w:color w:val="666666"/>
     </w:rPr>
   </w:style>
-  <w:style w:type="paragraph" w:styleId="208">
+  <w:style w:type="paragraph" w:styleId="871">
     <w:name w:val="TOC Heading"/>
     <w:uiPriority w:val="39"/>
     <w:unhideWhenUsed/>
@@ -32927,10 +33661,10 @@
       <w:ind/>
     </w:pPr>
   </w:style>
-  <w:style w:type="paragraph" w:styleId="209">
+  <w:style w:type="paragraph" w:styleId="872">
     <w:name w:val="table of figures"/>
-    <w:basedOn w:val="666"/>
-    <w:next w:val="666"/>
+    <w:basedOn w:val="873"/>
+    <w:next w:val="873"/>
     <w:uiPriority w:val="99"/>
     <w:unhideWhenUsed/>
     <w:pPr>
@@ -32939,7 +33673,7 @@
       <w:ind/>
     </w:pPr>
   </w:style>
-  <w:style w:type="paragraph" w:styleId="666" w:default="1">
+  <w:style w:type="paragraph" w:styleId="873" w:default="1">
     <w:name w:val="Normal"/>
     <w:qFormat/>
     <w:pPr>
@@ -32961,11 +33695,11 @@
       <w14:ligatures w14:val="none"/>
     </w:rPr>
   </w:style>
-  <w:style w:type="paragraph" w:styleId="667">
+  <w:style w:type="paragraph" w:styleId="874">
     <w:name w:val="Heading 1"/>
-    <w:basedOn w:val="666"/>
-    <w:next w:val="666"/>
-    <w:link w:val="679"/>
+    <w:basedOn w:val="873"/>
+    <w:next w:val="873"/>
+    <w:link w:val="886"/>
     <w:uiPriority w:val="9"/>
     <w:qFormat/>
     <w:pPr>
@@ -32991,11 +33725,11 @@
       <w14:ligatures w14:val="standardContextual"/>
     </w:rPr>
   </w:style>
-  <w:style w:type="paragraph" w:styleId="668">
+  <w:style w:type="paragraph" w:styleId="875">
     <w:name w:val="Heading 2"/>
-    <w:basedOn w:val="666"/>
-    <w:next w:val="666"/>
-    <w:link w:val="680"/>
+    <w:basedOn w:val="873"/>
+    <w:next w:val="873"/>
+    <w:link w:val="887"/>
     <w:uiPriority w:val="9"/>
     <w:semiHidden/>
     <w:unhideWhenUsed/>
@@ -33023,11 +33757,11 @@
       <w14:ligatures w14:val="standardContextual"/>
     </w:rPr>
   </w:style>
-  <w:style w:type="paragraph" w:styleId="669">
+  <w:style w:type="paragraph" w:styleId="876">
     <w:name w:val="Heading 3"/>
-    <w:basedOn w:val="666"/>
-    <w:next w:val="666"/>
-    <w:link w:val="681"/>
+    <w:basedOn w:val="873"/>
+    <w:next w:val="873"/>
+    <w:link w:val="888"/>
     <w:uiPriority w:val="9"/>
     <w:semiHidden/>
     <w:unhideWhenUsed/>
@@ -33055,11 +33789,11 @@
       <w14:ligatures w14:val="standardContextual"/>
     </w:rPr>
   </w:style>
-  <w:style w:type="paragraph" w:styleId="670">
+  <w:style w:type="paragraph" w:styleId="877">
     <w:name w:val="Heading 4"/>
-    <w:basedOn w:val="666"/>
-    <w:next w:val="666"/>
-    <w:link w:val="682"/>
+    <w:basedOn w:val="873"/>
+    <w:next w:val="873"/>
+    <w:link w:val="889"/>
     <w:uiPriority w:val="9"/>
     <w:semiHidden/>
     <w:unhideWhenUsed/>
@@ -33089,11 +33823,11 @@
       <w14:ligatures w14:val="standardContextual"/>
     </w:rPr>
   </w:style>
-  <w:style w:type="paragraph" w:styleId="671">
+  <w:style w:type="paragraph" w:styleId="878">
     <w:name w:val="Heading 5"/>
-    <w:basedOn w:val="666"/>
-    <w:next w:val="666"/>
-    <w:link w:val="683"/>
+    <w:basedOn w:val="873"/>
+    <w:next w:val="873"/>
+    <w:link w:val="890"/>
     <w:uiPriority w:val="9"/>
     <w:semiHidden/>
     <w:unhideWhenUsed/>
@@ -33121,11 +33855,11 @@
       <w14:ligatures w14:val="standardContextual"/>
     </w:rPr>
   </w:style>
-  <w:style w:type="paragraph" w:styleId="672">
+  <w:style w:type="paragraph" w:styleId="879">
     <w:name w:val="Heading 6"/>
-    <w:basedOn w:val="666"/>
-    <w:next w:val="666"/>
-    <w:link w:val="684"/>
+    <w:basedOn w:val="873"/>
+    <w:next w:val="873"/>
+    <w:link w:val="891"/>
     <w:uiPriority w:val="9"/>
     <w:semiHidden/>
     <w:unhideWhenUsed/>
@@ -33155,11 +33889,11 @@
       <w14:ligatures w14:val="standardContextual"/>
     </w:rPr>
   </w:style>
-  <w:style w:type="paragraph" w:styleId="673">
+  <w:style w:type="paragraph" w:styleId="880">
     <w:name w:val="Heading 7"/>
-    <w:basedOn w:val="666"/>
-    <w:next w:val="666"/>
-    <w:link w:val="685"/>
+    <w:basedOn w:val="873"/>
+    <w:next w:val="873"/>
+    <w:link w:val="892"/>
     <w:uiPriority w:val="9"/>
     <w:semiHidden/>
     <w:unhideWhenUsed/>
@@ -33187,11 +33921,11 @@
       <w14:ligatures w14:val="standardContextual"/>
     </w:rPr>
   </w:style>
-  <w:style w:type="paragraph" w:styleId="674">
+  <w:style w:type="paragraph" w:styleId="881">
     <w:name w:val="Heading 8"/>
-    <w:basedOn w:val="666"/>
-    <w:next w:val="666"/>
-    <w:link w:val="686"/>
+    <w:basedOn w:val="873"/>
+    <w:next w:val="873"/>
+    <w:link w:val="893"/>
     <w:uiPriority w:val="9"/>
     <w:semiHidden/>
     <w:unhideWhenUsed/>
@@ -33221,11 +33955,11 @@
       <w14:ligatures w14:val="standardContextual"/>
     </w:rPr>
   </w:style>
-  <w:style w:type="paragraph" w:styleId="675">
+  <w:style w:type="paragraph" w:styleId="882">
     <w:name w:val="Heading 9"/>
-    <w:basedOn w:val="666"/>
-    <w:next w:val="666"/>
-    <w:link w:val="687"/>
+    <w:basedOn w:val="873"/>
+    <w:next w:val="873"/>
+    <w:link w:val="894"/>
     <w:uiPriority w:val="9"/>
     <w:semiHidden/>
     <w:unhideWhenUsed/>
@@ -33253,7 +33987,7 @@
       <w14:ligatures w14:val="standardContextual"/>
     </w:rPr>
   </w:style>
-  <w:style w:type="character" w:styleId="676" w:default="1">
+  <w:style w:type="character" w:styleId="883" w:default="1">
     <w:name w:val="Default Paragraph Font"/>
     <w:uiPriority w:val="1"/>
     <w:semiHidden/>
@@ -33264,7 +33998,7 @@
       <w:ind/>
     </w:pPr>
   </w:style>
-  <w:style w:type="table" w:styleId="677" w:default="1">
+  <w:style w:type="table" w:styleId="884" w:default="1">
     <w:name w:val="Normal Table"/>
     <w:uiPriority w:val="99"/>
     <w:semiHidden/>
@@ -33457,7 +34191,7 @@
       </w:tcPr>
     </w:tblStylePr>
   </w:style>
-  <w:style w:type="numbering" w:styleId="678" w:default="1">
+  <w:style w:type="numbering" w:styleId="885" w:default="1">
     <w:name w:val="No List"/>
     <w:uiPriority w:val="99"/>
     <w:semiHidden/>
@@ -33468,10 +34202,10 @@
       <w:ind/>
     </w:pPr>
   </w:style>
-  <w:style w:type="character" w:styleId="679" w:customStyle="1">
+  <w:style w:type="character" w:styleId="886" w:customStyle="1">
     <w:name w:val="Заголовок 1 Знак"/>
-    <w:basedOn w:val="676"/>
-    <w:link w:val="667"/>
+    <w:basedOn w:val="883"/>
+    <w:link w:val="874"/>
     <w:uiPriority w:val="9"/>
     <w:pPr>
       <w:pBdr/>
@@ -33485,10 +34219,10 @@
       <w:szCs w:val="40"/>
     </w:rPr>
   </w:style>
-  <w:style w:type="character" w:styleId="680" w:customStyle="1">
+  <w:style w:type="character" w:styleId="887" w:customStyle="1">
     <w:name w:val="Заголовок 2 Знак"/>
-    <w:basedOn w:val="676"/>
-    <w:link w:val="668"/>
+    <w:basedOn w:val="883"/>
+    <w:link w:val="875"/>
     <w:uiPriority w:val="9"/>
     <w:semiHidden/>
     <w:pPr>
@@ -33503,10 +34237,10 @@
       <w:szCs w:val="32"/>
     </w:rPr>
   </w:style>
-  <w:style w:type="character" w:styleId="681" w:customStyle="1">
+  <w:style w:type="character" w:styleId="888" w:customStyle="1">
     <w:name w:val="Заголовок 3 Знак"/>
-    <w:basedOn w:val="676"/>
-    <w:link w:val="669"/>
+    <w:basedOn w:val="883"/>
+    <w:link w:val="876"/>
     <w:uiPriority w:val="9"/>
     <w:semiHidden/>
     <w:pPr>
@@ -33521,10 +34255,10 @@
       <w:szCs w:val="28"/>
     </w:rPr>
   </w:style>
-  <w:style w:type="character" w:styleId="682" w:customStyle="1">
+  <w:style w:type="character" w:styleId="889" w:customStyle="1">
     <w:name w:val="Заголовок 4 Знак"/>
-    <w:basedOn w:val="676"/>
-    <w:link w:val="670"/>
+    <w:basedOn w:val="883"/>
+    <w:link w:val="877"/>
     <w:uiPriority w:val="9"/>
     <w:semiHidden/>
     <w:pPr>
@@ -33540,10 +34274,10 @@
       <w:sz w:val="28"/>
     </w:rPr>
   </w:style>
-  <w:style w:type="character" w:styleId="683" w:customStyle="1">
+  <w:style w:type="character" w:styleId="890" w:customStyle="1">
     <w:name w:val="Заголовок 5 Знак"/>
-    <w:basedOn w:val="676"/>
-    <w:link w:val="671"/>
+    <w:basedOn w:val="883"/>
+    <w:link w:val="878"/>
     <w:uiPriority w:val="9"/>
     <w:semiHidden/>
     <w:pPr>
@@ -33557,10 +34291,10 @@
       <w:sz w:val="28"/>
     </w:rPr>
   </w:style>
-  <w:style w:type="character" w:styleId="684" w:customStyle="1">
+  <w:style w:type="character" w:styleId="891" w:customStyle="1">
     <w:name w:val="Заголовок 6 Знак"/>
-    <w:basedOn w:val="676"/>
-    <w:link w:val="672"/>
+    <w:basedOn w:val="883"/>
+    <w:link w:val="879"/>
     <w:uiPriority w:val="9"/>
     <w:semiHidden/>
     <w:pPr>
@@ -33576,10 +34310,10 @@
       <w:sz w:val="28"/>
     </w:rPr>
   </w:style>
-  <w:style w:type="character" w:styleId="685" w:customStyle="1">
+  <w:style w:type="character" w:styleId="892" w:customStyle="1">
     <w:name w:val="Заголовок 7 Знак"/>
-    <w:basedOn w:val="676"/>
-    <w:link w:val="673"/>
+    <w:basedOn w:val="883"/>
+    <w:link w:val="880"/>
     <w:uiPriority w:val="9"/>
     <w:semiHidden/>
     <w:pPr>
@@ -33593,10 +34327,10 @@
       <w:sz w:val="28"/>
     </w:rPr>
   </w:style>
-  <w:style w:type="character" w:styleId="686" w:customStyle="1">
+  <w:style w:type="character" w:styleId="893" w:customStyle="1">
     <w:name w:val="Заголовок 8 Знак"/>
-    <w:basedOn w:val="676"/>
-    <w:link w:val="674"/>
+    <w:basedOn w:val="883"/>
+    <w:link w:val="881"/>
     <w:uiPriority w:val="9"/>
     <w:semiHidden/>
     <w:pPr>
@@ -33612,10 +34346,10 @@
       <w:sz w:val="28"/>
     </w:rPr>
   </w:style>
-  <w:style w:type="character" w:styleId="687" w:customStyle="1">
+  <w:style w:type="character" w:styleId="894" w:customStyle="1">
     <w:name w:val="Заголовок 9 Знак"/>
-    <w:basedOn w:val="676"/>
-    <w:link w:val="675"/>
+    <w:basedOn w:val="883"/>
+    <w:link w:val="882"/>
     <w:uiPriority w:val="9"/>
     <w:semiHidden/>
     <w:pPr>
@@ -33629,11 +34363,11 @@
       <w:sz w:val="28"/>
     </w:rPr>
   </w:style>
-  <w:style w:type="paragraph" w:styleId="688">
+  <w:style w:type="paragraph" w:styleId="895">
     <w:name w:val="Title"/>
-    <w:basedOn w:val="666"/>
-    <w:next w:val="666"/>
-    <w:link w:val="689"/>
+    <w:basedOn w:val="873"/>
+    <w:next w:val="873"/>
+    <w:link w:val="896"/>
     <w:uiPriority w:val="10"/>
     <w:qFormat/>
     <w:pPr>
@@ -33657,10 +34391,10 @@
       <w14:ligatures w14:val="standardContextual"/>
     </w:rPr>
   </w:style>
-  <w:style w:type="character" w:styleId="689" w:customStyle="1">
+  <w:style w:type="character" w:styleId="896" w:customStyle="1">
     <w:name w:val="Заголовок Знак"/>
-    <w:basedOn w:val="676"/>
-    <w:link w:val="688"/>
+    <w:basedOn w:val="883"/>
+    <w:link w:val="895"/>
     <w:uiPriority w:val="10"/>
     <w:pPr>
       <w:pBdr/>
@@ -33674,11 +34408,11 @@
       <w:szCs w:val="56"/>
     </w:rPr>
   </w:style>
-  <w:style w:type="paragraph" w:styleId="690">
+  <w:style w:type="paragraph" w:styleId="897">
     <w:name w:val="Subtitle"/>
-    <w:basedOn w:val="666"/>
-    <w:next w:val="666"/>
-    <w:link w:val="691"/>
+    <w:basedOn w:val="873"/>
+    <w:next w:val="873"/>
+    <w:link w:val="898"/>
     <w:uiPriority w:val="11"/>
     <w:qFormat/>
     <w:pPr>
@@ -33705,10 +34439,10 @@
       <w14:ligatures w14:val="standardContextual"/>
     </w:rPr>
   </w:style>
-  <w:style w:type="character" w:styleId="691" w:customStyle="1">
+  <w:style w:type="character" w:styleId="898" w:customStyle="1">
     <w:name w:val="Подзаголовок Знак"/>
-    <w:basedOn w:val="676"/>
-    <w:link w:val="690"/>
+    <w:basedOn w:val="883"/>
+    <w:link w:val="897"/>
     <w:uiPriority w:val="11"/>
     <w:pPr>
       <w:pBdr/>
@@ -33723,11 +34457,11 @@
       <w:szCs w:val="28"/>
     </w:rPr>
   </w:style>
-  <w:style w:type="paragraph" w:styleId="692">
+  <w:style w:type="paragraph" w:styleId="899">
     <w:name w:val="Quote"/>
-    <w:basedOn w:val="666"/>
-    <w:next w:val="666"/>
-    <w:link w:val="693"/>
+    <w:basedOn w:val="873"/>
+    <w:next w:val="873"/>
+    <w:link w:val="900"/>
     <w:uiPriority w:val="29"/>
     <w:qFormat/>
     <w:pPr>
@@ -33753,10 +34487,10 @@
       <w14:ligatures w14:val="standardContextual"/>
     </w:rPr>
   </w:style>
-  <w:style w:type="character" w:styleId="693" w:customStyle="1">
+  <w:style w:type="character" w:styleId="900" w:customStyle="1">
     <w:name w:val="Цитата 2 Знак"/>
-    <w:basedOn w:val="676"/>
-    <w:link w:val="692"/>
+    <w:basedOn w:val="883"/>
+    <w:link w:val="899"/>
     <w:uiPriority w:val="29"/>
     <w:pPr>
       <w:pBdr/>
@@ -33771,9 +34505,9 @@
       <w:sz w:val="28"/>
     </w:rPr>
   </w:style>
-  <w:style w:type="paragraph" w:styleId="694">
+  <w:style w:type="paragraph" w:styleId="901">
     <w:name w:val="List Paragraph"/>
-    <w:basedOn w:val="666"/>
+    <w:basedOn w:val="873"/>
     <w:uiPriority w:val="34"/>
     <w:qFormat/>
     <w:pPr>
@@ -33796,9 +34530,9 @@
       <w14:ligatures w14:val="standardContextual"/>
     </w:rPr>
   </w:style>
-  <w:style w:type="character" w:styleId="695">
+  <w:style w:type="character" w:styleId="902">
     <w:name w:val="Intense Emphasis"/>
-    <w:basedOn w:val="676"/>
+    <w:basedOn w:val="883"/>
     <w:uiPriority w:val="21"/>
     <w:qFormat/>
     <w:pPr>
@@ -33812,11 +34546,11 @@
       <w:color w:val="2f5496" w:themeColor="accent1" w:themeShade="BF"/>
     </w:rPr>
   </w:style>
-  <w:style w:type="paragraph" w:styleId="696">
+  <w:style w:type="paragraph" w:styleId="903">
     <w:name w:val="Intense Quote"/>
-    <w:basedOn w:val="666"/>
-    <w:next w:val="666"/>
-    <w:link w:val="697"/>
+    <w:basedOn w:val="873"/>
+    <w:next w:val="873"/>
+    <w:link w:val="904"/>
     <w:uiPriority w:val="30"/>
     <w:qFormat/>
     <w:pPr>
@@ -33842,10 +34576,10 @@
       <w14:ligatures w14:val="standardContextual"/>
     </w:rPr>
   </w:style>
-  <w:style w:type="character" w:styleId="697" w:customStyle="1">
+  <w:style w:type="character" w:styleId="904" w:customStyle="1">
     <w:name w:val="Выделенная цитата Знак"/>
-    <w:basedOn w:val="676"/>
-    <w:link w:val="696"/>
+    <w:basedOn w:val="883"/>
+    <w:link w:val="903"/>
     <w:uiPriority w:val="30"/>
     <w:pPr>
       <w:pBdr/>
@@ -33860,9 +34594,9 @@
       <w:sz w:val="28"/>
     </w:rPr>
   </w:style>
-  <w:style w:type="character" w:styleId="698">
+  <w:style w:type="character" w:styleId="905">
     <w:name w:val="Intense Reference"/>
-    <w:basedOn w:val="676"/>
+    <w:basedOn w:val="883"/>
     <w:uiPriority w:val="32"/>
     <w:qFormat/>
     <w:pPr>
